--- a/klagomål/A 14896-2026 FSC-klagomål.docx
+++ b/klagomål/A 14896-2026 FSC-klagomål.docx
@@ -2106,7 +2106,7 @@
     <w:r>
       <w:tab/>
       <w:tab/>
-      <w:t>2026-03-27</w:t>
+      <w:t>2026-03-28</w:t>
       <w:br/>
       <w:br/>
     </w:r>

--- a/klagomål/A 14896-2026 FSC-klagomål.docx
+++ b/klagomål/A 14896-2026 FSC-klagomål.docx
@@ -2106,7 +2106,7 @@
     <w:r>
       <w:tab/>
       <w:tab/>
-      <w:t>2026-03-28</w:t>
+      <w:t>2026-03-29</w:t>
       <w:br/>
       <w:br/>
     </w:r>

--- a/klagomål/A 14896-2026 FSC-klagomål.docx
+++ b/klagomål/A 14896-2026 FSC-klagomål.docx
@@ -2106,7 +2106,7 @@
     <w:r>
       <w:tab/>
       <w:tab/>
-      <w:t>2026-03-29</w:t>
+      <w:t>2026-03-30</w:t>
       <w:br/>
       <w:br/>
     </w:r>

--- a/klagomål/A 14896-2026 FSC-klagomål.docx
+++ b/klagomål/A 14896-2026 FSC-klagomål.docx
@@ -2106,7 +2106,7 @@
     <w:r>
       <w:tab/>
       <w:tab/>
-      <w:t>2026-03-30</w:t>
+      <w:t>2026-03-31</w:t>
       <w:br/>
       <w:br/>
     </w:r>

--- a/klagomål/A 14896-2026 FSC-klagomål.docx
+++ b/klagomål/A 14896-2026 FSC-klagomål.docx
@@ -2106,7 +2106,7 @@
     <w:r>
       <w:tab/>
       <w:tab/>
-      <w:t>2026-03-31</w:t>
+      <w:t>2026-04-01</w:t>
       <w:br/>
       <w:br/>
     </w:r>

--- a/klagomål/A 14896-2026 FSC-klagomål.docx
+++ b/klagomål/A 14896-2026 FSC-klagomål.docx
@@ -2106,7 +2106,7 @@
     <w:r>
       <w:tab/>
       <w:tab/>
-      <w:t>2026-04-01</w:t>
+      <w:t>2026-04-02</w:t>
       <w:br/>
       <w:br/>
     </w:r>

--- a/klagomål/A 14896-2026 FSC-klagomål.docx
+++ b/klagomål/A 14896-2026 FSC-klagomål.docx
@@ -2106,7 +2106,7 @@
     <w:r>
       <w:tab/>
       <w:tab/>
-      <w:t>2026-04-02</w:t>
+      <w:t>2026-04-03</w:t>
       <w:br/>
       <w:br/>
     </w:r>

--- a/klagomål/A 14896-2026 FSC-klagomål.docx
+++ b/klagomål/A 14896-2026 FSC-klagomål.docx
@@ -2106,7 +2106,7 @@
     <w:r>
       <w:tab/>
       <w:tab/>
-      <w:t>2026-04-03</w:t>
+      <w:t>2026-04-04</w:t>
       <w:br/>
       <w:br/>
     </w:r>

--- a/klagomål/A 14896-2026 FSC-klagomål.docx
+++ b/klagomål/A 14896-2026 FSC-klagomål.docx
@@ -2106,7 +2106,7 @@
     <w:r>
       <w:tab/>
       <w:tab/>
-      <w:t>2026-04-04</w:t>
+      <w:t>2026-04-05</w:t>
       <w:br/>
       <w:br/>
     </w:r>

--- a/klagomål/A 14896-2026 FSC-klagomål.docx
+++ b/klagomål/A 14896-2026 FSC-klagomål.docx
@@ -2106,7 +2106,7 @@
     <w:r>
       <w:tab/>
       <w:tab/>
-      <w:t>2026-04-05</w:t>
+      <w:t>2026-04-06</w:t>
       <w:br/>
       <w:br/>
     </w:r>

--- a/klagomål/A 14896-2026 FSC-klagomål.docx
+++ b/klagomål/A 14896-2026 FSC-klagomål.docx
@@ -2214,7 +2214,7 @@
     <w:r>
       <w:tab/>
       <w:tab/>
-      <w:t>2026-06-15</w:t>
+      <w:t>2026-06-16</w:t>
       <w:br/>
       <w:br/>
     </w:r>

--- a/klagomål/A 14896-2026 FSC-klagomål.docx
+++ b/klagomål/A 14896-2026 FSC-klagomål.docx
@@ -2214,7 +2214,7 @@
     <w:r>
       <w:tab/>
       <w:tab/>
-      <w:t>2026-06-16</w:t>
+      <w:t>2026-06-17</w:t>
       <w:br/>
       <w:br/>
     </w:r>

--- a/klagomål/A 14896-2026 FSC-klagomål.docx
+++ b/klagomål/A 14896-2026 FSC-klagomål.docx
@@ -1,6 +1,6 @@
 
 <file path=word/document.xml><?xml version="1.0" encoding="utf-8"?>
-<w:document xmlns:wpc="http://schemas.microsoft.com/office/word/2010/wordprocessingCanvas" xmlns:cx="http://schemas.microsoft.com/office/drawing/2014/chartex" xmlns:cx1="http://schemas.microsoft.com/office/drawing/2015/9/8/chartex" xmlns:cx2="http://schemas.microsoft.com/office/drawing/2015/10/21/chartex" xmlns:cx3="http://schemas.microsoft.com/office/drawing/2016/5/9/chartex" xmlns:cx4="http://schemas.microsoft.com/office/drawing/2016/5/10/chartex" xmlns:cx5="http://schemas.microsoft.com/office/drawing/2016/5/11/chartex" xmlns:cx6="http://schemas.microsoft.com/office/drawing/2016/5/12/chartex" xmlns:cx7="http://schemas.microsoft.com/office/drawing/2016/5/13/chartex" xmlns:cx8="http://schemas.microsoft.com/office/drawing/2016/5/14/chartex" xmlns:mc="http://schemas.openxmlformats.org/markup-compatibility/2006" xmlns:aink="http://schemas.microsoft.com/office/drawing/2016/ink" xmlns:am3d="http://schemas.microsoft.com/office/drawing/2017/model3d" xmlns:o="urn:schemas-microsoft-com:office:office" xmlns:oel="http://schemas.microsoft.com/office/2019/extlst" xmlns:r="http://schemas.openxmlformats.org/officeDocument/2006/relationships" xmlns:m="http://schemas.openxmlformats.org/officeDocument/2006/math" xmlns:v="urn:schemas-microsoft-com:vml" xmlns:wp14="http://schemas.microsoft.com/office/word/2010/wordprocessingDrawing" xmlns:wp="http://schemas.openxmlformats.org/drawingml/2006/wordprocessingDrawing" xmlns:w10="urn:schemas-microsoft-com:office:word" xmlns:w="http://schemas.openxmlformats.org/wordprocessingml/2006/main" xmlns:w14="http://schemas.microsoft.com/office/word/2010/wordml" xmlns:w15="http://schemas.microsoft.com/office/word/2012/wordml" xmlns:w16cex="http://schemas.microsoft.com/office/word/2018/wordml/cex" xmlns:w16cid="http://schemas.microsoft.com/office/word/2016/wordml/cid" xmlns:w16="http://schemas.microsoft.com/office/word/2018/wordml" xmlns:w16sdtdh="http://schemas.microsoft.com/office/word/2020/wordml/sdtdatahash" xmlns:w16se="http://schemas.microsoft.com/office/word/2015/wordml/symex" xmlns:wpg="http://schemas.microsoft.com/office/word/2010/wordprocessingGroup" xmlns:wpi="http://schemas.microsoft.com/office/word/2010/wordprocessingInk" xmlns:wne="http://schemas.microsoft.com/office/word/2006/wordml" xmlns:wps="http://schemas.microsoft.com/office/word/2010/wordprocessingShape" mc:Ignorable="w14 w15 w16se w16cid w16 w16cex w16sdtdh wp14">
+<w:document xmlns:wpc="http://schemas.microsoft.com/office/word/2010/wordprocessingCanvas" xmlns:cx="http://schemas.microsoft.com/office/drawing/2014/chartex" xmlns:cx1="http://schemas.microsoft.com/office/drawing/2015/9/8/chartex" xmlns:cx2="http://schemas.microsoft.com/office/drawing/2015/10/21/chartex" xmlns:cx3="http://schemas.microsoft.com/office/drawing/2016/5/9/chartex" xmlns:cx4="http://schemas.microsoft.com/office/drawing/2016/5/10/chartex" xmlns:cx5="http://schemas.microsoft.com/office/drawing/2016/5/11/chartex" xmlns:cx6="http://schemas.microsoft.com/office/drawing/2016/5/12/chartex" xmlns:cx7="http://schemas.microsoft.com/office/drawing/2016/5/13/chartex" xmlns:cx8="http://schemas.microsoft.com/office/drawing/2016/5/14/chartex" xmlns:mc="http://schemas.openxmlformats.org/markup-compatibility/2006" xmlns:aink="http://schemas.microsoft.com/office/drawing/2016/ink" xmlns:am3d="http://schemas.microsoft.com/office/drawing/2017/model3d" xmlns:o="urn:schemas-microsoft-com:office:office" xmlns:oel="http://schemas.microsoft.com/office/2019/extlst" xmlns:r="http://schemas.openxmlformats.org/officeDocument/2006/relationships" xmlns:m="http://schemas.openxmlformats.org/officeDocument/2006/math" xmlns:v="urn:schemas-microsoft-com:vml" xmlns:wp14="http://schemas.microsoft.com/office/word/2010/wordprocessingDrawing" xmlns:wp="http://schemas.openxmlformats.org/drawingml/2006/wordprocessingDrawing" xmlns:w10="urn:schemas-microsoft-com:office:word" xmlns:w="http://schemas.openxmlformats.org/wordprocessingml/2006/main" xmlns:w14="http://schemas.microsoft.com/office/word/2010/wordml" xmlns:w15="http://schemas.microsoft.com/office/word/2012/wordml" xmlns:w16cex="http://schemas.microsoft.com/office/word/2018/wordml/cex" xmlns:w16cid="http://schemas.microsoft.com/office/word/2016/wordml/cid" xmlns:w16="http://schemas.microsoft.com/office/word/2018/wordml" xmlns:w16du="http://schemas.microsoft.com/office/word/2023/wordml/word16du" xmlns:w16sdtdh="http://schemas.microsoft.com/office/word/2020/wordml/sdtdatahash" xmlns:w16sdtfl="http://schemas.microsoft.com/office/word/2024/wordml/sdtformatlock" xmlns:w16se="http://schemas.microsoft.com/office/word/2015/wordml/symex" xmlns:wpg="http://schemas.microsoft.com/office/word/2010/wordprocessingGroup" xmlns:wpi="http://schemas.microsoft.com/office/word/2010/wordprocessingInk" xmlns:wne="http://schemas.microsoft.com/office/word/2006/wordml" xmlns:wps="http://schemas.microsoft.com/office/word/2010/wordprocessingShape" mc:Ignorable="w14 w15 w16se w16cid w16 w16cex w16sdtdh w16sdtfl w16du wp14">
   <w:body>
     <w:p>
       <w:r>
@@ -168,7 +168,7 @@
     </w:p>
     <w:p>
       <w:r>
-        <w:t>Detta dokument behandlar höga naturvärden i avverkningsanmälan A 14896-2026 i Vilhelmina kommun. Denna avverkningsanmälan inkom 2026-03-23 00:00:00 och omfattar 171,5 ha.</w:t>
+        <w:t>Detta dokument behandlar höga naturvärden i avverkningsanmälan A 14896-2026 i Vilhelmina kommun som inkom 2026-03-23 och omfattar 171,5 ha.</w:t>
       </w:r>
     </w:p>
     <w:p>
@@ -191,12 +191,15 @@
     </w:p>
     <w:p>
       <w:r>
-        <w:t>I avverkningsanmälan har följande 38 naturvårdsarter hittats: blackticka (VU), grantickeporing (VU), liten sotlav (VU), mörk blåslav (VU), rynkskinn (VU), tajgaskinn (VU), brunpudrad nållav (NT), doftskinn (NT), gammelgransskål (NT), garnlav (NT), granticka (NT), gränsticka (NT), harticka (NT), järpe (NT, §4), knottrig blåslav (NT), mörk kolflarnlav (NT), rosenticka (NT), rödbrun blekspik (NT), skrovellav (NT), spillkråka (NT, §4), stjärntagging (NT), talltita (NT, §4), tretåig hackspett (NT, §4), ullticka (NT), vedskivlav (NT), vitgrynig nållav (NT), vitskaftad svartspik (NT), blodticka (S), bårdlav (S), luddlav (S), mörk husmossa (S), norrlandslav (S), sotlav (S), spindelblomster (S, §8), stuplav (S), trådticka (S), vedticka (S) och ögonpyrola (S). Av dessa är 27 rödlistade. För rödlistade arter har rödlistekategorin angivits inom parentes. Arter som är signalarter enligt Skogsstyrelsen har markerats med (S). För fridlysta arter anges även paragrafen i Artskyddsförordningen som arten är fridlyst enligt.</w:t>
-      </w:r>
-    </w:p>
-    <w:p>
-      <w:r>
-        <w:t>De påträffade naturvårdsarterna är ett tydligt kvitto på att detta rör sig om en skog med höga naturvärden. I Figur 1 visas en karta över det avverkningsanmälda området, där samtliga fyndplatser för naturvårdsarter som finns registrerade på Artportalen har markerats.</w:t>
+        <w:t>I och inom 23 meter från avverkningsanmälan har följande 41 naturvårdsarter hittats: blackticka (VU), garnlav (VU, T), grantickeporing (VU), gränsticka (VU, T), liten sotlav (VU, T), mörk blåslav (VU, T), tajgaskinn (VU), vitskaftad svartspik (VU, T), brunpudrad nållav (NT, T), doftskinn (NT, T), dvärgbägarlav (NT, T), gammelgransskål (NT, T), harticka (NT, T), knottrig blåslav (NT, T), lavskrika (NT, T, §4), mörk kolflarnlav (NT), rosenticka (NT, T), rynkskinn (NT, T), rödbrun blekspik (NT, T), skrovellav (NT, T), stjärntagging (NT, T), talltita (NT, §4), tretåig hackspett (NT, T, §4), ullticka (NT, T), vedskivlav (NT, T), vitgrynig nållav (NT), blodticka (S, T), bårdlav (S, T), källpraktmossa (S, T), luddlav (S, T), mörk husmossa (S, T), norrlandslav (S, T), sotlav (S, T), spindelblomster (S, T, §8), stuplav (S, T), trådticka (S, T), vedticka (S, T), ögonpyrola (S, T), järpe (T, §4), spillkråka (T, §4) och kungsfågel (§4). Av dessa är 26 rödlistade. För rödlistade arter har rödlistekategorin angivits inom parentes. Arter som är signalarter enligt Skogsstyrelsen har markerats med (S). Typiska arter inom Natura 2000 som är kopplade till skogsekosystem har markerats med (T). För fridlysta arter anges även paragrafen i Artskyddsförordningen som arten är fridlyst enligt.</w:t>
+      </w:r>
+    </w:p>
+    <w:p>
+      <w:r>
+        <w:t>De påträffade naturvårdsarterna är ett tydligt kvitto på att det rör sig om en skog med höga naturvärden.</w:t>
+      </w:r>
+      <w:r>
+        <w:t xml:space="preserve"> I Figur 1 visas fyndplatser för naturvårdsarter i området, som finns registrerade på Artportalen.</w:t>
       </w:r>
     </w:p>
     <w:p>
@@ -206,7 +209,7 @@
       <w:r>
         <w:drawing>
           <wp:inline xmlns:a="http://schemas.openxmlformats.org/drawingml/2006/main" xmlns:pic="http://schemas.openxmlformats.org/drawingml/2006/picture">
-            <wp:extent cx="5486400" cy="3629255"/>
+            <wp:extent cx="5239658" cy="5688000"/>
             <wp:docPr id="1" name="Picture 1"/>
             <wp:cNvGraphicFramePr>
               <a:graphicFrameLocks noChangeAspect="1"/>
@@ -227,7 +230,7 @@
                   <pic:spPr>
                     <a:xfrm>
                       <a:off x="0" y="0"/>
-                      <a:ext cx="5486400" cy="3629255"/>
+                      <a:ext cx="5239658" cy="5688000"/>
                     </a:xfrm>
                     <a:prstGeom prst="rect"/>
                   </pic:spPr>
@@ -241,16 +244,204 @@
     <w:p>
       <w:pPr>
         <w:pStyle w:val="Caption"/>
+        <w:spacing w:after="240"/>
       </w:pPr>
       <w:r>
-        <w:t>Figur 1. Fyndplatser för naturvårdsarter i det avverkningsanmälda området (röd linje). Markörer utan svart kant är placerade på fyndplatsen. Markörer med svart kant är placerade vid sidan av fyndplatsen och har ett svart streck som visar fyndplatsens exakta position. Kartans mittpunktskoordinat är N 7229554, E 539050 i SWEREF 99 TM.</w:t>
-      </w:r>
-    </w:p>
-    <w:p>
+        <w:t>Figur 1. Fyndplatser för naturvårdsarter i och inom 23 meter från avverkningsanmälan (röd linje). Markörer utan svart kant är placerade på fyndplatsen. Markörer med svart kant är placerade vid sidan av fyndplatsen och har ett svart streck som visar fyndplatsens exakta position. Kartans mittpunktskoordinat är N 7229554, E 539050 i SWEREF 99 TM.</w:t>
+      </w:r>
+    </w:p>
+    <w:p>
+      <w:pPr>
+        <w:pStyle w:val="Heading2"/>
+      </w:pPr>
+      <w:r>
+        <w:t>Fridlysta arter</w:t>
+      </w:r>
+    </w:p>
+    <w:p>
+      <w:r>
+        <w:t>Följande fridlysta arter har sina livsmiljöer och växtplatser i den avverkningsanmälda skogen: lavskrika (NT, T, §4), talltita (NT, §4), tretåig hackspett (NT, T, §4), spindelblomster (S, T, §8), järpe (T, §4), spillkråka (T, §4) och kungsfågel (§4).</w:t>
+      </w:r>
+    </w:p>
+    <w:p>
+      <w:r>
+        <w:t xml:space="preserve">Observera att medlemsländerna är skyldiga att agera i enlighet med EU:s fågeldirektiv där det uttryckligen står att direktivet gäller för fåglar samt för deras ägg, bon och </w:t>
+      </w:r>
       <w:r>
         <w:rPr>
           <w:b/>
         </w:rPr>
+        <w:t xml:space="preserve">livsmiljöer </w:t>
+      </w:r>
+      <w:r>
+        <w:t>(artikel 1). Vidare att de åtgärder som vidtas inte får leda till en försämring av den nuvarande situationen beträffande bevarandet av de fågelarter som avses i artikel 1 (artikel 13). Fågeldirektivet är styrande för tillsynsansvariga myndigheters ärendehantering, ställningstaganden och beslutsfattande.</w:t>
+      </w:r>
+    </w:p>
+    <w:p>
+      <w:r>
+        <w:rPr>
+          <w:b/>
+        </w:rPr>
+        <w:t>Järpe (§4)</w:t>
+      </w:r>
+      <w:r>
+        <w:t xml:space="preserve">, som är upptagen i bilaga 1 och 2 EU:s fågeldirektiv, är mycket stationär inom sitt revir som är minst 25 hektar stort. Livsmiljöerna utgörs av tät barrskog med inblandning av lövträd och en väl utvecklad flerskiktad struktur med bärris och yngre eller undertryckta, täta granar i ett lägre skikt, ofta utmed bäckar och åar inne i den skyddande granskogen. Den överlever inte om dess livsmiljö kalavverkas och är även känslig för röjning, gallring och avverkning där unga granar och lövträd inte sparas i tillräcklig omfattning. Arten finns i sammanhängande grandominerad skog över hela Sverige men förekomsterna är betydligt glesare i Götaland än i övriga landet. Järpe är typisk art för </w:t>
+      </w:r>
+      <w:r>
+        <w:rPr>
+          <w:i/>
+        </w:rPr>
+        <w:t xml:space="preserve">9010 Taiga, 9080 Lövsumpskog </w:t>
+      </w:r>
+      <w:r>
+        <w:t xml:space="preserve">och </w:t>
+      </w:r>
+      <w:r>
+        <w:rPr>
+          <w:i/>
+        </w:rPr>
+        <w:t xml:space="preserve">9740 Skogsbevuxen myr </w:t>
+      </w:r>
+      <w:r>
+        <w:t>(SLU Artdatabanken, 2026).</w:t>
+      </w:r>
+    </w:p>
+    <w:p>
+      <w:r>
+        <w:rPr>
+          <w:b/>
+        </w:rPr>
+        <w:t>Lavskrika (NT, §4)</w:t>
+      </w:r>
+      <w:r>
+        <w:t xml:space="preserve"> är rödlistad som nära hotad och fridlyst enligt 4§ artskyddsförordningen. Den har minskat med 20 (10–30) % under de senaste 15 åren och minskningstakten bedöms vara nära gränsvärdet för sårbar (VU). Lavskrikan är en mycket stationär fågel, som häckar i äldre, slutna och hänglavsrika barrskogar. Nyckelfaktorer är flerskiktad skog med rik undervegetation samt riklig förekomst av hänglavar. Reviren är livslånga med hemområden som varierar mellan 50 och 150 ha. Inom ett revir av hög kvalitet finns det som regel ett eller flera kärnområden (1–20 ha) med relativt tät flerskiktad granskog. Arten missgynnas när flerskiktad skog omförs till enskiktade bestånd och även röjning och hård gallring är starkt negativt. Lavskrikan har relativt stora hemområden och försvinner när den äldre skogen fragmenteras, särskilt allvarligt är när kärnområdena avverkas. Den försvinner successivt framför allt vid dess utbredningsgränser och populationen har minskat kontinuerligt under 2000-talet. Lavskrika är typisk art för </w:t>
+      </w:r>
+      <w:r>
+        <w:rPr>
+          <w:i/>
+        </w:rPr>
+        <w:t>9010 Taiga</w:t>
+      </w:r>
+      <w:r>
+        <w:t xml:space="preserve"> (SLU Artdatabanken, 2026; Skogsstyrelsen 2016).</w:t>
+      </w:r>
+    </w:p>
+    <w:p>
+      <w:r>
+        <w:rPr>
+          <w:b/>
+        </w:rPr>
+        <w:t>Spillkråka (§4)</w:t>
+      </w:r>
+      <w:r>
+        <w:t xml:space="preserve"> omfattas av bilaga 1 i EU:s fågeldirektiv och är typisk art för </w:t>
+      </w:r>
+      <w:r>
+        <w:rPr>
+          <w:i/>
+        </w:rPr>
+        <w:t xml:space="preserve">9010 Taiga </w:t>
+      </w:r>
+      <w:r>
+        <w:t>och</w:t>
+      </w:r>
+      <w:r>
+        <w:rPr>
+          <w:i/>
+        </w:rPr>
+        <w:t xml:space="preserve"> 9740 Skogsbevuxen myr</w:t>
+      </w:r>
+      <w:r>
+        <w:t>. Den behöver grova träd, främst tall, asp och bok som boträd. Skogsbruk med korta omloppstider och täta, homogena ungskogar utgör det största hotet. Spillkråka är en nyckelart i skogliga miljöer vars övergivna bohål utnyttjas av flera andra hålhäckande fågelarter och fladdermöss, däribland pärluggla (EN, §4), knipa (§4), salskrake (§4) och skogsduva (§4). Hökuggla (VU, §4) och slaguggla (§4) häckar ofta i högstubbar som brutits av i höjd med ett gammalt spillkråkebo (SLU Artdatabanken, 2026; Skogsstyrelsen, 2016).</w:t>
+      </w:r>
+    </w:p>
+    <w:p>
+      <w:r>
+        <w:rPr>
+          <w:b/>
+        </w:rPr>
+        <w:t>Spindelblomster (§8)</w:t>
+      </w:r>
+      <w:r>
+        <w:t xml:space="preserve"> växer i äldre mossrik granskog eller barrblandskog, men även i fjällbjörkskog. Arten indikerar långvarig trädkontinuitet och hög luftfuktighet och är mycket känslig för uttorkning och markskador. Spindelblomster har i många trakter minskat starkt under senare tid på grund av slutavverkningar och skogsmarksdikning. Spindelblomster är typisk art för </w:t>
+      </w:r>
+      <w:r>
+        <w:rPr>
+          <w:i/>
+        </w:rPr>
+        <w:t xml:space="preserve">9010 Taiga, 9050 Näringsrik granskog </w:t>
+      </w:r>
+      <w:r>
+        <w:t>och</w:t>
+      </w:r>
+      <w:r>
+        <w:rPr>
+          <w:i/>
+        </w:rPr>
+        <w:t xml:space="preserve"> 9040 Fjällbjörkskog</w:t>
+      </w:r>
+      <w:r>
+        <w:t xml:space="preserve"> (Nitare &amp; Skogsstyrelsen, 2019; SLU Artdatabanken, 2025).</w:t>
+      </w:r>
+    </w:p>
+    <w:p>
+      <w:r>
+        <w:rPr>
+          <w:b/>
+        </w:rPr>
+        <w:t>Talltita (NT, §4)</w:t>
+      </w:r>
+      <w:r>
+        <w:t>, rödlistad som nära hotad och prioriterad art i Skogsvårdslagen, har häckningsrevir i anmälan. Arten har minskat kraftigt de senaste 30 åren och minskningstakten innevarande 10-årsperiod beräknas till 20 (10–30) %. Talltitan är synnerligen trogen sitt cirka 15 hektar stora revir och är beroende av flerskiktade olikåldriga skogar för att kunna föda upp sina ungar. Talltitan försvinner om dess livsmiljö kalavverkas (Eggers &amp; Low, 2014; Ekman, 1979; Griesser et al, 2007; Klein, 2020; Siffczyk et al, 2003; SLU Artdatabanken, 2021).</w:t>
+      </w:r>
+    </w:p>
+    <w:p>
+      <w:r>
+        <w:rPr>
+          <w:b/>
+        </w:rPr>
+        <w:t>Tretåig hackspett (NT, §4)</w:t>
+      </w:r>
+      <w:r>
+        <w:t xml:space="preserve"> är rödlistad som nära hotad och ingår i bilaga 1 i EU:s fågeldirektiv. Tretåig hackspett är för sin överlevnad beroende av kontinuerlig tillförsel av äldre döende och död ved, som sker genom naturliga självgallringsprocesser i äldre grannaturskogar och barrblandade naturskogar. Om en skog genom skogsbruk gallras eller glesas ur så upphör och uteblir i stort sett den naturliga självgallringsprocessen för mycket lång tid framöver vilket omöjliggör upprätthållandet av den kontinuerliga ekologiska funktionen i ett område. Det finns studier som visar att naturskogens självgallringsprocess som den tretåiga hackspetten är beroende av, inte kan ersättas med efterlämnad hänsyn i skogsbruket (Imbeau &amp; Desrochers, 2002). Storleken på häckningsreviret varierar med skogstypen, förekomsten av död ved och graden av fragmentering, men är i allmänhet i storleksordningen 25–100 hektar. Vintertid krävs ofta betydligt större områden och det finns studier som antyder att arten behöver minst 100 hektar äldre skog. I områden med låg bonitet kan det behövas över 200 hektar lämpligt habitat för att ett par ska kunna reproducera sig. Områden med dokumenterad permanent förekomst i naturskogsmiljöer har vanligen så stora naturvärden att skogsbruk är olämpligt. Tretåig hackspett är typisk art för </w:t>
+      </w:r>
+      <w:r>
+        <w:rPr>
+          <w:i/>
+        </w:rPr>
+        <w:t xml:space="preserve">9010 Taiga, 9740 Skogsbevuxen myr, 9030 Landhöjningsskog </w:t>
+      </w:r>
+      <w:r>
+        <w:t xml:space="preserve">och </w:t>
+      </w:r>
+      <w:r>
+        <w:rPr>
+          <w:i/>
+        </w:rPr>
+        <w:t>9040 Fjällbjörkskog</w:t>
+      </w:r>
+      <w:r>
+        <w:t xml:space="preserve"> (Skogsstyrelsen, 2016; SLU Artdatabanken, 2024).</w:t>
+      </w:r>
+    </w:p>
+    <w:p>
+      <w:r>
+        <w:t>I BILAGA 1 finns mer detaljerad information om ekologi samt krav på livsmiljö hos fridlysta arter.</w:t>
+      </w:r>
+    </w:p>
+    <w:p>
+      <w:pPr>
+        <w:pStyle w:val="Heading2"/>
+      </w:pPr>
+      <w:r>
+        <w:t>Övriga naturvårdsarter</w:t>
+      </w:r>
+    </w:p>
+    <w:p>
+      <w:r>
+        <w:rPr>
+          <w:b/>
+        </w:rPr>
         <w:t>Blackticka (VU)</w:t>
       </w:r>
       <w:r>
@@ -369,6 +560,26 @@
         <w:rPr>
           <w:b/>
         </w:rPr>
+        <w:t>Dvärgbägarlav (NT)</w:t>
+      </w:r>
+      <w:r>
+        <w:t xml:space="preserve"> förekommer över hela Sverige på gammal hård ved, huvudsakligen på tall men i södra Sverige även på ek. Veden utgörs framförallt av grova stubbar, lågor och grenar. Substratet har blivit sällsyntare och nybildning av substrat sker bara i begränsad omfattning. Arten hotas av att grova lågor blir allt sällsyntare i dagens kulturskogar samt att nybildningen av lämpliga substrat går mycket långsamt. En riklig tillgång på gamla tall- eller eklågor måste säkerställas på artens lokaler. Dvärgbägarlav är typisk art för </w:t>
+      </w:r>
+      <w:r>
+        <w:rPr>
+          <w:i/>
+        </w:rPr>
+        <w:t>9010 Taiga</w:t>
+      </w:r>
+      <w:r>
+        <w:t xml:space="preserve"> (SLU Artdatabanken, 2024; Nitare &amp; Skogsstyrelsen, 2019).</w:t>
+      </w:r>
+    </w:p>
+    <w:p>
+      <w:r>
+        <w:rPr>
+          <w:b/>
+        </w:rPr>
         <w:t>Gammelgransskål (NT)</w:t>
       </w:r>
       <w:r>
@@ -418,37 +629,59 @@
         <w:rPr>
           <w:b/>
         </w:rPr>
-        <w:t>Granticka</w:t>
-      </w:r>
-      <w:r>
-        <w:t xml:space="preserve"> förekommer främst i äldre skogar med naturskogskaraktär, liksom i dimensionsavverkade och plockhuggna skogar. I äldre grannaturskog i norra Sverige är den alltjämt en förhållandevis vanlig karaktärsart, medan den längre söderut blir allt mer sällsynt. I Götaland och delar av Svealand är den en god signalart för skyddsvärda granskogsmiljöer. Arten bedöms ha minskat starkt under senare år på grund av skogsavverkningar, då den framför allt växer i äldre granskog med långvarig grankontinuitet. I urskogsliknande bestånd i norra Sverige kan ibland påträffas den mycket sällsynta tickan grantickeporing (VU), som lever på döda grantickor. Det som tidigare inbegripit grantickan har visat sig röra sig om två arter; tajgagranticka </w:t>
+        <w:t>Grantickeporing (VU)</w:t>
+      </w:r>
+      <w:r>
+        <w:t xml:space="preserve"> växer på murken ved och döda fruktkroppar av granticka och gränsticka (VU). Den förekommer i naturskogsliknade granskogar, gärna i fuktiga miljöer vid källbäckar och liknande. Avverkning av naturskogslika miljöer och av grova granar där grantickeporing förekommer är ett direkt hot mot artens fortlevnad. Gamla granskogar som hyser arten undantas helt från skogsbruk (SLU Artdatabanken, 2026).</w:t>
+      </w:r>
+    </w:p>
+    <w:p>
+      <w:r>
+        <w:rPr>
+          <w:b/>
+        </w:rPr>
+        <w:t>Gränsticka (VU)</w:t>
+      </w:r>
+      <w:r>
+        <w:t xml:space="preserve"> är en mycket bra signalart inom hela sitt utbredningsområde. Den är huvudsakligen knuten till restbestånd av barrnaturskog och förekommer med ett tydligt optimum i orörda eller måttligt påverkade gamla granskogar där det föreligger långvarig kontinuitet av grov död ved. Den totala populationen bedöms ha minskat och fortsätter att minska i takt med att grankontinuitetsskogar (äldre tidigare icke kalavverkade skogar) minskar i areal. Minskningstakten överstiger gränsvärdet för sårbar (VU). Lokaler som hyser arten bör undantas från skogsbruk, speciellt i mellersta och södra Sverige. Gränsticka är typisk art för </w:t>
       </w:r>
       <w:r>
         <w:rPr>
           <w:i/>
         </w:rPr>
-        <w:t>Porodaedalea abietis</w:t>
-      </w:r>
-      <w:r>
-        <w:t xml:space="preserve"> (LC) och </w:t>
+        <w:t>9010 Taiga</w:t>
+      </w:r>
+      <w:r>
+        <w:t xml:space="preserve"> (SLU Artdatabanken, 2026; Nitare &amp; Skogsstyrelsen, 2019).</w:t>
+      </w:r>
+    </w:p>
+    <w:p>
+      <w:r>
+        <w:rPr>
+          <w:b/>
+        </w:rPr>
+        <w:t>Harticka (NT)</w:t>
+      </w:r>
+      <w:r>
+        <w:t xml:space="preserve"> är normalt en mycket bra signalart för granskogar med höga naturvärden. Även när svampen påträffas i mer påverkade skogar är det nästan alltid fråga om skogsmiljöer i sena successionsstadier med höga naturvärden. Skogsskötselåtgärder på eller i omedelbar närhet av växtplatserna kan innebära ett hot mot arten. Harticka är typisk art för </w:t>
       </w:r>
       <w:r>
         <w:rPr>
           <w:i/>
         </w:rPr>
-        <w:t>Porodaedalea chrysoloma</w:t>
-      </w:r>
-      <w:r>
-        <w:t xml:space="preserve"> (DD). Den nordligare arten, tajgagranticka, bildar större fruktkroppar och har sin främsta förekomst i norra Sverige, medan den mer tunnköttiga arten, </w:t>
+        <w:t xml:space="preserve">9010 Taiga, 9050 Näringsrik granskog </w:t>
+      </w:r>
+      <w:r>
+        <w:t xml:space="preserve">och </w:t>
       </w:r>
       <w:r>
         <w:rPr>
           <w:i/>
         </w:rPr>
-        <w:t>P. chrysoloma</w:t>
-      </w:r>
-      <w:r>
-        <w:t>, förekommer i sydöstra Sverige och på Gotland (SLU Artdatabanken, 2026; Nitare &amp; Skogsstyrelsen, 2019).</w:t>
+        <w:t>9030 Landhöjningsskog</w:t>
+      </w:r>
+      <w:r>
+        <w:t xml:space="preserve"> (SLU Artdatabanken, 2024; Nitare &amp; Skogsstyrelsen, 2019).</w:t>
       </w:r>
     </w:p>
     <w:p>
@@ -456,10 +689,30 @@
         <w:rPr>
           <w:b/>
         </w:rPr>
-        <w:t>Grantickeporing (VU)</w:t>
-      </w:r>
-      <w:r>
-        <w:t xml:space="preserve"> växer på murken ved och döda fruktkroppar av granticka och gränsticka (VU). Den förekommer i naturskogsliknade granskogar, gärna i fuktiga miljöer vid källbäckar och liknande. Avverkning av naturskogslika miljöer och av grova granar där grantickeporing förekommer är ett direkt hot mot artens fortlevnad. Gamla granskogar som hyser arten undantas helt från skogsbruk (SLU Artdatabanken, 2026).</w:t>
+        <w:t>Knottrig blåslav (NT)</w:t>
+      </w:r>
+      <w:r>
+        <w:t xml:space="preserve"> har sin huvudutbredning i gamla granskogar i det övre barrskogsbältet mot fjällen. Den signalerar alltid höga naturvärden och växer i skogar med lång kontinuitet, mest i opåverkade naturskogsbestånd. Arten överlever inte en slutavverkning (inklusive hänsyn) och den finns idag enbart i kontinuitetsskog. Lavens fortsatta förekomst bör säkerställas genom att lokaler med äldre barrskog skyddas. Knottrig blåslav är typisk art för </w:t>
+      </w:r>
+      <w:r>
+        <w:rPr>
+          <w:i/>
+        </w:rPr>
+        <w:t xml:space="preserve">9010 Taiga </w:t>
+      </w:r>
+      <w:r>
+        <w:t>och</w:t>
+      </w:r>
+      <w:r>
+        <w:rPr>
+          <w:i/>
+        </w:rPr>
+        <w:t xml:space="preserve"> 9040 Fjällbjörkskog</w:t>
+      </w:r>
+    </w:p>
+    <w:p>
+      <w:r>
+        <w:t>(SLU Artdatabanken, 2024; Nitare &amp; Skogsstyrelsen, 2019).</w:t>
       </w:r>
     </w:p>
     <w:p>
@@ -467,79 +720,28 @@
         <w:rPr>
           <w:b/>
         </w:rPr>
-        <w:t>Gränsticka (VU)</w:t>
-      </w:r>
-      <w:r>
-        <w:t xml:space="preserve"> är en mycket bra signalart inom hela sitt utbredningsområde. Den är huvudsakligen knuten till restbestånd av barrnaturskog och förekommer med ett tydligt optimum i orörda eller måttligt påverkade gamla granskogar där det föreligger långvarig kontinuitet av grov död ved. Den totala populationen bedöms ha minskat och fortsätter att minska i takt med att grankontinuitetsskogar (äldre tidigare icke kalavverkade skogar) minskar i areal. Minskningstakten överstiger gränsvärdet för sårbar (VU). Lokaler som hyser arten bör undantas från skogsbruk, speciellt i mellersta och södra Sverige. Gränsticka är typisk art för </w:t>
+        <w:t xml:space="preserve">Källpraktmossa </w:t>
+      </w:r>
+      <w:r>
+        <w:t xml:space="preserve">växer på fuktig eller blöt, näringsrik och ofta mineralrik mark, t.ex. i sumpskogar. Den är en god signalart i södra och mellersta Sverige och förekommer ofta i artrika miljöer med t.ex. kärrkammossa, bågpraktmossa, filtrundmossa och skogshakmossa. Eftersom mängden våtmarker har reducerats kraftigt i södra Sverige under det senaste seklet har förekomsten av källpraktmossa troligen minskat i söder. Källpraktmossa är typisk art för </w:t>
       </w:r>
       <w:r>
         <w:rPr>
           <w:i/>
         </w:rPr>
-        <w:t>9010 Taiga</w:t>
-      </w:r>
-      <w:r>
-        <w:t xml:space="preserve"> (SLU Artdatabanken, 2026; Nitare &amp; Skogsstyrelsen, 2019).</w:t>
-      </w:r>
-    </w:p>
-    <w:p>
-      <w:r>
-        <w:rPr>
-          <w:b/>
-        </w:rPr>
-        <w:t>Harticka (NT)</w:t>
-      </w:r>
-      <w:r>
-        <w:t xml:space="preserve"> är normalt en mycket bra signalart för granskogar med höga naturvärden. Även när svampen påträffas i mer påverkade skogar är det nästan alltid fråga om skogsmiljöer i sena successionsstadier med höga naturvärden. Skogsskötselåtgärder på eller i omedelbar närhet av växtplatserna kan innebära ett hot mot arten. Harticka är typisk art för </w:t>
+        <w:t xml:space="preserve">7160 Källor och källkärr, 9750 Svämlövskog </w:t>
+      </w:r>
+      <w:r>
+        <w:t>och</w:t>
       </w:r>
       <w:r>
         <w:rPr>
           <w:i/>
         </w:rPr>
-        <w:t xml:space="preserve">9010 Taiga, 9050 Näringsrik granskog </w:t>
-      </w:r>
-      <w:r>
-        <w:t xml:space="preserve">och </w:t>
-      </w:r>
-      <w:r>
-        <w:rPr>
-          <w:i/>
-        </w:rPr>
-        <w:t>9030 Landhöjningsskog</w:t>
-      </w:r>
-      <w:r>
-        <w:t xml:space="preserve"> (SLU Artdatabanken, 2024; Nitare &amp; Skogsstyrelsen, 2019).</w:t>
-      </w:r>
-    </w:p>
-    <w:p>
-      <w:r>
-        <w:rPr>
-          <w:b/>
-        </w:rPr>
-        <w:t>Knottrig blåslav (NT)</w:t>
-      </w:r>
-      <w:r>
-        <w:t xml:space="preserve"> har sin huvudutbredning i gamla granskogar i det övre barrskogsbältet mot fjällen. Den signalerar alltid höga naturvärden och växer i skogar med lång kontinuitet, mest i opåverkade naturskogsbestånd. Arten överlever inte en slutavverkning (inklusive hänsyn) och den finns idag enbart i kontinuitetsskog. Lavens fortsatta förekomst bör säkerställas genom att lokaler med äldre barrskog skyddas. Knottrig blåslav är typisk art för </w:t>
-      </w:r>
-      <w:r>
-        <w:rPr>
-          <w:i/>
-        </w:rPr>
-        <w:t xml:space="preserve">9010 Taiga </w:t>
-      </w:r>
-      <w:r>
-        <w:t>och</w:t>
-      </w:r>
-      <w:r>
-        <w:rPr>
-          <w:i/>
-        </w:rPr>
-        <w:t xml:space="preserve"> 9040 Fjällbjörkskog</w:t>
-      </w:r>
-    </w:p>
-    <w:p>
-      <w:r>
-        <w:t>(SLU Artdatabanken, 2024; Nitare &amp; Skogsstyrelsen, 2019).</w:t>
+        <w:t xml:space="preserve"> 9080 Lövsumpskog </w:t>
+      </w:r>
+      <w:r>
+        <w:t>(Nitare &amp; Skogsstyrelsen, 2019; SLU Artdatabanken, 2025).</w:t>
       </w:r>
     </w:p>
     <w:p>
@@ -1138,26 +1340,68 @@
         <w:pStyle w:val="Heading1"/>
       </w:pPr>
       <w:r>
-        <w:t>Fridlysta arter</w:t>
-      </w:r>
-    </w:p>
-    <w:p>
-      <w:r>
-        <w:t>Följande fridlysta arter har sina livsmiljöer och växtplatser i den avverkningsanmälda skogen: järpe (NT, §4), spillkråka (NT, §4), talltita (NT, §4), tretåig hackspett (NT, §4) och spindelblomster (S, §8).</w:t>
-      </w:r>
-    </w:p>
-    <w:p>
-      <w:r>
-        <w:t xml:space="preserve">Observera att medlemsländerna är skyldiga att agera i enlighet med EU:s fågeldirektiv där det uttryckligen står att direktivet gäller för fåglar samt för deras ägg, bon och </w:t>
-      </w:r>
+        <w:t>Certifiering</w:t>
+      </w:r>
+    </w:p>
+    <w:p>
+      <w:pPr>
+        <w:pStyle w:val="Heading2"/>
+      </w:pPr>
+      <w:r>
+        <w:t>Ur FSC-standarden</w:t>
+      </w:r>
+    </w:p>
+    <w:p>
       <w:r>
         <w:rPr>
           <w:b/>
         </w:rPr>
+        <w:t xml:space="preserve">PRINCIP 1: LAGEFTERLEVNAD: </w:t>
+      </w:r>
+      <w:r>
+        <w:t>Certifikatsinnehavaren ska följa alla tillämpliga lagar, förordningar och nationellt ratificerade internationella avtal, konventioner och överenskommelser.</w:t>
+      </w:r>
+    </w:p>
+    <w:p>
+      <w:r>
+        <w:rPr>
+          <w:b/>
+        </w:rPr>
+        <w:t xml:space="preserve">1.3.1 </w:t>
+      </w:r>
+      <w:r>
+        <w:t>Tillämpliga lagar och föreskrifter för brukandet av skogen följs.</w:t>
+      </w:r>
+    </w:p>
+    <w:p>
+      <w:pPr>
+        <w:pStyle w:val="ListBullet"/>
+      </w:pPr>
+      <w:r>
+        <w:rPr>
+          <w:b/>
+          <w:i/>
+        </w:rPr>
+        <w:t xml:space="preserve">Kommentar: </w:t>
+      </w:r>
+      <w:r>
+        <w:t>I den avverkningsanmälda skogen har fridlysta arter sina livsmiljöer och växtplatser. Att skada de fridlysta arternas livsmiljöer, växtplatser eller ekologiska funktion är inte tillåtet enligt artskyddsförordningen.</w:t>
+      </w:r>
+      <w:r>
+        <w:rPr>
+          <w:i/>
+        </w:rPr>
+        <w:t xml:space="preserve"> EU:s medlemsländer och skogsbolag är skyldiga att agera i enlighet med EU:s fågeldirektiv där det uttryckligen står att direktivet gäller för fåglar samt för deras ägg, bon och </w:t>
+      </w:r>
+      <w:r>
+        <w:rPr>
+          <w:b/>
+          <w:i/>
+        </w:rPr>
         <w:t xml:space="preserve">livsmiljöer </w:t>
       </w:r>
       <w:r>
-        <w:t>(artikel 1). Vidare att de åtgärder som vidtas inte får leda till en försämring av den nuvarande situationen beträffande bevarandet av de fågelarter som avses i artikel 1 (artikel 13). Fågeldirektivet är styrande för tillsynsansvariga myndigheters ärendehantering, ställningstaganden och beslutsfattande.</w:t>
+        <w:t>(artikel 1). Vidare att de åtgärder som vidtas inte får leda till en försämring av den nuvarande situationen beträffande bevarandet av de fågelarter som avses i artikel 1 (artikel 13).</w:t>
       </w:r>
     </w:p>
     <w:p>
@@ -1165,28 +1409,47 @@
         <w:rPr>
           <w:b/>
         </w:rPr>
-        <w:t>Järpe (§4)</w:t>
-      </w:r>
-      <w:r>
-        <w:t xml:space="preserve">, som är upptagen i bilaga 1 och 2 EU:s fågeldirektiv, är mycket stationär inom sitt revir som är minst 25 hektar stort. Livsmiljöerna utgörs av tät barrskog med inblandning av lövträd och en väl utvecklad flerskiktad struktur med bärris och yngre eller undertryckta, täta granar i ett lägre skikt, ofta utmed bäckar och åar inne i den skyddande granskogen. Den överlever inte om dess livsmiljö kalavverkas och är även känslig för röjning, gallring och avverkning där unga granar och lövträd inte sparas i tillräcklig omfattning. Arten finns i sammanhängande grandominerad skog över hela Sverige men förekomsterna är betydligt glesare i Götaland än i övriga landet. Järpe är typisk art för </w:t>
-      </w:r>
-      <w:r>
-        <w:rPr>
+        <w:t xml:space="preserve">6.4 </w:t>
+      </w:r>
+      <w:r>
+        <w:t>Certifikatsinnehavaren ska skydda sällsynta arter och hotade arter samt deras livsmiljöer inom skogsbruksenheten. Det ska ske genom avsättningar, andra skyddade områden och genom att skapa konnektivitet och/eller genom andra direkta åtgärder som gynnar dessa arters överlevnad och livskraft. Åtgärderna ska stå i förhållande till brukandets skala, intensitet och risk, samt till sällsynta och hotade arters bevarandestatus och ekologiska krav. Certifikatsinnehavaren ska beakta den geografiska spridningen och ekologiska krav hos sällsynta och hotade arter utanför skogsbruksenhetens gränser när beslut om åtgärder inom skogsbruksenheten ska fattas.</w:t>
+      </w:r>
+    </w:p>
+    <w:p>
+      <w:r>
+        <w:rPr>
+          <w:b/>
+        </w:rPr>
+        <w:t xml:space="preserve">6.4.1 </w:t>
+      </w:r>
+      <w:r>
+        <w:t>Följande biotoper undantas från alla skogsbruksåtgärder, förutom åtgärder påkallade för att bevara eller främja biotopens naturliga eller hävdbetingade biologiska mångfald:</w:t>
+      </w:r>
+    </w:p>
+    <w:p>
+      <w:pPr>
+        <w:ind w:left="357"/>
+      </w:pPr>
+      <w:r>
+        <w:t>b) nyckelbiotoper enligt Skogsstyrelsens definition och metod (1995)</w:t>
+      </w:r>
+    </w:p>
+    <w:p>
+      <w:pPr>
+        <w:pStyle w:val="ListBullet"/>
+      </w:pPr>
+      <w:r>
+        <w:rPr>
+          <w:b/>
           <w:i/>
         </w:rPr>
-        <w:t xml:space="preserve">9010 Taiga, 9080 Lövsumpskog </w:t>
-      </w:r>
-      <w:r>
-        <w:t xml:space="preserve">och </w:t>
+        <w:t xml:space="preserve">Kommentar: </w:t>
       </w:r>
       <w:r>
         <w:rPr>
           <w:i/>
         </w:rPr>
-        <w:t xml:space="preserve">9740 Skogsbevuxen myr </w:t>
-      </w:r>
-      <w:r>
-        <w:t>(SLU Artdatabanken, 2026).</w:t>
+        <w:t>I det avverkningsanmälda skogsområdet har 38 rödlistade arter och signalarter påträffats. Detta ska jämföras med Skogsstyrelsens uppföljning 2017 av nyckelbiotoper som visade att man i genomsnitt hittar 20,6 olika rödlistade arter och signalarter i en nyckelbiotop (Wijk, S. 2017. Biologisk mångfald i nyckelbiotoper – Resultat från inventeringen “Uppföljning biologisk mångfald” 2009–2015. Rapport 4/2017 Skogsstyrelsen, Jönköping).</w:t>
       </w:r>
     </w:p>
     <w:p>
@@ -1194,28 +1457,36 @@
         <w:rPr>
           <w:b/>
         </w:rPr>
-        <w:t>Spillkråka (§4)</w:t>
-      </w:r>
-      <w:r>
-        <w:t xml:space="preserve"> omfattas av bilaga 1 i EU:s fågeldirektiv och är typisk art för </w:t>
-      </w:r>
-      <w:r>
-        <w:rPr>
+        <w:t xml:space="preserve">6.4.3 </w:t>
+      </w:r>
+      <w:r>
+        <w:t>Bevarandeåtgärder genomförs för de kända förekomster av rödlistade arter som påverkas av skogsbruk.</w:t>
+      </w:r>
+    </w:p>
+    <w:p>
+      <w:pPr>
+        <w:pStyle w:val="ListBullet"/>
+      </w:pPr>
+      <w:r>
+        <w:rPr>
+          <w:b/>
           <w:i/>
         </w:rPr>
-        <w:t xml:space="preserve">9010 Taiga </w:t>
-      </w:r>
-      <w:r>
-        <w:t>och</w:t>
+        <w:t xml:space="preserve">Kommentar: </w:t>
       </w:r>
       <w:r>
         <w:rPr>
           <w:i/>
         </w:rPr>
-        <w:t xml:space="preserve"> 9740 Skogsbevuxen myr</w:t>
-      </w:r>
-      <w:r>
-        <w:t>. Den behöver grova träd, främst tall, asp och bok som boträd. Skogsbruk med korta omloppstider och täta, homogena ungskogar utgör det största hotet. Spillkråka är en nyckelart i skogliga miljöer vars övergivna bohål utnyttjas av flera andra hålhäckande fågelarter och fladdermöss, däribland pärluggla (EN, §4), knipa (§4), salskrake (§4) och skogsduva (§4). Hökuggla (VU, §4) och slaguggla (§4) häckar ofta i högstubbar som brutits av i höjd med ett gammalt spillkråkebo (SLU Artdatabanken, 2026; Skogsstyrelsen, 2016).</w:t>
+        <w:t>I det avverkningsanmälda skogsområdet har 41 naturvårdsarter varav 26 rödlistade arter sina livsmiljöer och växtplatser.</w:t>
+      </w:r>
+    </w:p>
+    <w:p>
+      <w:pPr>
+        <w:pStyle w:val="Heading2"/>
+      </w:pPr>
+      <w:r>
+        <w:t>Ur Chain of Custody Certification (FSC-STD-40-004 ver 3.0)</w:t>
       </w:r>
     </w:p>
     <w:p>
@@ -1223,73 +1494,144 @@
         <w:rPr>
           <w:b/>
         </w:rPr>
-        <w:t>Spindelblomster (§8)</w:t>
-      </w:r>
-      <w:r>
-        <w:t xml:space="preserve"> växer i äldre mossrik granskog eller barrblandskog, men även i fjällbjörkskog. Arten indikerar långvarig trädkontinuitet och hög luftfuktighet och är mycket känslig för uttorkning och markskador. Spindelblomster har i många trakter minskat starkt under senare tid på grund av slutavverkningar och skogsmarksdikning. Spindelblomster är typisk art för </w:t>
-      </w:r>
-      <w:r>
-        <w:rPr>
+        <w:t xml:space="preserve">1.3 </w:t>
+      </w:r>
+      <w:r>
+        <w:t xml:space="preserve">The organization shall commit to the FSC values as defined in FSC-POL-01-004 Policy for the Association of Organizations with FSC. </w:t>
+      </w:r>
+    </w:p>
+    <w:p>
+      <w:pPr>
+        <w:pStyle w:val="Heading2"/>
+      </w:pPr>
+      <w:r>
+        <w:t>Ur FSC:s policy för associerade organisationer (FSC-POL-01-004)</w:t>
+      </w:r>
+    </w:p>
+    <w:p>
+      <w:r>
+        <w:t xml:space="preserve">Som “Chain of Custody”-certifierad organisation är skogsbolaget bunden av de fastställda reglerna i Del 1 Punkt 1 c) i Policy för organisationer associerade med FSC (FSC-POL-01-004 V2-0 EN + SVE version 2012-03-02): </w:t>
+      </w:r>
+    </w:p>
+    <w:p>
+      <w:pPr>
+        <w:pStyle w:val="ListNumber"/>
+      </w:pPr>
+      <w:r>
+        <w:t>De organisationer FSC kan acceptera association med får inte direkt eller indirekt ha några kopplingar till nedanstående, oacceptabla aktiviteter:</w:t>
+      </w:r>
+    </w:p>
+    <w:p>
+      <w:pPr>
+        <w:ind w:left="357"/>
+      </w:pPr>
+      <w:r>
+        <w:t>a) Olaglig skogsavverkning och handel med olagligt avverkat virke eller skogsprodukter</w:t>
+      </w:r>
+    </w:p>
+    <w:p>
+      <w:pPr>
+        <w:ind w:left="357"/>
+      </w:pPr>
+      <w:r>
+        <w:t>...</w:t>
+      </w:r>
+    </w:p>
+    <w:p>
+      <w:pPr>
+        <w:ind w:left="357"/>
+      </w:pPr>
+      <w:r>
+        <w:t>c) Skogsbruk som förstör höga naturvärden</w:t>
+      </w:r>
+    </w:p>
+    <w:p>
+      <w:pPr>
+        <w:ind w:left="357"/>
+      </w:pPr>
+      <w:r>
+        <w:t>d) Betydande omvandling av skog till plantager eller annan, icke skoglig, markanvändning</w:t>
+      </w:r>
+    </w:p>
+    <w:p>
+      <w:pPr>
+        <w:pStyle w:val="ListBullet"/>
+      </w:pPr>
+      <w:r>
+        <w:rPr>
+          <w:b/>
           <w:i/>
         </w:rPr>
-        <w:t xml:space="preserve">9010 Taiga, 9050 Näringsrik granskog </w:t>
-      </w:r>
-      <w:r>
-        <w:t>och</w:t>
+        <w:t xml:space="preserve">Kommentar: </w:t>
       </w:r>
       <w:r>
         <w:rPr>
           <w:i/>
         </w:rPr>
-        <w:t xml:space="preserve"> 9040 Fjällbjörkskog</w:t>
-      </w:r>
-      <w:r>
-        <w:t xml:space="preserve"> (Nitare &amp; Skogsstyrelsen, 2019; SLU Artdatabanken, 2025).</w:t>
-      </w:r>
-    </w:p>
-    <w:p>
+        <w:t>Avverkning av skog med höga naturvärden samt skada på fridlysta arter strider både mot FSC Controlled Wood-standarden och FSC:s policy for associerade organisationer.</w:t>
+      </w:r>
+    </w:p>
+    <w:p>
+      <w:pPr>
+        <w:pStyle w:val="Heading2"/>
+      </w:pPr>
+      <w:r>
+        <w:t>Ur FSC Controlled Wood (FSC-STD-40-005)</w:t>
+      </w:r>
+    </w:p>
+    <w:p>
+      <w:r>
+        <w:t>Virke som inte accepteras i FSC-märkta produkter (oacceptabelt ursprung) enligt FSC Controlled Wood (FSC-STD-40-005):</w:t>
+      </w:r>
+    </w:p>
+    <w:p>
+      <w:pPr>
+        <w:pStyle w:val="ListNumber"/>
+      </w:pPr>
+      <w:r>
+        <w:t>Illegalt avverkat virke.</w:t>
+      </w:r>
+    </w:p>
+    <w:p>
+      <w:pPr>
+        <w:pStyle w:val="ListNumber"/>
+      </w:pPr>
+      <w:r>
+        <w:t>...</w:t>
+      </w:r>
+    </w:p>
+    <w:p>
+      <w:pPr>
+        <w:pStyle w:val="ListNumber"/>
+      </w:pPr>
+      <w:r>
+        <w:t>Virke från avverkningar som hotar höga naturvärden.</w:t>
+      </w:r>
+    </w:p>
+    <w:p>
+      <w:pPr>
+        <w:pStyle w:val="ListNumber"/>
+      </w:pPr>
+      <w:r>
+        <w:t>Virke från skog som konverteras till plantager eller icke-skogligt bruk.</w:t>
+      </w:r>
+    </w:p>
+    <w:p>
+      <w:pPr>
+        <w:pStyle w:val="ListBullet"/>
+      </w:pPr>
       <w:r>
         <w:rPr>
           <w:b/>
-        </w:rPr>
-        <w:t>Talltita (NT, §4)</w:t>
-      </w:r>
-      <w:r>
-        <w:t>, rödlistad som nära hotad och prioriterad art i Skogsvårdslagen, har häckningsrevir i anmälan. Arten har minskat kraftigt de senaste 30 åren och minskningstakten innevarande 10-årsperiod beräknas till 20 (10–30) %. Talltitan är synnerligen trogen sitt cirka 15 hektar stora revir och är beroende av flerskiktade olikåldriga skogar för att kunna föda upp sina ungar. Talltitan försvinner om dess livsmiljö kalavverkas (Eggers &amp; Low, 2014; Ekman, 1979; Griesser et al, 2007; Klein, 2020; Siffczyk et al, 2003; SLU Artdatabanken, 2021).</w:t>
-      </w:r>
-    </w:p>
-    <w:p>
-      <w:r>
-        <w:rPr>
-          <w:b/>
-        </w:rPr>
-        <w:t>Tretåig hackspett (NT, §4)</w:t>
-      </w:r>
-      <w:r>
-        <w:t xml:space="preserve"> är rödlistad som nära hotad och ingår i bilaga 1 i EU:s fågeldirektiv. Tretåig hackspett är för sin överlevnad beroende av kontinuerlig tillförsel av äldre döende och död ved, som sker genom naturliga självgallringsprocesser i äldre grannaturskogar och barrblandade naturskogar. Om en skog genom skogsbruk gallras eller glesas ur så upphör och uteblir i stort sett den naturliga självgallringsprocessen för mycket lång tid framöver vilket omöjliggör upprätthållandet av den kontinuerliga ekologiska funktionen i ett område. Det finns studier som visar att naturskogens självgallringsprocess som den tretåiga hackspetten är beroende av, inte kan ersättas med efterlämnad hänsyn i skogsbruket (Imbeau &amp; Desrochers, 2002). Storleken på häckningsreviret varierar med skogstypen, förekomsten av död ved och graden av fragmentering, men är i allmänhet i storleksordningen 25–100 hektar. Vintertid krävs ofta betydligt större områden och det finns studier som antyder att arten behöver minst 100 hektar äldre skog. I områden med låg bonitet kan det behövas över 200 hektar lämpligt habitat för att ett par ska kunna reproducera sig. Områden med dokumenterad permanent förekomst i naturskogsmiljöer har vanligen så stora naturvärden att skogsbruk är olämpligt. Tretåig hackspett är typisk art för </w:t>
-      </w:r>
-      <w:r>
-        <w:rPr>
           <w:i/>
         </w:rPr>
-        <w:t xml:space="preserve">9010 Taiga, 9740 Skogsbevuxen myr, 9030 Landhöjningsskog </w:t>
-      </w:r>
-      <w:r>
-        <w:t xml:space="preserve">och </w:t>
+        <w:t xml:space="preserve">Kommentar: </w:t>
       </w:r>
       <w:r>
         <w:rPr>
           <w:i/>
         </w:rPr>
-        <w:t>9040 Fjällbjörkskog</w:t>
-      </w:r>
-      <w:r>
-        <w:t xml:space="preserve"> (Skogsstyrelsen, 2016; SLU Artdatabanken, 2024).</w:t>
-      </w:r>
-    </w:p>
-    <w:p>
-      <w:r>
-        <w:t>I BILAGA 1 finns mer detaljerad information om ekologi samt krav på livsmiljö hos fridlysta arter.</w:t>
+        <w:t>Avverkning av skog med höga naturvärden samt skada på fridlysta arter strider både mot FSC Controlled Wood-standarden och FSC:s policy for associerade organisationer.</w:t>
       </w:r>
     </w:p>
     <w:p>
@@ -1297,7 +1639,79 @@
         <w:pStyle w:val="Heading1"/>
       </w:pPr>
       <w:r>
-        <w:t>Certifiering</w:t>
+        <w:t>Ur PEFC-standarden gällande lagefterlevnad</w:t>
+      </w:r>
+    </w:p>
+    <w:p>
+      <w:r>
+        <w:t>PEFC-standarden förutsätter att tillämplig svensk lagstiftning följs. Det är utsedd tillsynsmyndighet som ansvarar för tillsyn av lagens efterlevnad. PEFC-standarden återger innehållet i vissa certifieringskritiska lag- och föreskriftskrav vilka ska ingå i granskning av PEFC-systemets efterlevnad.</w:t>
+      </w:r>
+    </w:p>
+    <w:p>
+      <w:pPr>
+        <w:pStyle w:val="ListBullet"/>
+      </w:pPr>
+      <w:r>
+        <w:rPr>
+          <w:b/>
+          <w:i/>
+        </w:rPr>
+        <w:t xml:space="preserve">Kommentar: </w:t>
+      </w:r>
+      <w:r>
+        <w:rPr>
+          <w:i/>
+        </w:rPr>
+        <w:t>I den avverkningsanmälda skogen har fridlysta arter sina livsmiljöer och växtplatser. Att skada de fridlysta arternas livsmiljöer, växtplatser eller ekologiska funktion är inte tillåtet enligt artskyddsförordningen</w:t>
+      </w:r>
+    </w:p>
+    <w:p>
+      <w:r>
+        <w:br w:type="page"/>
+      </w:r>
+    </w:p>
+    <w:p>
+      <w:pPr>
+        <w:pStyle w:val="Title"/>
+      </w:pPr>
+      <w:r>
+        <w:t>BILAGA 1 – Fridlysta arter</w:t>
+      </w:r>
+    </w:p>
+    <w:p>
+      <w:pPr>
+        <w:pStyle w:val="Heading1"/>
+      </w:pPr>
+      <w:r>
+        <w:t>Järpe – ekologi samt krav på livsmiljön</w:t>
+      </w:r>
+    </w:p>
+    <w:p>
+      <w:r>
+        <w:t>Järpe är fridlyst enligt 4§ artskyddsförordningen och upptagen i bilaga 1 och 2 EU:s fågeldirektiv. Den finns i sammanhängande grandominerad skog över hela Sverige men förekomsterna är betydligt glesare i Götaland än i övriga landet. Järpen har sina livsmiljöer i tät barrskog med inblandning av lövträd och en väl utvecklad flerskiktad struktur med bärris och yngre eller undertryckta, täta granar i ett lägre skikt, ofta utmed bäckar och åar inne i den skyddande granskogen (SLU Artdatabanken, 2026).</w:t>
+      </w:r>
+    </w:p>
+    <w:p>
+      <w:r>
+        <w:t xml:space="preserve">Arten behöver lämpliga skogsbestånd om sammanlagt minst 25 hektar. Den är mycket stationär inom sitt revir och när ett par etablerat sig stannar de så länge miljön är intakt. Den undviker öppen mark och förﬂyttar sig sällan över större öppna myrar eller åkermark, och är därför känslig för fragmentering. Järpen överlever inte om dess livsmiljö kalavverkas och är även känslig för röjning, gallring och avverkning där unga granar och lövträd inte sparas i tillräcklig omfattning.  Järpe är typisk art för </w:t>
+      </w:r>
+      <w:r>
+        <w:rPr>
+          <w:i/>
+        </w:rPr>
+        <w:t>9010 Taiga, 9740 Skogsbevuxen myr</w:t>
+      </w:r>
+      <w:r>
+        <w:t xml:space="preserve"> och </w:t>
+      </w:r>
+      <w:r>
+        <w:rPr>
+          <w:i/>
+        </w:rPr>
+        <w:t>9080 Lövsumpskog</w:t>
+      </w:r>
+      <w:r>
+        <w:t xml:space="preserve"> (SLU Artdatabanken, 2026).</w:t>
       </w:r>
     </w:p>
     <w:p>
@@ -1305,137 +1719,71 @@
         <w:pStyle w:val="Heading2"/>
       </w:pPr>
       <w:r>
-        <w:t>Ur FSC-standarden</w:t>
-      </w:r>
-    </w:p>
-    <w:p>
-      <w:r>
-        <w:rPr>
-          <w:b/>
-        </w:rPr>
-        <w:t xml:space="preserve">PRINCIP 1: LAGEFTERLEVNAD: </w:t>
-      </w:r>
-      <w:r>
-        <w:t>Certifikatsinnehavaren ska följa alla tillämpliga lagar, förordningar och nationellt ratificerade internationella avtal, konventioner och överenskommelser.</w:t>
-      </w:r>
-    </w:p>
-    <w:p>
-      <w:r>
-        <w:rPr>
-          <w:b/>
-        </w:rPr>
-        <w:t xml:space="preserve">1.3.1 </w:t>
-      </w:r>
-      <w:r>
-        <w:t>Tillämpliga lagar och föreskrifter för brukandet av skogen följs.</w:t>
+        <w:t>Referenser – järpe</w:t>
+      </w:r>
+    </w:p>
+    <w:p>
+      <w:r>
+        <w:t xml:space="preserve">SLU Artdatabanken, 2026. </w:t>
+      </w:r>
+      <w:r>
+        <w:rPr>
+          <w:i/>
+        </w:rPr>
+        <w:t xml:space="preserve">Artfaktablad. Naturvård – artfakta. </w:t>
+      </w:r>
+      <w:r>
+        <w:t>SLU Artdatabanken, Uppsala</w:t>
       </w:r>
     </w:p>
     <w:p>
       <w:pPr>
-        <w:pStyle w:val="ListBullet"/>
+        <w:pStyle w:val="Heading1"/>
       </w:pPr>
       <w:r>
-        <w:rPr>
-          <w:b/>
+        <w:t>Lavskrika – ekologi samt krav på livsmiljön</w:t>
+      </w:r>
+    </w:p>
+    <w:p>
+      <w:r>
+        <w:t>Lavskrika är rödlistad som nära hotad (NT), fridlyst enligt 4 § artskyddsförordningen (2007:845) och ingår i förteckningen över prioriterade arter i Skogsstyrelsens föreskrifter och allmänna råd (SKSFS 2011:7) bilaga 4. Lavskrikan är en mycket stationär fågel, som häckar i äldre, slutna och hänglavsrika barrskogar. Nyckelfaktorer är flerskiktad skog med rik undervegetation samt riklig förekomst av hänglavar (SLU Artdatabanken, 2026).</w:t>
+      </w:r>
+    </w:p>
+    <w:p>
+      <w:r>
+        <w:t xml:space="preserve">I Skogsstyrelsens vägledning för hänsyn till fåglar står bland annat att: </w:t>
+      </w:r>
+      <w:r>
+        <w:rPr>
           <w:i/>
         </w:rPr>
-        <w:t xml:space="preserve">Kommentar: </w:t>
-      </w:r>
-      <w:r>
-        <w:t>I den avverkningsanmälda skogen har fridlysta arter sina livsmiljöer och växtplatser. Att skada de fridlysta arternas livsmiljöer, växtplatser eller ekologiska funktion är inte tillåtet enligt artskyddsförordningen.</w:t>
+        <w:t>“Reviren är livslånga med hemområden som varierar mellan 50 och 150 ha. Hemområdena har inga fasta gränser utan det handlar mera om de yttre gränserna för familjegruppernas rörelser. Lavskrikan undviker att förflytta sig över stora öppna områden och hemområdesstorleken är därför större i områden fragmenterade av hyggen och yngre skog än i områden med i sammanhängande äldre skog. Det finns studier som antyder att det inom ett revir bör finnas maximalt 15 % öppna ytor och ungskog. Inom ett revir av hög kvalitet finns det som regel ett eller flera kärnområden (1–20 ha) med relativt tät flerskiktad granskog.”</w:t>
+      </w:r>
+      <w:r>
+        <w:t xml:space="preserve"> Vidare att: </w:t>
       </w:r>
       <w:r>
         <w:rPr>
           <w:i/>
         </w:rPr>
-        <w:t xml:space="preserve"> EU:s medlemsländer och skogsbolag är skyldiga att agera i enlighet med EU:s fågeldirektiv där det uttryckligen står att direktivet gäller för fåglar samt för deras ägg, bon och </w:t>
-      </w:r>
-      <w:r>
-        <w:rPr>
-          <w:b/>
+        <w:t>“Arten missgynnas när flerskiktad skog omförs till enskiktade bestånd. Även skogsskötsel med återkommande röjning och hård gallring är starkt negativt. Lavskrikan har relativt stora hemområden och försvinner när den äldre skogen fragmenteras, särskilt allvarligt är när kärnområdena avverkas.”</w:t>
+      </w:r>
+      <w:r>
+        <w:t xml:space="preserve"> (Skogsstyrelsen 2016).</w:t>
+      </w:r>
+    </w:p>
+    <w:p>
+      <w:r>
+        <w:t xml:space="preserve">Populationen har minskat med 20 (10–30) % under de senaste 15 åren och minskningstakten bedöms vara nära gränsvärdet för sårbar (VU). Arten försvinner successivt framför allt vid dess utbredningsgränser och populationen har minskat kontinuerligt under 2000-talet. Lavskrika är typisk art för </w:t>
+      </w:r>
+      <w:r>
+        <w:rPr>
           <w:i/>
         </w:rPr>
-        <w:t xml:space="preserve">livsmiljöer </w:t>
-      </w:r>
-      <w:r>
-        <w:t>(artikel 1). Vidare att de åtgärder som vidtas inte får leda till en försämring av den nuvarande situationen beträffande bevarandet av de fågelarter som avses i artikel 1 (artikel 13).</w:t>
-      </w:r>
-    </w:p>
-    <w:p>
-      <w:r>
-        <w:rPr>
-          <w:b/>
-        </w:rPr>
-        <w:t xml:space="preserve">6.4 </w:t>
-      </w:r>
-      <w:r>
-        <w:t>Certifikatsinnehavaren ska skydda sällsynta arter och hotade arter samt deras livsmiljöer inom skogsbruksenheten. Det ska ske genom avsättningar, andra skyddade områden och genom att skapa konnektivitet och/eller genom andra direkta åtgärder som gynnar dessa arters överlevnad och livskraft. Åtgärderna ska stå i förhållande till brukandets skala, intensitet och risk, samt till sällsynta och hotade arters bevarandestatus och ekologiska krav. Certifikatsinnehavaren ska beakta den geografiska spridningen och ekologiska krav hos sällsynta och hotade arter utanför skogsbruksenhetens gränser när beslut om åtgärder inom skogsbruksenheten ska fattas.</w:t>
-      </w:r>
-    </w:p>
-    <w:p>
-      <w:r>
-        <w:rPr>
-          <w:b/>
-        </w:rPr>
-        <w:t xml:space="preserve">6.4.1 </w:t>
-      </w:r>
-      <w:r>
-        <w:t>Följande biotoper undantas från alla skogsbruksåtgärder, förutom åtgärder påkallade för att bevara eller främja biotopens naturliga eller hävdbetingade biologiska mångfald:</w:t>
-      </w:r>
-    </w:p>
-    <w:p>
-      <w:pPr>
-        <w:ind w:left="357"/>
-      </w:pPr>
-      <w:r>
-        <w:t>b) nyckelbiotoper enligt Skogsstyrelsens definition och metod (1995)</w:t>
-      </w:r>
-    </w:p>
-    <w:p>
-      <w:pPr>
-        <w:pStyle w:val="ListBullet"/>
-      </w:pPr>
-      <w:r>
-        <w:rPr>
-          <w:b/>
-          <w:i/>
-        </w:rPr>
-        <w:t xml:space="preserve">Kommentar: </w:t>
-      </w:r>
-      <w:r>
-        <w:rPr>
-          <w:i/>
-        </w:rPr>
-        <w:t>I det avverkningsanmälda skogsområdet har 38 rödlistade arter och signalarter påträffats. Detta ska jämföras med Skogsstyrelsens uppföljning 2017 av nyckelbiotoper som visade att man i genomsnitt hittar 20,6 olika rödlistade arter och signalarter i en nyckelbiotop (Wijk, S. 2017. Biologisk mångfald i nyckelbiotoper – Resultat från inventeringen “Uppföljning biologisk mångfald” 2009–2015. Rapport 4/2017 Skogsstyrelsen, Jönköping).</w:t>
-      </w:r>
-    </w:p>
-    <w:p>
-      <w:r>
-        <w:rPr>
-          <w:b/>
-        </w:rPr>
-        <w:t xml:space="preserve">6.4.3 </w:t>
-      </w:r>
-      <w:r>
-        <w:t>Bevarandeåtgärder genomförs för de kända förekomster av rödlistade arter som påverkas av skogsbruk.</w:t>
-      </w:r>
-    </w:p>
-    <w:p>
-      <w:pPr>
-        <w:pStyle w:val="ListBullet"/>
-      </w:pPr>
-      <w:r>
-        <w:rPr>
-          <w:b/>
-          <w:i/>
-        </w:rPr>
-        <w:t xml:space="preserve">Kommentar: </w:t>
-      </w:r>
-      <w:r>
-        <w:rPr>
-          <w:i/>
-        </w:rPr>
-        <w:t>I det avverkningsanmälda skogsområdet har 38 naturvårdsarter varav 27 rödlistade arter sina livsmiljöer och växtplatser.</w:t>
+        <w:t>9010 Taiga</w:t>
+      </w:r>
+      <w:r>
+        <w:t xml:space="preserve"> (SLU Artdatabanken, 2026).</w:t>
       </w:r>
     </w:p>
     <w:p>
@@ -1443,240 +1791,21 @@
         <w:pStyle w:val="Heading2"/>
       </w:pPr>
       <w:r>
-        <w:t>Ur Chain of Custody Certification (FSC-STD-40-004 ver 3.0)</w:t>
-      </w:r>
-    </w:p>
-    <w:p>
-      <w:r>
-        <w:rPr>
-          <w:b/>
-        </w:rPr>
-        <w:t xml:space="preserve">1.3 </w:t>
-      </w:r>
-      <w:r>
-        <w:t xml:space="preserve">The organization shall commit to the FSC values as defined in FSC-POL-01-004 Policy for the Association of Organizations with FSC. </w:t>
-      </w:r>
-    </w:p>
-    <w:p>
-      <w:pPr>
-        <w:pStyle w:val="Heading2"/>
-      </w:pPr>
-      <w:r>
-        <w:t>Ur FSC:s policy för associerade organisationer (FSC-POL-01-004)</w:t>
-      </w:r>
-    </w:p>
-    <w:p>
-      <w:r>
-        <w:t xml:space="preserve">Som “Chain of Custody”-certifierad organisation är skogsbolaget bunden av de fastställda reglerna i Del 1 Punkt 1 c) i Policy för organisationer associerade med FSC (FSC-POL-01-004 V2-0 EN + SVE version 2012-03-02): </w:t>
-      </w:r>
-    </w:p>
-    <w:p>
-      <w:pPr>
-        <w:pStyle w:val="ListNumber"/>
-      </w:pPr>
-      <w:r>
-        <w:t>De organisationer FSC kan acceptera association med får inte direkt eller indirekt ha några kopplingar till nedanstående, oacceptabla aktiviteter:</w:t>
-      </w:r>
-    </w:p>
-    <w:p>
-      <w:pPr>
-        <w:ind w:left="357"/>
-      </w:pPr>
-      <w:r>
-        <w:t>a) Olaglig skogsavverkning och handel med olagligt avverkat virke eller skogsprodukter</w:t>
-      </w:r>
-    </w:p>
-    <w:p>
-      <w:pPr>
-        <w:ind w:left="357"/>
-      </w:pPr>
-      <w:r>
-        <w:t>...</w:t>
-      </w:r>
-    </w:p>
-    <w:p>
-      <w:pPr>
-        <w:ind w:left="357"/>
-      </w:pPr>
-      <w:r>
-        <w:t>c) Skogsbruk som förstör höga naturvärden</w:t>
-      </w:r>
-    </w:p>
-    <w:p>
-      <w:pPr>
-        <w:ind w:left="357"/>
-      </w:pPr>
-      <w:r>
-        <w:t>d) Betydande omvandling av skog till plantager eller annan, icke skoglig, markanvändning</w:t>
-      </w:r>
-    </w:p>
-    <w:p>
-      <w:pPr>
-        <w:pStyle w:val="ListBullet"/>
-      </w:pPr>
-      <w:r>
-        <w:rPr>
-          <w:b/>
+        <w:t>Referenser – lavskrika</w:t>
+      </w:r>
+    </w:p>
+    <w:p>
+      <w:r>
+        <w:t xml:space="preserve">Skogsstyrelsen, 2016. </w:t>
+      </w:r>
+      <w:r>
+        <w:rPr>
           <w:i/>
         </w:rPr>
-        <w:t xml:space="preserve">Kommentar: </w:t>
-      </w:r>
-      <w:r>
-        <w:rPr>
-          <w:i/>
-        </w:rPr>
-        <w:t>Avverkning av skog med höga naturvärden samt skada på fridlysta arter strider både mot FSC Controlled Wood-standarden och FSC:s policy for associerade organisationer.</w:t>
-      </w:r>
-    </w:p>
-    <w:p>
-      <w:pPr>
-        <w:pStyle w:val="Heading2"/>
-      </w:pPr>
-      <w:r>
-        <w:t>Ur FSC Controlled Wood (FSC-STD-40-005)</w:t>
-      </w:r>
-    </w:p>
-    <w:p>
-      <w:r>
-        <w:t>Virke som inte accepteras i FSC-märkta produkter (oacceptabelt ursprung) enligt FSC Controlled Wood (FSC-STD-40-005):</w:t>
-      </w:r>
-    </w:p>
-    <w:p>
-      <w:pPr>
-        <w:pStyle w:val="ListNumber"/>
-      </w:pPr>
-      <w:r>
-        <w:t>Illegalt avverkat virke.</w:t>
-      </w:r>
-    </w:p>
-    <w:p>
-      <w:pPr>
-        <w:pStyle w:val="ListNumber"/>
-      </w:pPr>
-      <w:r>
-        <w:t>...</w:t>
-      </w:r>
-    </w:p>
-    <w:p>
-      <w:pPr>
-        <w:pStyle w:val="ListNumber"/>
-      </w:pPr>
-      <w:r>
-        <w:t>Virke från avverkningar som hotar höga naturvärden.</w:t>
-      </w:r>
-    </w:p>
-    <w:p>
-      <w:pPr>
-        <w:pStyle w:val="ListNumber"/>
-      </w:pPr>
-      <w:r>
-        <w:t>Virke från skog som konverteras till plantager eller icke-skogligt bruk.</w:t>
-      </w:r>
-    </w:p>
-    <w:p>
-      <w:pPr>
-        <w:pStyle w:val="ListBullet"/>
-      </w:pPr>
-      <w:r>
-        <w:rPr>
-          <w:b/>
-          <w:i/>
-        </w:rPr>
-        <w:t xml:space="preserve">Kommentar: </w:t>
-      </w:r>
-      <w:r>
-        <w:rPr>
-          <w:i/>
-        </w:rPr>
-        <w:t>Avverkning av skog med höga naturvärden samt skada på fridlysta arter strider både mot FSC Controlled Wood-standarden och FSC:s policy for associerade organisationer.</w:t>
-      </w:r>
-    </w:p>
-    <w:p>
-      <w:pPr>
-        <w:pStyle w:val="Heading1"/>
-      </w:pPr>
-      <w:r>
-        <w:t>Ur PEFC-standarden gällande lagefterlevnad</w:t>
-      </w:r>
-    </w:p>
-    <w:p>
-      <w:r>
-        <w:t>PEFC-standarden förutsätter att tillämplig svensk lagstiftning följs. Det är utsedd tillsynsmyndighet som ansvarar för tillsyn av lagens efterlevnad. PEFC-standarden återger innehållet i vissa certifieringskritiska lag- och föreskriftskrav vilka ska ingå i granskning av PEFC-systemets efterlevnad.</w:t>
-      </w:r>
-    </w:p>
-    <w:p>
-      <w:pPr>
-        <w:pStyle w:val="ListBullet"/>
-      </w:pPr>
-      <w:r>
-        <w:rPr>
-          <w:b/>
-          <w:i/>
-        </w:rPr>
-        <w:t xml:space="preserve">Kommentar: </w:t>
-      </w:r>
-      <w:r>
-        <w:rPr>
-          <w:i/>
-        </w:rPr>
-        <w:t>I den avverkningsanmälda skogen har fridlysta arter sina livsmiljöer och växtplatser. Att skada de fridlysta arternas livsmiljöer, växtplatser eller ekologiska funktion är inte tillåtet enligt artskyddsförordningen</w:t>
-      </w:r>
-    </w:p>
-    <w:p>
-      <w:r>
-        <w:br w:type="page"/>
-      </w:r>
-    </w:p>
-    <w:p>
-      <w:pPr>
-        <w:pStyle w:val="Title"/>
-      </w:pPr>
-      <w:r>
-        <w:t>BILAGA 1 – Fridlysta arter</w:t>
-      </w:r>
-    </w:p>
-    <w:p>
-      <w:pPr>
-        <w:pStyle w:val="Heading1"/>
-      </w:pPr>
-      <w:r>
-        <w:t>Järpe – ekologi samt krav på livsmiljön</w:t>
-      </w:r>
-    </w:p>
-    <w:p>
-      <w:r>
-        <w:t>Järpe är fridlyst enligt 4§ artskyddsförordningen och upptagen i bilaga 1 och 2 EU:s fågeldirektiv. Den finns i sammanhängande grandominerad skog över hela Sverige men förekomsterna är betydligt glesare i Götaland än i övriga landet. Järpen har sina livsmiljöer i tät barrskog med inblandning av lövträd och en väl utvecklad flerskiktad struktur med bärris och yngre eller undertryckta, täta granar i ett lägre skikt, ofta utmed bäckar och åar inne i den skyddande granskogen (SLU Artdatabanken, 2026).</w:t>
-      </w:r>
-    </w:p>
-    <w:p>
-      <w:r>
-        <w:t xml:space="preserve">Arten behöver lämpliga skogsbestånd om sammanlagt minst 25 hektar. Den är mycket stationär inom sitt revir och när ett par etablerat sig stannar de så länge miljön är intakt. Den undviker öppen mark och förﬂyttar sig sällan över större öppna myrar eller åkermark, och är därför känslig för fragmentering. Järpen överlever inte om dess livsmiljö kalavverkas och är även känslig för röjning, gallring och avverkning där unga granar och lövträd inte sparas i tillräcklig omfattning.  Järpe är typisk art för </w:t>
-      </w:r>
-      <w:r>
-        <w:rPr>
-          <w:i/>
-        </w:rPr>
-        <w:t>9010 Taiga, 9740 Skogsbevuxen myr</w:t>
-      </w:r>
-      <w:r>
-        <w:t xml:space="preserve"> och </w:t>
-      </w:r>
-      <w:r>
-        <w:rPr>
-          <w:i/>
-        </w:rPr>
-        <w:t>9080 Lövsumpskog</w:t>
-      </w:r>
-      <w:r>
-        <w:t xml:space="preserve"> (SLU Artdatabanken, 2026).</w:t>
-      </w:r>
-    </w:p>
-    <w:p>
-      <w:pPr>
-        <w:pStyle w:val="Heading2"/>
-      </w:pPr>
-      <w:r>
-        <w:t>Referenser – järpe</w:t>
+        <w:t xml:space="preserve">Vägledning för hänsyn till fåglar – lavskrika. </w:t>
+      </w:r>
+      <w:r>
+        <w:t>https://www.skogsstyrelsen.se/globalassets/lag-och-tillsyn/artskydd/vagledningar-for-hansyn-till-faglar/lavskrika-vagledning-hansyn.pdf</w:t>
       </w:r>
     </w:p>
     <w:p>
@@ -2104,7 +2233,7 @@
 </file>
 
 <file path=word/endnotes.xml><?xml version="1.0" encoding="utf-8"?>
-<w:endnotes xmlns:wpc="http://schemas.microsoft.com/office/word/2010/wordprocessingCanvas" xmlns:cx="http://schemas.microsoft.com/office/drawing/2014/chartex" xmlns:cx1="http://schemas.microsoft.com/office/drawing/2015/9/8/chartex" xmlns:cx2="http://schemas.microsoft.com/office/drawing/2015/10/21/chartex" xmlns:cx3="http://schemas.microsoft.com/office/drawing/2016/5/9/chartex" xmlns:cx4="http://schemas.microsoft.com/office/drawing/2016/5/10/chartex" xmlns:cx5="http://schemas.microsoft.com/office/drawing/2016/5/11/chartex" xmlns:cx6="http://schemas.microsoft.com/office/drawing/2016/5/12/chartex" xmlns:cx7="http://schemas.microsoft.com/office/drawing/2016/5/13/chartex" xmlns:cx8="http://schemas.microsoft.com/office/drawing/2016/5/14/chartex" xmlns:mc="http://schemas.openxmlformats.org/markup-compatibility/2006" xmlns:aink="http://schemas.microsoft.com/office/drawing/2016/ink" xmlns:am3d="http://schemas.microsoft.com/office/drawing/2017/model3d" xmlns:o="urn:schemas-microsoft-com:office:office" xmlns:oel="http://schemas.microsoft.com/office/2019/extlst" xmlns:r="http://schemas.openxmlformats.org/officeDocument/2006/relationships" xmlns:m="http://schemas.openxmlformats.org/officeDocument/2006/math" xmlns:v="urn:schemas-microsoft-com:vml" xmlns:wp14="http://schemas.microsoft.com/office/word/2010/wordprocessingDrawing" xmlns:wp="http://schemas.openxmlformats.org/drawingml/2006/wordprocessingDrawing" xmlns:w10="urn:schemas-microsoft-com:office:word" xmlns:w="http://schemas.openxmlformats.org/wordprocessingml/2006/main" xmlns:w14="http://schemas.microsoft.com/office/word/2010/wordml" xmlns:w15="http://schemas.microsoft.com/office/word/2012/wordml" xmlns:w16cex="http://schemas.microsoft.com/office/word/2018/wordml/cex" xmlns:w16cid="http://schemas.microsoft.com/office/word/2016/wordml/cid" xmlns:w16="http://schemas.microsoft.com/office/word/2018/wordml" xmlns:w16sdtdh="http://schemas.microsoft.com/office/word/2020/wordml/sdtdatahash" xmlns:w16se="http://schemas.microsoft.com/office/word/2015/wordml/symex" xmlns:wpg="http://schemas.microsoft.com/office/word/2010/wordprocessingGroup" xmlns:wpi="http://schemas.microsoft.com/office/word/2010/wordprocessingInk" xmlns:wne="http://schemas.microsoft.com/office/word/2006/wordml" xmlns:wps="http://schemas.microsoft.com/office/word/2010/wordprocessingShape" mc:Ignorable="w14 w15 w16se w16cid w16 w16cex w16sdtdh wp14">
+<w:endnotes xmlns:wpc="http://schemas.microsoft.com/office/word/2010/wordprocessingCanvas" xmlns:cx="http://schemas.microsoft.com/office/drawing/2014/chartex" xmlns:cx1="http://schemas.microsoft.com/office/drawing/2015/9/8/chartex" xmlns:cx2="http://schemas.microsoft.com/office/drawing/2015/10/21/chartex" xmlns:cx3="http://schemas.microsoft.com/office/drawing/2016/5/9/chartex" xmlns:cx4="http://schemas.microsoft.com/office/drawing/2016/5/10/chartex" xmlns:cx5="http://schemas.microsoft.com/office/drawing/2016/5/11/chartex" xmlns:cx6="http://schemas.microsoft.com/office/drawing/2016/5/12/chartex" xmlns:cx7="http://schemas.microsoft.com/office/drawing/2016/5/13/chartex" xmlns:cx8="http://schemas.microsoft.com/office/drawing/2016/5/14/chartex" xmlns:mc="http://schemas.openxmlformats.org/markup-compatibility/2006" xmlns:aink="http://schemas.microsoft.com/office/drawing/2016/ink" xmlns:am3d="http://schemas.microsoft.com/office/drawing/2017/model3d" xmlns:o="urn:schemas-microsoft-com:office:office" xmlns:oel="http://schemas.microsoft.com/office/2019/extlst" xmlns:r="http://schemas.openxmlformats.org/officeDocument/2006/relationships" xmlns:m="http://schemas.openxmlformats.org/officeDocument/2006/math" xmlns:v="urn:schemas-microsoft-com:vml" xmlns:wp14="http://schemas.microsoft.com/office/word/2010/wordprocessingDrawing" xmlns:wp="http://schemas.openxmlformats.org/drawingml/2006/wordprocessingDrawing" xmlns:w10="urn:schemas-microsoft-com:office:word" xmlns:w="http://schemas.openxmlformats.org/wordprocessingml/2006/main" xmlns:w14="http://schemas.microsoft.com/office/word/2010/wordml" xmlns:w15="http://schemas.microsoft.com/office/word/2012/wordml" xmlns:w16cex="http://schemas.microsoft.com/office/word/2018/wordml/cex" xmlns:w16cid="http://schemas.microsoft.com/office/word/2016/wordml/cid" xmlns:w16="http://schemas.microsoft.com/office/word/2018/wordml" xmlns:w16du="http://schemas.microsoft.com/office/word/2023/wordml/word16du" xmlns:w16sdtdh="http://schemas.microsoft.com/office/word/2020/wordml/sdtdatahash" xmlns:w16sdtfl="http://schemas.microsoft.com/office/word/2024/wordml/sdtformatlock" xmlns:w16se="http://schemas.microsoft.com/office/word/2015/wordml/symex" xmlns:wpg="http://schemas.microsoft.com/office/word/2010/wordprocessingGroup" xmlns:wpi="http://schemas.microsoft.com/office/word/2010/wordprocessingInk" xmlns:wne="http://schemas.microsoft.com/office/word/2006/wordml" xmlns:wps="http://schemas.microsoft.com/office/word/2010/wordprocessingShape" mc:Ignorable="w14 w15 w16se w16cid w16 w16cex w16sdtdh w16sdtfl w16du wp14">
   <w:endnote w:type="separator" w:id="-1">
     <w:p>
       <w:pPr>
@@ -2129,7 +2258,7 @@
 </file>
 
 <file path=word/footer1.xml><?xml version="1.0" encoding="utf-8"?>
-<w:ftr xmlns:wpc="http://schemas.microsoft.com/office/word/2010/wordprocessingCanvas" xmlns:cx="http://schemas.microsoft.com/office/drawing/2014/chartex" xmlns:cx1="http://schemas.microsoft.com/office/drawing/2015/9/8/chartex" xmlns:cx2="http://schemas.microsoft.com/office/drawing/2015/10/21/chartex" xmlns:cx3="http://schemas.microsoft.com/office/drawing/2016/5/9/chartex" xmlns:cx4="http://schemas.microsoft.com/office/drawing/2016/5/10/chartex" xmlns:cx5="http://schemas.microsoft.com/office/drawing/2016/5/11/chartex" xmlns:cx6="http://schemas.microsoft.com/office/drawing/2016/5/12/chartex" xmlns:cx7="http://schemas.microsoft.com/office/drawing/2016/5/13/chartex" xmlns:cx8="http://schemas.microsoft.com/office/drawing/2016/5/14/chartex" xmlns:mc="http://schemas.openxmlformats.org/markup-compatibility/2006" xmlns:aink="http://schemas.microsoft.com/office/drawing/2016/ink" xmlns:am3d="http://schemas.microsoft.com/office/drawing/2017/model3d" xmlns:o="urn:schemas-microsoft-com:office:office" xmlns:oel="http://schemas.microsoft.com/office/2019/extlst" xmlns:r="http://schemas.openxmlformats.org/officeDocument/2006/relationships" xmlns:m="http://schemas.openxmlformats.org/officeDocument/2006/math" xmlns:v="urn:schemas-microsoft-com:vml" xmlns:wp14="http://schemas.microsoft.com/office/word/2010/wordprocessingDrawing" xmlns:wp="http://schemas.openxmlformats.org/drawingml/2006/wordprocessingDrawing" xmlns:w10="urn:schemas-microsoft-com:office:word" xmlns:w="http://schemas.openxmlformats.org/wordprocessingml/2006/main" xmlns:w14="http://schemas.microsoft.com/office/word/2010/wordml" xmlns:w15="http://schemas.microsoft.com/office/word/2012/wordml" xmlns:w16cex="http://schemas.microsoft.com/office/word/2018/wordml/cex" xmlns:w16cid="http://schemas.microsoft.com/office/word/2016/wordml/cid" xmlns:w16="http://schemas.microsoft.com/office/word/2018/wordml" xmlns:w16sdtdh="http://schemas.microsoft.com/office/word/2020/wordml/sdtdatahash" xmlns:w16se="http://schemas.microsoft.com/office/word/2015/wordml/symex" xmlns:wpg="http://schemas.microsoft.com/office/word/2010/wordprocessingGroup" xmlns:wpi="http://schemas.microsoft.com/office/word/2010/wordprocessingInk" xmlns:wne="http://schemas.microsoft.com/office/word/2006/wordml" xmlns:wps="http://schemas.microsoft.com/office/word/2010/wordprocessingShape" mc:Ignorable="w14 w15 w16se w16cid w16 w16cex w16sdtdh wp14">
+<w:ftr xmlns:wpc="http://schemas.microsoft.com/office/word/2010/wordprocessingCanvas" xmlns:cx="http://schemas.microsoft.com/office/drawing/2014/chartex" xmlns:cx1="http://schemas.microsoft.com/office/drawing/2015/9/8/chartex" xmlns:cx2="http://schemas.microsoft.com/office/drawing/2015/10/21/chartex" xmlns:cx3="http://schemas.microsoft.com/office/drawing/2016/5/9/chartex" xmlns:cx4="http://schemas.microsoft.com/office/drawing/2016/5/10/chartex" xmlns:cx5="http://schemas.microsoft.com/office/drawing/2016/5/11/chartex" xmlns:cx6="http://schemas.microsoft.com/office/drawing/2016/5/12/chartex" xmlns:cx7="http://schemas.microsoft.com/office/drawing/2016/5/13/chartex" xmlns:cx8="http://schemas.microsoft.com/office/drawing/2016/5/14/chartex" xmlns:mc="http://schemas.openxmlformats.org/markup-compatibility/2006" xmlns:aink="http://schemas.microsoft.com/office/drawing/2016/ink" xmlns:am3d="http://schemas.microsoft.com/office/drawing/2017/model3d" xmlns:o="urn:schemas-microsoft-com:office:office" xmlns:oel="http://schemas.microsoft.com/office/2019/extlst" xmlns:r="http://schemas.openxmlformats.org/officeDocument/2006/relationships" xmlns:m="http://schemas.openxmlformats.org/officeDocument/2006/math" xmlns:v="urn:schemas-microsoft-com:vml" xmlns:wp14="http://schemas.microsoft.com/office/word/2010/wordprocessingDrawing" xmlns:wp="http://schemas.openxmlformats.org/drawingml/2006/wordprocessingDrawing" xmlns:w10="urn:schemas-microsoft-com:office:word" xmlns:w="http://schemas.openxmlformats.org/wordprocessingml/2006/main" xmlns:w14="http://schemas.microsoft.com/office/word/2010/wordml" xmlns:w15="http://schemas.microsoft.com/office/word/2012/wordml" xmlns:w16cex="http://schemas.microsoft.com/office/word/2018/wordml/cex" xmlns:w16cid="http://schemas.microsoft.com/office/word/2016/wordml/cid" xmlns:w16="http://schemas.microsoft.com/office/word/2018/wordml" xmlns:w16du="http://schemas.microsoft.com/office/word/2023/wordml/word16du" xmlns:w16sdtdh="http://schemas.microsoft.com/office/word/2020/wordml/sdtdatahash" xmlns:w16sdtfl="http://schemas.microsoft.com/office/word/2024/wordml/sdtformatlock" xmlns:w16se="http://schemas.microsoft.com/office/word/2015/wordml/symex" xmlns:wpg="http://schemas.microsoft.com/office/word/2010/wordprocessingGroup" xmlns:wpi="http://schemas.microsoft.com/office/word/2010/wordprocessingInk" xmlns:wne="http://schemas.microsoft.com/office/word/2006/wordml" xmlns:wps="http://schemas.microsoft.com/office/word/2010/wordprocessingShape" mc:Ignorable="w14 w15 w16se w16cid w16 w16cex w16sdtdh w16sdtfl w16du wp14">
   <w:p>
     <w:pPr>
       <w:pStyle w:val="Footer"/>
@@ -2139,7 +2268,7 @@
 </file>
 
 <file path=word/footer2.xml><?xml version="1.0" encoding="utf-8"?>
-<w:ftr xmlns:wpc="http://schemas.microsoft.com/office/word/2010/wordprocessingCanvas" xmlns:cx="http://schemas.microsoft.com/office/drawing/2014/chartex" xmlns:cx1="http://schemas.microsoft.com/office/drawing/2015/9/8/chartex" xmlns:cx2="http://schemas.microsoft.com/office/drawing/2015/10/21/chartex" xmlns:cx3="http://schemas.microsoft.com/office/drawing/2016/5/9/chartex" xmlns:cx4="http://schemas.microsoft.com/office/drawing/2016/5/10/chartex" xmlns:cx5="http://schemas.microsoft.com/office/drawing/2016/5/11/chartex" xmlns:cx6="http://schemas.microsoft.com/office/drawing/2016/5/12/chartex" xmlns:cx7="http://schemas.microsoft.com/office/drawing/2016/5/13/chartex" xmlns:cx8="http://schemas.microsoft.com/office/drawing/2016/5/14/chartex" xmlns:mc="http://schemas.openxmlformats.org/markup-compatibility/2006" xmlns:aink="http://schemas.microsoft.com/office/drawing/2016/ink" xmlns:am3d="http://schemas.microsoft.com/office/drawing/2017/model3d" xmlns:o="urn:schemas-microsoft-com:office:office" xmlns:oel="http://schemas.microsoft.com/office/2019/extlst" xmlns:r="http://schemas.openxmlformats.org/officeDocument/2006/relationships" xmlns:m="http://schemas.openxmlformats.org/officeDocument/2006/math" xmlns:v="urn:schemas-microsoft-com:vml" xmlns:wp14="http://schemas.microsoft.com/office/word/2010/wordprocessingDrawing" xmlns:wp="http://schemas.openxmlformats.org/drawingml/2006/wordprocessingDrawing" xmlns:w10="urn:schemas-microsoft-com:office:word" xmlns:w="http://schemas.openxmlformats.org/wordprocessingml/2006/main" xmlns:w14="http://schemas.microsoft.com/office/word/2010/wordml" xmlns:w15="http://schemas.microsoft.com/office/word/2012/wordml" xmlns:w16cex="http://schemas.microsoft.com/office/word/2018/wordml/cex" xmlns:w16cid="http://schemas.microsoft.com/office/word/2016/wordml/cid" xmlns:w16="http://schemas.microsoft.com/office/word/2018/wordml" xmlns:w16sdtdh="http://schemas.microsoft.com/office/word/2020/wordml/sdtdatahash" xmlns:w16se="http://schemas.microsoft.com/office/word/2015/wordml/symex" xmlns:wpg="http://schemas.microsoft.com/office/word/2010/wordprocessingGroup" xmlns:wpi="http://schemas.microsoft.com/office/word/2010/wordprocessingInk" xmlns:wne="http://schemas.microsoft.com/office/word/2006/wordml" xmlns:wps="http://schemas.microsoft.com/office/word/2010/wordprocessingShape" mc:Ignorable="w14 w15 w16se w16cid w16 w16cex w16sdtdh wp14">
+<w:ftr xmlns:wpc="http://schemas.microsoft.com/office/word/2010/wordprocessingCanvas" xmlns:cx="http://schemas.microsoft.com/office/drawing/2014/chartex" xmlns:cx1="http://schemas.microsoft.com/office/drawing/2015/9/8/chartex" xmlns:cx2="http://schemas.microsoft.com/office/drawing/2015/10/21/chartex" xmlns:cx3="http://schemas.microsoft.com/office/drawing/2016/5/9/chartex" xmlns:cx4="http://schemas.microsoft.com/office/drawing/2016/5/10/chartex" xmlns:cx5="http://schemas.microsoft.com/office/drawing/2016/5/11/chartex" xmlns:cx6="http://schemas.microsoft.com/office/drawing/2016/5/12/chartex" xmlns:cx7="http://schemas.microsoft.com/office/drawing/2016/5/13/chartex" xmlns:cx8="http://schemas.microsoft.com/office/drawing/2016/5/14/chartex" xmlns:mc="http://schemas.openxmlformats.org/markup-compatibility/2006" xmlns:aink="http://schemas.microsoft.com/office/drawing/2016/ink" xmlns:am3d="http://schemas.microsoft.com/office/drawing/2017/model3d" xmlns:o="urn:schemas-microsoft-com:office:office" xmlns:oel="http://schemas.microsoft.com/office/2019/extlst" xmlns:r="http://schemas.openxmlformats.org/officeDocument/2006/relationships" xmlns:m="http://schemas.openxmlformats.org/officeDocument/2006/math" xmlns:v="urn:schemas-microsoft-com:vml" xmlns:wp14="http://schemas.microsoft.com/office/word/2010/wordprocessingDrawing" xmlns:wp="http://schemas.openxmlformats.org/drawingml/2006/wordprocessingDrawing" xmlns:w10="urn:schemas-microsoft-com:office:word" xmlns:w="http://schemas.openxmlformats.org/wordprocessingml/2006/main" xmlns:w14="http://schemas.microsoft.com/office/word/2010/wordml" xmlns:w15="http://schemas.microsoft.com/office/word/2012/wordml" xmlns:w16cex="http://schemas.microsoft.com/office/word/2018/wordml/cex" xmlns:w16cid="http://schemas.microsoft.com/office/word/2016/wordml/cid" xmlns:w16="http://schemas.microsoft.com/office/word/2018/wordml" xmlns:w16du="http://schemas.microsoft.com/office/word/2023/wordml/word16du" xmlns:w16sdtdh="http://schemas.microsoft.com/office/word/2020/wordml/sdtdatahash" xmlns:w16sdtfl="http://schemas.microsoft.com/office/word/2024/wordml/sdtformatlock" xmlns:w16se="http://schemas.microsoft.com/office/word/2015/wordml/symex" xmlns:wpg="http://schemas.microsoft.com/office/word/2010/wordprocessingGroup" xmlns:wpi="http://schemas.microsoft.com/office/word/2010/wordprocessingInk" xmlns:wne="http://schemas.microsoft.com/office/word/2006/wordml" xmlns:wps="http://schemas.microsoft.com/office/word/2010/wordprocessingShape" mc:Ignorable="w14 w15 w16se w16cid w16 w16cex w16sdtdh w16sdtfl w16du wp14">
   <w:p>
     <w:pPr>
       <w:pStyle w:val="Footer"/>
@@ -2149,7 +2278,7 @@
 </file>
 
 <file path=word/footer3.xml><?xml version="1.0" encoding="utf-8"?>
-<w:ftr xmlns:wpc="http://schemas.microsoft.com/office/word/2010/wordprocessingCanvas" xmlns:cx="http://schemas.microsoft.com/office/drawing/2014/chartex" xmlns:cx1="http://schemas.microsoft.com/office/drawing/2015/9/8/chartex" xmlns:cx2="http://schemas.microsoft.com/office/drawing/2015/10/21/chartex" xmlns:cx3="http://schemas.microsoft.com/office/drawing/2016/5/9/chartex" xmlns:cx4="http://schemas.microsoft.com/office/drawing/2016/5/10/chartex" xmlns:cx5="http://schemas.microsoft.com/office/drawing/2016/5/11/chartex" xmlns:cx6="http://schemas.microsoft.com/office/drawing/2016/5/12/chartex" xmlns:cx7="http://schemas.microsoft.com/office/drawing/2016/5/13/chartex" xmlns:cx8="http://schemas.microsoft.com/office/drawing/2016/5/14/chartex" xmlns:mc="http://schemas.openxmlformats.org/markup-compatibility/2006" xmlns:aink="http://schemas.microsoft.com/office/drawing/2016/ink" xmlns:am3d="http://schemas.microsoft.com/office/drawing/2017/model3d" xmlns:o="urn:schemas-microsoft-com:office:office" xmlns:oel="http://schemas.microsoft.com/office/2019/extlst" xmlns:r="http://schemas.openxmlformats.org/officeDocument/2006/relationships" xmlns:m="http://schemas.openxmlformats.org/officeDocument/2006/math" xmlns:v="urn:schemas-microsoft-com:vml" xmlns:wp14="http://schemas.microsoft.com/office/word/2010/wordprocessingDrawing" xmlns:wp="http://schemas.openxmlformats.org/drawingml/2006/wordprocessingDrawing" xmlns:w10="urn:schemas-microsoft-com:office:word" xmlns:w="http://schemas.openxmlformats.org/wordprocessingml/2006/main" xmlns:w14="http://schemas.microsoft.com/office/word/2010/wordml" xmlns:w15="http://schemas.microsoft.com/office/word/2012/wordml" xmlns:w16cex="http://schemas.microsoft.com/office/word/2018/wordml/cex" xmlns:w16cid="http://schemas.microsoft.com/office/word/2016/wordml/cid" xmlns:w16="http://schemas.microsoft.com/office/word/2018/wordml" xmlns:w16sdtdh="http://schemas.microsoft.com/office/word/2020/wordml/sdtdatahash" xmlns:w16se="http://schemas.microsoft.com/office/word/2015/wordml/symex" xmlns:wpg="http://schemas.microsoft.com/office/word/2010/wordprocessingGroup" xmlns:wpi="http://schemas.microsoft.com/office/word/2010/wordprocessingInk" xmlns:wne="http://schemas.microsoft.com/office/word/2006/wordml" xmlns:wps="http://schemas.microsoft.com/office/word/2010/wordprocessingShape" mc:Ignorable="w14 w15 w16se w16cid w16 w16cex w16sdtdh wp14">
+<w:ftr xmlns:wpc="http://schemas.microsoft.com/office/word/2010/wordprocessingCanvas" xmlns:cx="http://schemas.microsoft.com/office/drawing/2014/chartex" xmlns:cx1="http://schemas.microsoft.com/office/drawing/2015/9/8/chartex" xmlns:cx2="http://schemas.microsoft.com/office/drawing/2015/10/21/chartex" xmlns:cx3="http://schemas.microsoft.com/office/drawing/2016/5/9/chartex" xmlns:cx4="http://schemas.microsoft.com/office/drawing/2016/5/10/chartex" xmlns:cx5="http://schemas.microsoft.com/office/drawing/2016/5/11/chartex" xmlns:cx6="http://schemas.microsoft.com/office/drawing/2016/5/12/chartex" xmlns:cx7="http://schemas.microsoft.com/office/drawing/2016/5/13/chartex" xmlns:cx8="http://schemas.microsoft.com/office/drawing/2016/5/14/chartex" xmlns:mc="http://schemas.openxmlformats.org/markup-compatibility/2006" xmlns:aink="http://schemas.microsoft.com/office/drawing/2016/ink" xmlns:am3d="http://schemas.microsoft.com/office/drawing/2017/model3d" xmlns:o="urn:schemas-microsoft-com:office:office" xmlns:oel="http://schemas.microsoft.com/office/2019/extlst" xmlns:r="http://schemas.openxmlformats.org/officeDocument/2006/relationships" xmlns:m="http://schemas.openxmlformats.org/officeDocument/2006/math" xmlns:v="urn:schemas-microsoft-com:vml" xmlns:wp14="http://schemas.microsoft.com/office/word/2010/wordprocessingDrawing" xmlns:wp="http://schemas.openxmlformats.org/drawingml/2006/wordprocessingDrawing" xmlns:w10="urn:schemas-microsoft-com:office:word" xmlns:w="http://schemas.openxmlformats.org/wordprocessingml/2006/main" xmlns:w14="http://schemas.microsoft.com/office/word/2010/wordml" xmlns:w15="http://schemas.microsoft.com/office/word/2012/wordml" xmlns:w16cex="http://schemas.microsoft.com/office/word/2018/wordml/cex" xmlns:w16cid="http://schemas.microsoft.com/office/word/2016/wordml/cid" xmlns:w16="http://schemas.microsoft.com/office/word/2018/wordml" xmlns:w16du="http://schemas.microsoft.com/office/word/2023/wordml/word16du" xmlns:w16sdtdh="http://schemas.microsoft.com/office/word/2020/wordml/sdtdatahash" xmlns:w16sdtfl="http://schemas.microsoft.com/office/word/2024/wordml/sdtformatlock" xmlns:w16se="http://schemas.microsoft.com/office/word/2015/wordml/symex" xmlns:wpg="http://schemas.microsoft.com/office/word/2010/wordprocessingGroup" xmlns:wpi="http://schemas.microsoft.com/office/word/2010/wordprocessingInk" xmlns:wne="http://schemas.microsoft.com/office/word/2006/wordml" xmlns:wps="http://schemas.microsoft.com/office/word/2010/wordprocessingShape" mc:Ignorable="w14 w15 w16se w16cid w16 w16cex w16sdtdh w16sdtfl w16du wp14">
   <w:p>
     <w:pPr>
       <w:pStyle w:val="Footer"/>
@@ -2159,7 +2288,7 @@
 </file>
 
 <file path=word/footnotes.xml><?xml version="1.0" encoding="utf-8"?>
-<w:footnotes xmlns:wpc="http://schemas.microsoft.com/office/word/2010/wordprocessingCanvas" xmlns:cx="http://schemas.microsoft.com/office/drawing/2014/chartex" xmlns:cx1="http://schemas.microsoft.com/office/drawing/2015/9/8/chartex" xmlns:cx2="http://schemas.microsoft.com/office/drawing/2015/10/21/chartex" xmlns:cx3="http://schemas.microsoft.com/office/drawing/2016/5/9/chartex" xmlns:cx4="http://schemas.microsoft.com/office/drawing/2016/5/10/chartex" xmlns:cx5="http://schemas.microsoft.com/office/drawing/2016/5/11/chartex" xmlns:cx6="http://schemas.microsoft.com/office/drawing/2016/5/12/chartex" xmlns:cx7="http://schemas.microsoft.com/office/drawing/2016/5/13/chartex" xmlns:cx8="http://schemas.microsoft.com/office/drawing/2016/5/14/chartex" xmlns:mc="http://schemas.openxmlformats.org/markup-compatibility/2006" xmlns:aink="http://schemas.microsoft.com/office/drawing/2016/ink" xmlns:am3d="http://schemas.microsoft.com/office/drawing/2017/model3d" xmlns:o="urn:schemas-microsoft-com:office:office" xmlns:oel="http://schemas.microsoft.com/office/2019/extlst" xmlns:r="http://schemas.openxmlformats.org/officeDocument/2006/relationships" xmlns:m="http://schemas.openxmlformats.org/officeDocument/2006/math" xmlns:v="urn:schemas-microsoft-com:vml" xmlns:wp14="http://schemas.microsoft.com/office/word/2010/wordprocessingDrawing" xmlns:wp="http://schemas.openxmlformats.org/drawingml/2006/wordprocessingDrawing" xmlns:w10="urn:schemas-microsoft-com:office:word" xmlns:w="http://schemas.openxmlformats.org/wordprocessingml/2006/main" xmlns:w14="http://schemas.microsoft.com/office/word/2010/wordml" xmlns:w15="http://schemas.microsoft.com/office/word/2012/wordml" xmlns:w16cex="http://schemas.microsoft.com/office/word/2018/wordml/cex" xmlns:w16cid="http://schemas.microsoft.com/office/word/2016/wordml/cid" xmlns:w16="http://schemas.microsoft.com/office/word/2018/wordml" xmlns:w16sdtdh="http://schemas.microsoft.com/office/word/2020/wordml/sdtdatahash" xmlns:w16se="http://schemas.microsoft.com/office/word/2015/wordml/symex" xmlns:wpg="http://schemas.microsoft.com/office/word/2010/wordprocessingGroup" xmlns:wpi="http://schemas.microsoft.com/office/word/2010/wordprocessingInk" xmlns:wne="http://schemas.microsoft.com/office/word/2006/wordml" xmlns:wps="http://schemas.microsoft.com/office/word/2010/wordprocessingShape" mc:Ignorable="w14 w15 w16se w16cid w16 w16cex w16sdtdh wp14">
+<w:footnotes xmlns:wpc="http://schemas.microsoft.com/office/word/2010/wordprocessingCanvas" xmlns:cx="http://schemas.microsoft.com/office/drawing/2014/chartex" xmlns:cx1="http://schemas.microsoft.com/office/drawing/2015/9/8/chartex" xmlns:cx2="http://schemas.microsoft.com/office/drawing/2015/10/21/chartex" xmlns:cx3="http://schemas.microsoft.com/office/drawing/2016/5/9/chartex" xmlns:cx4="http://schemas.microsoft.com/office/drawing/2016/5/10/chartex" xmlns:cx5="http://schemas.microsoft.com/office/drawing/2016/5/11/chartex" xmlns:cx6="http://schemas.microsoft.com/office/drawing/2016/5/12/chartex" xmlns:cx7="http://schemas.microsoft.com/office/drawing/2016/5/13/chartex" xmlns:cx8="http://schemas.microsoft.com/office/drawing/2016/5/14/chartex" xmlns:mc="http://schemas.openxmlformats.org/markup-compatibility/2006" xmlns:aink="http://schemas.microsoft.com/office/drawing/2016/ink" xmlns:am3d="http://schemas.microsoft.com/office/drawing/2017/model3d" xmlns:o="urn:schemas-microsoft-com:office:office" xmlns:oel="http://schemas.microsoft.com/office/2019/extlst" xmlns:r="http://schemas.openxmlformats.org/officeDocument/2006/relationships" xmlns:m="http://schemas.openxmlformats.org/officeDocument/2006/math" xmlns:v="urn:schemas-microsoft-com:vml" xmlns:wp14="http://schemas.microsoft.com/office/word/2010/wordprocessingDrawing" xmlns:wp="http://schemas.openxmlformats.org/drawingml/2006/wordprocessingDrawing" xmlns:w10="urn:schemas-microsoft-com:office:word" xmlns:w="http://schemas.openxmlformats.org/wordprocessingml/2006/main" xmlns:w14="http://schemas.microsoft.com/office/word/2010/wordml" xmlns:w15="http://schemas.microsoft.com/office/word/2012/wordml" xmlns:w16cex="http://schemas.microsoft.com/office/word/2018/wordml/cex" xmlns:w16cid="http://schemas.microsoft.com/office/word/2016/wordml/cid" xmlns:w16="http://schemas.microsoft.com/office/word/2018/wordml" xmlns:w16du="http://schemas.microsoft.com/office/word/2023/wordml/word16du" xmlns:w16sdtdh="http://schemas.microsoft.com/office/word/2020/wordml/sdtdatahash" xmlns:w16sdtfl="http://schemas.microsoft.com/office/word/2024/wordml/sdtformatlock" xmlns:w16se="http://schemas.microsoft.com/office/word/2015/wordml/symex" xmlns:wpg="http://schemas.microsoft.com/office/word/2010/wordprocessingGroup" xmlns:wpi="http://schemas.microsoft.com/office/word/2010/wordprocessingInk" xmlns:wne="http://schemas.microsoft.com/office/word/2006/wordml" xmlns:wps="http://schemas.microsoft.com/office/word/2010/wordprocessingShape" mc:Ignorable="w14 w15 w16se w16cid w16 w16cex w16sdtdh w16sdtfl w16du wp14">
   <w:footnote w:type="separator" w:id="-1">
     <w:p>
       <w:pPr>
@@ -2184,7 +2313,7 @@
 </file>
 
 <file path=word/header1.xml><?xml version="1.0" encoding="utf-8"?>
-<w:hdr xmlns:wpc="http://schemas.microsoft.com/office/word/2010/wordprocessingCanvas" xmlns:cx="http://schemas.microsoft.com/office/drawing/2014/chartex" xmlns:cx1="http://schemas.microsoft.com/office/drawing/2015/9/8/chartex" xmlns:cx2="http://schemas.microsoft.com/office/drawing/2015/10/21/chartex" xmlns:cx3="http://schemas.microsoft.com/office/drawing/2016/5/9/chartex" xmlns:cx4="http://schemas.microsoft.com/office/drawing/2016/5/10/chartex" xmlns:cx5="http://schemas.microsoft.com/office/drawing/2016/5/11/chartex" xmlns:cx6="http://schemas.microsoft.com/office/drawing/2016/5/12/chartex" xmlns:cx7="http://schemas.microsoft.com/office/drawing/2016/5/13/chartex" xmlns:cx8="http://schemas.microsoft.com/office/drawing/2016/5/14/chartex" xmlns:mc="http://schemas.openxmlformats.org/markup-compatibility/2006" xmlns:aink="http://schemas.microsoft.com/office/drawing/2016/ink" xmlns:am3d="http://schemas.microsoft.com/office/drawing/2017/model3d" xmlns:o="urn:schemas-microsoft-com:office:office" xmlns:oel="http://schemas.microsoft.com/office/2019/extlst" xmlns:r="http://schemas.openxmlformats.org/officeDocument/2006/relationships" xmlns:m="http://schemas.openxmlformats.org/officeDocument/2006/math" xmlns:v="urn:schemas-microsoft-com:vml" xmlns:wp14="http://schemas.microsoft.com/office/word/2010/wordprocessingDrawing" xmlns:wp="http://schemas.openxmlformats.org/drawingml/2006/wordprocessingDrawing" xmlns:w10="urn:schemas-microsoft-com:office:word" xmlns:w="http://schemas.openxmlformats.org/wordprocessingml/2006/main" xmlns:w14="http://schemas.microsoft.com/office/word/2010/wordml" xmlns:w15="http://schemas.microsoft.com/office/word/2012/wordml" xmlns:w16cex="http://schemas.microsoft.com/office/word/2018/wordml/cex" xmlns:w16cid="http://schemas.microsoft.com/office/word/2016/wordml/cid" xmlns:w16="http://schemas.microsoft.com/office/word/2018/wordml" xmlns:w16sdtdh="http://schemas.microsoft.com/office/word/2020/wordml/sdtdatahash" xmlns:w16se="http://schemas.microsoft.com/office/word/2015/wordml/symex" xmlns:wpg="http://schemas.microsoft.com/office/word/2010/wordprocessingGroup" xmlns:wpi="http://schemas.microsoft.com/office/word/2010/wordprocessingInk" xmlns:wne="http://schemas.microsoft.com/office/word/2006/wordml" xmlns:wps="http://schemas.microsoft.com/office/word/2010/wordprocessingShape" mc:Ignorable="w14 w15 w16se w16cid w16 w16cex w16sdtdh wp14">
+<w:hdr xmlns:wpc="http://schemas.microsoft.com/office/word/2010/wordprocessingCanvas" xmlns:cx="http://schemas.microsoft.com/office/drawing/2014/chartex" xmlns:cx1="http://schemas.microsoft.com/office/drawing/2015/9/8/chartex" xmlns:cx2="http://schemas.microsoft.com/office/drawing/2015/10/21/chartex" xmlns:cx3="http://schemas.microsoft.com/office/drawing/2016/5/9/chartex" xmlns:cx4="http://schemas.microsoft.com/office/drawing/2016/5/10/chartex" xmlns:cx5="http://schemas.microsoft.com/office/drawing/2016/5/11/chartex" xmlns:cx6="http://schemas.microsoft.com/office/drawing/2016/5/12/chartex" xmlns:cx7="http://schemas.microsoft.com/office/drawing/2016/5/13/chartex" xmlns:cx8="http://schemas.microsoft.com/office/drawing/2016/5/14/chartex" xmlns:mc="http://schemas.openxmlformats.org/markup-compatibility/2006" xmlns:aink="http://schemas.microsoft.com/office/drawing/2016/ink" xmlns:am3d="http://schemas.microsoft.com/office/drawing/2017/model3d" xmlns:o="urn:schemas-microsoft-com:office:office" xmlns:oel="http://schemas.microsoft.com/office/2019/extlst" xmlns:r="http://schemas.openxmlformats.org/officeDocument/2006/relationships" xmlns:m="http://schemas.openxmlformats.org/officeDocument/2006/math" xmlns:v="urn:schemas-microsoft-com:vml" xmlns:wp14="http://schemas.microsoft.com/office/word/2010/wordprocessingDrawing" xmlns:wp="http://schemas.openxmlformats.org/drawingml/2006/wordprocessingDrawing" xmlns:w10="urn:schemas-microsoft-com:office:word" xmlns:w="http://schemas.openxmlformats.org/wordprocessingml/2006/main" xmlns:w14="http://schemas.microsoft.com/office/word/2010/wordml" xmlns:w15="http://schemas.microsoft.com/office/word/2012/wordml" xmlns:w16cex="http://schemas.microsoft.com/office/word/2018/wordml/cex" xmlns:w16cid="http://schemas.microsoft.com/office/word/2016/wordml/cid" xmlns:w16="http://schemas.microsoft.com/office/word/2018/wordml" xmlns:w16du="http://schemas.microsoft.com/office/word/2023/wordml/word16du" xmlns:w16sdtdh="http://schemas.microsoft.com/office/word/2020/wordml/sdtdatahash" xmlns:w16sdtfl="http://schemas.microsoft.com/office/word/2024/wordml/sdtformatlock" xmlns:w16se="http://schemas.microsoft.com/office/word/2015/wordml/symex" xmlns:wpg="http://schemas.microsoft.com/office/word/2010/wordprocessingGroup" xmlns:wpi="http://schemas.microsoft.com/office/word/2010/wordprocessingInk" xmlns:wne="http://schemas.microsoft.com/office/word/2006/wordml" xmlns:wps="http://schemas.microsoft.com/office/word/2010/wordprocessingShape" mc:Ignorable="w14 w15 w16se w16cid w16 w16cex w16sdtdh w16sdtfl w16du wp14">
   <w:p>
     <w:pPr>
       <w:pStyle w:val="Header"/>
@@ -2194,7 +2323,7 @@
 </file>
 
 <file path=word/header2.xml><?xml version="1.0" encoding="utf-8"?>
-<w:hdr xmlns:wpc="http://schemas.microsoft.com/office/word/2010/wordprocessingCanvas" xmlns:cx="http://schemas.microsoft.com/office/drawing/2014/chartex" xmlns:cx1="http://schemas.microsoft.com/office/drawing/2015/9/8/chartex" xmlns:cx2="http://schemas.microsoft.com/office/drawing/2015/10/21/chartex" xmlns:cx3="http://schemas.microsoft.com/office/drawing/2016/5/9/chartex" xmlns:cx4="http://schemas.microsoft.com/office/drawing/2016/5/10/chartex" xmlns:cx5="http://schemas.microsoft.com/office/drawing/2016/5/11/chartex" xmlns:cx6="http://schemas.microsoft.com/office/drawing/2016/5/12/chartex" xmlns:cx7="http://schemas.microsoft.com/office/drawing/2016/5/13/chartex" xmlns:cx8="http://schemas.microsoft.com/office/drawing/2016/5/14/chartex" xmlns:mc="http://schemas.openxmlformats.org/markup-compatibility/2006" xmlns:aink="http://schemas.microsoft.com/office/drawing/2016/ink" xmlns:am3d="http://schemas.microsoft.com/office/drawing/2017/model3d" xmlns:o="urn:schemas-microsoft-com:office:office" xmlns:oel="http://schemas.microsoft.com/office/2019/extlst" xmlns:r="http://schemas.openxmlformats.org/officeDocument/2006/relationships" xmlns:m="http://schemas.openxmlformats.org/officeDocument/2006/math" xmlns:v="urn:schemas-microsoft-com:vml" xmlns:wp14="http://schemas.microsoft.com/office/word/2010/wordprocessingDrawing" xmlns:wp="http://schemas.openxmlformats.org/drawingml/2006/wordprocessingDrawing" xmlns:w10="urn:schemas-microsoft-com:office:word" xmlns:w="http://schemas.openxmlformats.org/wordprocessingml/2006/main" xmlns:w14="http://schemas.microsoft.com/office/word/2010/wordml" xmlns:w15="http://schemas.microsoft.com/office/word/2012/wordml" xmlns:w16cex="http://schemas.microsoft.com/office/word/2018/wordml/cex" xmlns:w16cid="http://schemas.microsoft.com/office/word/2016/wordml/cid" xmlns:w16="http://schemas.microsoft.com/office/word/2018/wordml" xmlns:w16sdtdh="http://schemas.microsoft.com/office/word/2020/wordml/sdtdatahash" xmlns:w16se="http://schemas.microsoft.com/office/word/2015/wordml/symex" xmlns:wpg="http://schemas.microsoft.com/office/word/2010/wordprocessingGroup" xmlns:wpi="http://schemas.microsoft.com/office/word/2010/wordprocessingInk" xmlns:wne="http://schemas.microsoft.com/office/word/2006/wordml" xmlns:wps="http://schemas.microsoft.com/office/word/2010/wordprocessingShape" mc:Ignorable="w14 w15 w16se w16cid w16 w16cex w16sdtdh wp14">
+<w:hdr xmlns:wpc="http://schemas.microsoft.com/office/word/2010/wordprocessingCanvas" xmlns:cx="http://schemas.microsoft.com/office/drawing/2014/chartex" xmlns:cx1="http://schemas.microsoft.com/office/drawing/2015/9/8/chartex" xmlns:cx2="http://schemas.microsoft.com/office/drawing/2015/10/21/chartex" xmlns:cx3="http://schemas.microsoft.com/office/drawing/2016/5/9/chartex" xmlns:cx4="http://schemas.microsoft.com/office/drawing/2016/5/10/chartex" xmlns:cx5="http://schemas.microsoft.com/office/drawing/2016/5/11/chartex" xmlns:cx6="http://schemas.microsoft.com/office/drawing/2016/5/12/chartex" xmlns:cx7="http://schemas.microsoft.com/office/drawing/2016/5/13/chartex" xmlns:cx8="http://schemas.microsoft.com/office/drawing/2016/5/14/chartex" xmlns:mc="http://schemas.openxmlformats.org/markup-compatibility/2006" xmlns:aink="http://schemas.microsoft.com/office/drawing/2016/ink" xmlns:am3d="http://schemas.microsoft.com/office/drawing/2017/model3d" xmlns:o="urn:schemas-microsoft-com:office:office" xmlns:oel="http://schemas.microsoft.com/office/2019/extlst" xmlns:r="http://schemas.openxmlformats.org/officeDocument/2006/relationships" xmlns:m="http://schemas.openxmlformats.org/officeDocument/2006/math" xmlns:v="urn:schemas-microsoft-com:vml" xmlns:wp14="http://schemas.microsoft.com/office/word/2010/wordprocessingDrawing" xmlns:wp="http://schemas.openxmlformats.org/drawingml/2006/wordprocessingDrawing" xmlns:w10="urn:schemas-microsoft-com:office:word" xmlns:w="http://schemas.openxmlformats.org/wordprocessingml/2006/main" xmlns:w14="http://schemas.microsoft.com/office/word/2010/wordml" xmlns:w15="http://schemas.microsoft.com/office/word/2012/wordml" xmlns:w16cex="http://schemas.microsoft.com/office/word/2018/wordml/cex" xmlns:w16cid="http://schemas.microsoft.com/office/word/2016/wordml/cid" xmlns:w16="http://schemas.microsoft.com/office/word/2018/wordml" xmlns:w16du="http://schemas.microsoft.com/office/word/2023/wordml/word16du" xmlns:w16sdtdh="http://schemas.microsoft.com/office/word/2020/wordml/sdtdatahash" xmlns:w16sdtfl="http://schemas.microsoft.com/office/word/2024/wordml/sdtformatlock" xmlns:w16se="http://schemas.microsoft.com/office/word/2015/wordml/symex" xmlns:wpg="http://schemas.microsoft.com/office/word/2010/wordprocessingGroup" xmlns:wpi="http://schemas.microsoft.com/office/word/2010/wordprocessingInk" xmlns:wne="http://schemas.microsoft.com/office/word/2006/wordml" xmlns:wps="http://schemas.microsoft.com/office/word/2010/wordprocessingShape" mc:Ignorable="w14 w15 w16se w16cid w16 w16cex w16sdtdh w16sdtfl w16du wp14">
   <w:p>
     <w:pPr>
       <w:pStyle w:val="Header"/>
@@ -2205,7 +2334,7 @@
 </file>
 
 <file path=word/header3.xml><?xml version="1.0" encoding="utf-8"?>
-<w:hdr xmlns:wpc="http://schemas.microsoft.com/office/word/2010/wordprocessingCanvas" xmlns:cx="http://schemas.microsoft.com/office/drawing/2014/chartex" xmlns:cx1="http://schemas.microsoft.com/office/drawing/2015/9/8/chartex" xmlns:cx2="http://schemas.microsoft.com/office/drawing/2015/10/21/chartex" xmlns:cx3="http://schemas.microsoft.com/office/drawing/2016/5/9/chartex" xmlns:cx4="http://schemas.microsoft.com/office/drawing/2016/5/10/chartex" xmlns:cx5="http://schemas.microsoft.com/office/drawing/2016/5/11/chartex" xmlns:cx6="http://schemas.microsoft.com/office/drawing/2016/5/12/chartex" xmlns:cx7="http://schemas.microsoft.com/office/drawing/2016/5/13/chartex" xmlns:cx8="http://schemas.microsoft.com/office/drawing/2016/5/14/chartex" xmlns:mc="http://schemas.openxmlformats.org/markup-compatibility/2006" xmlns:aink="http://schemas.microsoft.com/office/drawing/2016/ink" xmlns:am3d="http://schemas.microsoft.com/office/drawing/2017/model3d" xmlns:o="urn:schemas-microsoft-com:office:office" xmlns:oel="http://schemas.microsoft.com/office/2019/extlst" xmlns:r="http://schemas.openxmlformats.org/officeDocument/2006/relationships" xmlns:m="http://schemas.openxmlformats.org/officeDocument/2006/math" xmlns:v="urn:schemas-microsoft-com:vml" xmlns:wp14="http://schemas.microsoft.com/office/word/2010/wordprocessingDrawing" xmlns:wp="http://schemas.openxmlformats.org/drawingml/2006/wordprocessingDrawing" xmlns:w10="urn:schemas-microsoft-com:office:word" xmlns:w="http://schemas.openxmlformats.org/wordprocessingml/2006/main" xmlns:w14="http://schemas.microsoft.com/office/word/2010/wordml" xmlns:w15="http://schemas.microsoft.com/office/word/2012/wordml" xmlns:w16cex="http://schemas.microsoft.com/office/word/2018/wordml/cex" xmlns:w16cid="http://schemas.microsoft.com/office/word/2016/wordml/cid" xmlns:w16="http://schemas.microsoft.com/office/word/2018/wordml" xmlns:w16sdtdh="http://schemas.microsoft.com/office/word/2020/wordml/sdtdatahash" xmlns:w16se="http://schemas.microsoft.com/office/word/2015/wordml/symex" xmlns:wpg="http://schemas.microsoft.com/office/word/2010/wordprocessingGroup" xmlns:wpi="http://schemas.microsoft.com/office/word/2010/wordprocessingInk" xmlns:wne="http://schemas.microsoft.com/office/word/2006/wordml" xmlns:wps="http://schemas.microsoft.com/office/word/2010/wordprocessingShape" mc:Ignorable="w14 w15 w16se w16cid w16 w16cex w16sdtdh wp14">
+<w:hdr xmlns:wpc="http://schemas.microsoft.com/office/word/2010/wordprocessingCanvas" xmlns:cx="http://schemas.microsoft.com/office/drawing/2014/chartex" xmlns:cx1="http://schemas.microsoft.com/office/drawing/2015/9/8/chartex" xmlns:cx2="http://schemas.microsoft.com/office/drawing/2015/10/21/chartex" xmlns:cx3="http://schemas.microsoft.com/office/drawing/2016/5/9/chartex" xmlns:cx4="http://schemas.microsoft.com/office/drawing/2016/5/10/chartex" xmlns:cx5="http://schemas.microsoft.com/office/drawing/2016/5/11/chartex" xmlns:cx6="http://schemas.microsoft.com/office/drawing/2016/5/12/chartex" xmlns:cx7="http://schemas.microsoft.com/office/drawing/2016/5/13/chartex" xmlns:cx8="http://schemas.microsoft.com/office/drawing/2016/5/14/chartex" xmlns:mc="http://schemas.openxmlformats.org/markup-compatibility/2006" xmlns:aink="http://schemas.microsoft.com/office/drawing/2016/ink" xmlns:am3d="http://schemas.microsoft.com/office/drawing/2017/model3d" xmlns:o="urn:schemas-microsoft-com:office:office" xmlns:oel="http://schemas.microsoft.com/office/2019/extlst" xmlns:r="http://schemas.openxmlformats.org/officeDocument/2006/relationships" xmlns:m="http://schemas.openxmlformats.org/officeDocument/2006/math" xmlns:v="urn:schemas-microsoft-com:vml" xmlns:wp14="http://schemas.microsoft.com/office/word/2010/wordprocessingDrawing" xmlns:wp="http://schemas.openxmlformats.org/drawingml/2006/wordprocessingDrawing" xmlns:w10="urn:schemas-microsoft-com:office:word" xmlns:w="http://schemas.openxmlformats.org/wordprocessingml/2006/main" xmlns:w14="http://schemas.microsoft.com/office/word/2010/wordml" xmlns:w15="http://schemas.microsoft.com/office/word/2012/wordml" xmlns:w16cex="http://schemas.microsoft.com/office/word/2018/wordml/cex" xmlns:w16cid="http://schemas.microsoft.com/office/word/2016/wordml/cid" xmlns:w16="http://schemas.microsoft.com/office/word/2018/wordml" xmlns:w16du="http://schemas.microsoft.com/office/word/2023/wordml/word16du" xmlns:w16sdtdh="http://schemas.microsoft.com/office/word/2020/wordml/sdtdatahash" xmlns:w16sdtfl="http://schemas.microsoft.com/office/word/2024/wordml/sdtformatlock" xmlns:w16se="http://schemas.microsoft.com/office/word/2015/wordml/symex" xmlns:wpg="http://schemas.microsoft.com/office/word/2010/wordprocessingGroup" xmlns:wpi="http://schemas.microsoft.com/office/word/2010/wordprocessingInk" xmlns:wne="http://schemas.microsoft.com/office/word/2006/wordml" xmlns:wps="http://schemas.microsoft.com/office/word/2010/wordprocessingShape" mc:Ignorable="w14 w15 w16se w16cid w16 w16cex w16sdtdh w16sdtfl w16du wp14">
   <w:p>
     <w:pPr>
       <w:pStyle w:val="Header"/>
@@ -2214,7 +2343,7 @@
     <w:r>
       <w:tab/>
       <w:tab/>
-      <w:t>2026-06-17</w:t>
+      <w:t>2026-06-18</w:t>
       <w:br/>
       <w:br/>
     </w:r>
@@ -2231,7 +2360,7 @@
 </file>
 
 <file path=word/numbering.xml><?xml version="1.0" encoding="utf-8"?>
-<w:numbering xmlns:wpc="http://schemas.microsoft.com/office/word/2010/wordprocessingCanvas" xmlns:cx="http://schemas.microsoft.com/office/drawing/2014/chartex" xmlns:cx1="http://schemas.microsoft.com/office/drawing/2015/9/8/chartex" xmlns:cx2="http://schemas.microsoft.com/office/drawing/2015/10/21/chartex" xmlns:cx3="http://schemas.microsoft.com/office/drawing/2016/5/9/chartex" xmlns:cx4="http://schemas.microsoft.com/office/drawing/2016/5/10/chartex" xmlns:cx5="http://schemas.microsoft.com/office/drawing/2016/5/11/chartex" xmlns:cx6="http://schemas.microsoft.com/office/drawing/2016/5/12/chartex" xmlns:cx7="http://schemas.microsoft.com/office/drawing/2016/5/13/chartex" xmlns:cx8="http://schemas.microsoft.com/office/drawing/2016/5/14/chartex" xmlns:mc="http://schemas.openxmlformats.org/markup-compatibility/2006" xmlns:aink="http://schemas.microsoft.com/office/drawing/2016/ink" xmlns:am3d="http://schemas.microsoft.com/office/drawing/2017/model3d" xmlns:o="urn:schemas-microsoft-com:office:office" xmlns:oel="http://schemas.microsoft.com/office/2019/extlst" xmlns:r="http://schemas.openxmlformats.org/officeDocument/2006/relationships" xmlns:m="http://schemas.openxmlformats.org/officeDocument/2006/math" xmlns:v="urn:schemas-microsoft-com:vml" xmlns:wp14="http://schemas.microsoft.com/office/word/2010/wordprocessingDrawing" xmlns:wp="http://schemas.openxmlformats.org/drawingml/2006/wordprocessingDrawing" xmlns:w10="urn:schemas-microsoft-com:office:word" xmlns:w="http://schemas.openxmlformats.org/wordprocessingml/2006/main" xmlns:w14="http://schemas.microsoft.com/office/word/2010/wordml" xmlns:w15="http://schemas.microsoft.com/office/word/2012/wordml" xmlns:w16cex="http://schemas.microsoft.com/office/word/2018/wordml/cex" xmlns:w16cid="http://schemas.microsoft.com/office/word/2016/wordml/cid" xmlns:w16="http://schemas.microsoft.com/office/word/2018/wordml" xmlns:w16sdtdh="http://schemas.microsoft.com/office/word/2020/wordml/sdtdatahash" xmlns:w16se="http://schemas.microsoft.com/office/word/2015/wordml/symex" xmlns:wpg="http://schemas.microsoft.com/office/word/2010/wordprocessingGroup" xmlns:wpi="http://schemas.microsoft.com/office/word/2010/wordprocessingInk" xmlns:wne="http://schemas.microsoft.com/office/word/2006/wordml" xmlns:wps="http://schemas.microsoft.com/office/word/2010/wordprocessingShape" mc:Ignorable="w14 w15 w16se w16cid w16 w16cex w16sdtdh wp14">
+<w:numbering xmlns:wpc="http://schemas.microsoft.com/office/word/2010/wordprocessingCanvas" xmlns:cx="http://schemas.microsoft.com/office/drawing/2014/chartex" xmlns:cx1="http://schemas.microsoft.com/office/drawing/2015/9/8/chartex" xmlns:cx2="http://schemas.microsoft.com/office/drawing/2015/10/21/chartex" xmlns:cx3="http://schemas.microsoft.com/office/drawing/2016/5/9/chartex" xmlns:cx4="http://schemas.microsoft.com/office/drawing/2016/5/10/chartex" xmlns:cx5="http://schemas.microsoft.com/office/drawing/2016/5/11/chartex" xmlns:cx6="http://schemas.microsoft.com/office/drawing/2016/5/12/chartex" xmlns:cx7="http://schemas.microsoft.com/office/drawing/2016/5/13/chartex" xmlns:cx8="http://schemas.microsoft.com/office/drawing/2016/5/14/chartex" xmlns:mc="http://schemas.openxmlformats.org/markup-compatibility/2006" xmlns:aink="http://schemas.microsoft.com/office/drawing/2016/ink" xmlns:am3d="http://schemas.microsoft.com/office/drawing/2017/model3d" xmlns:o="urn:schemas-microsoft-com:office:office" xmlns:oel="http://schemas.microsoft.com/office/2019/extlst" xmlns:r="http://schemas.openxmlformats.org/officeDocument/2006/relationships" xmlns:m="http://schemas.openxmlformats.org/officeDocument/2006/math" xmlns:v="urn:schemas-microsoft-com:vml" xmlns:wp14="http://schemas.microsoft.com/office/word/2010/wordprocessingDrawing" xmlns:wp="http://schemas.openxmlformats.org/drawingml/2006/wordprocessingDrawing" xmlns:w10="urn:schemas-microsoft-com:office:word" xmlns:w="http://schemas.openxmlformats.org/wordprocessingml/2006/main" xmlns:w14="http://schemas.microsoft.com/office/word/2010/wordml" xmlns:w15="http://schemas.microsoft.com/office/word/2012/wordml" xmlns:w16cex="http://schemas.microsoft.com/office/word/2018/wordml/cex" xmlns:w16cid="http://schemas.microsoft.com/office/word/2016/wordml/cid" xmlns:w16="http://schemas.microsoft.com/office/word/2018/wordml" xmlns:w16du="http://schemas.microsoft.com/office/word/2023/wordml/word16du" xmlns:w16sdtdh="http://schemas.microsoft.com/office/word/2020/wordml/sdtdatahash" xmlns:w16sdtfl="http://schemas.microsoft.com/office/word/2024/wordml/sdtformatlock" xmlns:w16se="http://schemas.microsoft.com/office/word/2015/wordml/symex" xmlns:wpg="http://schemas.microsoft.com/office/word/2010/wordprocessingGroup" xmlns:wpi="http://schemas.microsoft.com/office/word/2010/wordprocessingInk" xmlns:wne="http://schemas.microsoft.com/office/word/2006/wordml" xmlns:wps="http://schemas.microsoft.com/office/word/2010/wordprocessingShape" mc:Ignorable="w14 w15 w16se w16cid w16 w16cex w16sdtdh w16sdtfl w16du wp14">
   <w:abstractNum w:abstractNumId="0" w15:restartNumberingAfterBreak="0">
     <w:nsid w:val="FFFFFF7C"/>
     <w:multiLevelType w:val="singleLevel"/>
@@ -2434,7 +2563,7 @@
 </file>
 
 <file path=word/styles.xml><?xml version="1.0" encoding="utf-8"?>
-<w:styles xmlns:mc="http://schemas.openxmlformats.org/markup-compatibility/2006" xmlns:r="http://schemas.openxmlformats.org/officeDocument/2006/relationships" xmlns:w="http://schemas.openxmlformats.org/wordprocessingml/2006/main" xmlns:w14="http://schemas.microsoft.com/office/word/2010/wordml" xmlns:w15="http://schemas.microsoft.com/office/word/2012/wordml" xmlns:w16cex="http://schemas.microsoft.com/office/word/2018/wordml/cex" xmlns:w16cid="http://schemas.microsoft.com/office/word/2016/wordml/cid" xmlns:w16="http://schemas.microsoft.com/office/word/2018/wordml" xmlns:w16sdtdh="http://schemas.microsoft.com/office/word/2020/wordml/sdtdatahash" xmlns:w16se="http://schemas.microsoft.com/office/word/2015/wordml/symex" mc:Ignorable="w14 w15 w16se w16cid w16 w16cex w16sdtdh">
+<w:styles xmlns:mc="http://schemas.openxmlformats.org/markup-compatibility/2006" xmlns:r="http://schemas.openxmlformats.org/officeDocument/2006/relationships" xmlns:w="http://schemas.openxmlformats.org/wordprocessingml/2006/main" xmlns:w14="http://schemas.microsoft.com/office/word/2010/wordml" xmlns:w15="http://schemas.microsoft.com/office/word/2012/wordml" xmlns:w16cex="http://schemas.microsoft.com/office/word/2018/wordml/cex" xmlns:w16cid="http://schemas.microsoft.com/office/word/2016/wordml/cid" xmlns:w16="http://schemas.microsoft.com/office/word/2018/wordml" xmlns:w16du="http://schemas.microsoft.com/office/word/2023/wordml/word16du" xmlns:w16sdtdh="http://schemas.microsoft.com/office/word/2020/wordml/sdtdatahash" xmlns:w16sdtfl="http://schemas.microsoft.com/office/word/2024/wordml/sdtformatlock" xmlns:w16se="http://schemas.microsoft.com/office/word/2015/wordml/symex" mc:Ignorable="w14 w15 w16se w16cid w16 w16cex w16sdtdh w16sdtfl w16du">
   <w:docDefaults>
     <w:rPrDefault>
       <w:rPr>
@@ -3192,7 +3321,7 @@
     <w:link w:val="TitleChar"/>
     <w:uiPriority w:val="10"/>
     <w:qFormat/>
-    <w:rsid w:val="007106C8"/>
+    <w:rsid w:val="00E854FA"/>
     <w:pPr>
       <w:spacing w:after="300" w:line="240" w:lineRule="auto"/>
       <w:contextualSpacing/>
@@ -3202,7 +3331,7 @@
       <w:rFonts w:eastAsiaTheme="majorEastAsia" w:cstheme="majorBidi"/>
       <w:spacing w:val="5"/>
       <w:kern w:val="28"/>
-      <w:sz w:val="52"/>
+      <w:sz w:val="40"/>
       <w:szCs w:val="52"/>
       <w:lang w:val="sv-SE" w:eastAsia="en-US" w:bidi="ar-SA"/>
     </w:rPr>
@@ -3212,12 +3341,12 @@
     <w:basedOn w:val="DefaultParagraphFont"/>
     <w:link w:val="Title"/>
     <w:uiPriority w:val="10"/>
-    <w:rsid w:val="007106C8"/>
+    <w:rsid w:val="00E854FA"/>
     <w:rPr>
       <w:rFonts w:ascii="Times New Roman" w:eastAsiaTheme="majorEastAsia" w:hAnsi="Times New Roman" w:cstheme="majorBidi"/>
       <w:spacing w:val="5"/>
       <w:kern w:val="28"/>
-      <w:sz w:val="52"/>
+      <w:sz w:val="40"/>
       <w:szCs w:val="52"/>
       <w:lang w:val="sv-SE" w:eastAsia="en-US" w:bidi="ar-SA"/>
     </w:rPr>

--- a/klagomål/A 14896-2026 FSC-klagomål.docx
+++ b/klagomål/A 14896-2026 FSC-klagomål.docx
@@ -2343,7 +2343,7 @@
     <w:r>
       <w:tab/>
       <w:tab/>
-      <w:t>2026-06-18</w:t>
+      <w:t>2026-06-19</w:t>
       <w:br/>
       <w:br/>
     </w:r>

--- a/klagomål/A 14896-2026 FSC-klagomål.docx
+++ b/klagomål/A 14896-2026 FSC-klagomål.docx
@@ -2343,7 +2343,7 @@
     <w:r>
       <w:tab/>
       <w:tab/>
-      <w:t>2026-06-19</w:t>
+      <w:t>2026-06-20</w:t>
       <w:br/>
       <w:br/>
     </w:r>

--- a/klagomål/A 14896-2026 FSC-klagomål.docx
+++ b/klagomål/A 14896-2026 FSC-klagomål.docx
@@ -168,38 +168,7 @@
     </w:p>
     <w:p>
       <w:r>
-        <w:t>Detta dokument behandlar höga naturvärden i avverkningsanmälan A 14896-2026 i Vilhelmina kommun som inkom 2026-03-23 och omfattar 171,5 ha.</w:t>
-      </w:r>
-    </w:p>
-    <w:p>
-      <w:r>
-        <w:t>Nedan presenteras fynd av naturvårdsarter och fridlysta arter som gjorts i det avverkningsanmälda området, samt relevanta utdrag ur standarderna för FSC, Chain of Custody, Controlled Wood och PEFC. I BILAGA 1 finns artfakta om fridlysta arter.</w:t>
-      </w:r>
-    </w:p>
-    <w:p>
-      <w:r>
-        <w:t>Vi förväntar oss att ni återkommer med ett skriftligt svar på vårt klagomål och även beskriver vilka korrigerande åtgärder ni satt in för att rätta till identifierade brister i er efterlevnad av den svenska FSC standarden.</w:t>
-      </w:r>
-    </w:p>
-    <w:p>
-      <w:pPr>
-        <w:pStyle w:val="Heading1"/>
-      </w:pPr>
-      <w:r>
-        <w:t>Naturvårdsarter</w:t>
-      </w:r>
-    </w:p>
-    <w:p>
-      <w:r>
-        <w:t>I och inom 23 meter från avverkningsanmälan har följande 41 naturvårdsarter hittats: blackticka (VU), garnlav (VU, T), grantickeporing (VU), gränsticka (VU, T), liten sotlav (VU, T), mörk blåslav (VU, T), tajgaskinn (VU), vitskaftad svartspik (VU, T), brunpudrad nållav (NT, T), doftskinn (NT, T), dvärgbägarlav (NT, T), gammelgransskål (NT, T), harticka (NT, T), knottrig blåslav (NT, T), lavskrika (NT, T, §4), mörk kolflarnlav (NT), rosenticka (NT, T), rynkskinn (NT, T), rödbrun blekspik (NT, T), skrovellav (NT, T), stjärntagging (NT, T), talltita (NT, §4), tretåig hackspett (NT, T, §4), ullticka (NT, T), vedskivlav (NT, T), vitgrynig nållav (NT), blodticka (S, T), bårdlav (S, T), källpraktmossa (S, T), luddlav (S, T), mörk husmossa (S, T), norrlandslav (S, T), sotlav (S, T), spindelblomster (S, T, §8), stuplav (S, T), trådticka (S, T), vedticka (S, T), ögonpyrola (S, T), järpe (T, §4), spillkråka (T, §4) och kungsfågel (§4). Av dessa är 26 rödlistade. För rödlistade arter har rödlistekategorin angivits inom parentes. Arter som är signalarter enligt Skogsstyrelsen har markerats med (S). Typiska arter inom Natura 2000 som är kopplade till skogsekosystem har markerats med (T). För fridlysta arter anges även paragrafen i Artskyddsförordningen som arten är fridlyst enligt.</w:t>
-      </w:r>
-    </w:p>
-    <w:p>
-      <w:r>
-        <w:t>De påträffade naturvårdsarterna är ett tydligt kvitto på att det rör sig om en skog med höga naturvärden.</w:t>
-      </w:r>
-      <w:r>
-        <w:t xml:space="preserve"> I Figur 1 visas fyndplatser för naturvårdsarter i området, som finns registrerade på Artportalen.</w:t>
+        <w:t>Detta klagomål behandlar höga naturvärden i avverkningsanmälan A 14896-2026 i Vilhelmina kommun som inkom 2026-03-23 och omfattar 171,5 ha.</w:t>
       </w:r>
     </w:p>
     <w:p>
@@ -209,7 +178,7 @@
       <w:r>
         <w:drawing>
           <wp:inline xmlns:a="http://schemas.openxmlformats.org/drawingml/2006/main" xmlns:pic="http://schemas.openxmlformats.org/drawingml/2006/picture">
-            <wp:extent cx="5239658" cy="5688000"/>
+            <wp:extent cx="5272821" cy="5724000"/>
             <wp:docPr id="1" name="Picture 1"/>
             <wp:cNvGraphicFramePr>
               <a:graphicFrameLocks noChangeAspect="1"/>
@@ -230,7 +199,7 @@
                   <pic:spPr>
                     <a:xfrm>
                       <a:off x="0" y="0"/>
-                      <a:ext cx="5239658" cy="5688000"/>
+                      <a:ext cx="5272821" cy="5724000"/>
                     </a:xfrm>
                     <a:prstGeom prst="rect"/>
                   </pic:spPr>
@@ -247,7 +216,1088 @@
         <w:spacing w:after="240"/>
       </w:pPr>
       <w:r>
-        <w:t>Figur 1. Fyndplatser för naturvårdsarter i och inom 23 meter från avverkningsanmälan (röd linje). Markörer utan svart kant är placerade på fyndplatsen. Markörer med svart kant är placerade vid sidan av fyndplatsen och har ett svart streck som visar fyndplatsens exakta position. Kartans mittpunktskoordinat är N 7229554, E 539050 i SWEREF 99 TM.</w:t>
+        <w:t>Figur 1. Fyndplatser för naturvårdsarter i och inom 23 meter från avverkningsanmälan. Markörer utan svart kant är placerade på fyndplatsen. Markörer med svart kant är placerade vid sidan av fyndplatsen har ett svart streck som visar fyndplatsens exakta position. Kartans mittpunktskoordinat är N 7229554, E 539050 i SWEREF 99 TM.</w:t>
+      </w:r>
+    </w:p>
+    <w:p>
+      <w:r>
+        <w:t>I och inom 23 meter från avverkningsanmälan finns fynd av 41 naturvårdsarter, varav 26 är rödlistade, 7 är fridlysta, 34 är typiska (T) och 12 är signalarter (S): blackticka (VU), garnlav (VU, T), grantickeporing (VU), gränsticka (VU, T), liten sotlav (VU, T), mörk blåslav (VU, T), tajgaskinn (VU), vitskaftad svartspik (VU, T), brunpudrad nållav (NT, T), doftskinn (NT, T), dvärgbägarlav (NT, T), gammelgransskål (NT, T), harticka (NT, T), knottrig blåslav (NT, T), lavskrika (NT, T, §4), mörk kolflarnlav (NT), rosenticka (NT, T), rynkskinn (NT, T), rödbrun blekspik (NT, T), skrovellav (NT, T), stjärntagging (NT, T), talltita (NT, §4), tretåig hackspett (NT, T, §4), ullticka (NT, T), vedskivlav (NT, T), vitgrynig nållav (NT), blodticka (S, T), bårdlav (S, T), källpraktmossa (S, T), luddlav (S, T), mörk husmossa (S, T), norrlandslav (S, T), sotlav (S, T), spindelblomster (S, T, §8), stuplav (S, T), trådticka (S, T), vedticka (S, T), ögonpyrola (S, T), järpe (T, §4), spillkråka (T, §4) och kungsfågel (§4). Se Figur 1.</w:t>
+      </w:r>
+    </w:p>
+    <w:p>
+      <w:r>
+        <w:t>Nedan presenteras relevanta utdrag ur standarderna för FSC, Chain of Custody, Controlled Wood och PEFC.</w:t>
+      </w:r>
+    </w:p>
+    <w:p>
+      <w:r>
+        <w:t>Vi förväntar oss att ni återkommer med ett skriftligt svar på vårt klagomål och även beskriver vilka korrigerande åtgärder ni satt in för att rätta till identifierade brister i er efterlevnad av den svenska FSC standarden.</w:t>
+      </w:r>
+    </w:p>
+    <w:p>
+      <w:pPr>
+        <w:pStyle w:val="Heading1"/>
+      </w:pPr>
+      <w:r>
+        <w:t>Naturvårdsarter och fridlysta arter</w:t>
+      </w:r>
+    </w:p>
+    <w:p>
+      <w:r>
+        <w:t>Nedan följer beskrivningar av de naturvårdsarter och fridlysta arter som har sina livsmiljöer och växtplatser i den avverkningsanmälda skogen. Se även ytterligare artfakta i BILAGA 1. De påträffade naturvårdsarterna är ett tydligt kvitto på att det rör sig om en skog med höga naturvärden.</w:t>
+      </w:r>
+    </w:p>
+    <w:p>
+      <w:r>
+        <w:rPr>
+          <w:b/>
+        </w:rPr>
+        <w:t>Blackticka (VU)</w:t>
+      </w:r>
+      <w:r>
+        <w:t>, rödlistad som sårbar, är en exklusiv svamp som signalerar fuktiga granskogar med mycket höga naturvärden. Den har klassificerats som en “urskogsindikator” och påträffas nästan enbart i urskogsartade barrnaturskogar med långvarig kontinuitet av grova lågor i olika nedbrytningsstadier. Skogsskötselåtgärder på eller i omedelbar närhet av lokalerna utgör ett hot och på lång sikt innebär fragmenteringen av skogslandskapet att artens förekomster isoleras vilket i sig utgör ett hot mot artens överlevnad. Fler skogar med blackticka måste skyddas (Nitare &amp; Skogsstyrelsen, 2019; SLU Artdatabanken, 2024).</w:t>
+      </w:r>
+    </w:p>
+    <w:p>
+      <w:r>
+        <w:rPr>
+          <w:b/>
+        </w:rPr>
+        <w:t>Garnlav (VU)</w:t>
+      </w:r>
+      <w:r>
+        <w:t xml:space="preserve"> är en utpräglad barrskogsart som ibland kan drapera träden i norrländska grannaturskogar med hög luftfuktighet. Den förekommer även i talldominerade bestånd där den, förutom i trädens grenverk, påträffas hängande över ojämnheter i tallbarken. Arten har minskat starkt i södra och mellersta Sverige och den minskar även i sitt nordliga utbredningsområde. Minskningstakten uppgår till 30 (20–50) % inom 50 år och överstiger gränsvärdet för Sårbar (VU). Orsaken till tillbakagången beror främst på slutavverkningar av naturskogsartade skogar. Bestånd med riklig förekomst bör regelmässigt sparas, vilket även gynnar flera andra sällsynta och rödlistade arter. Garnlav är värdväxt för den mycket sällsynta och akut hotade fjärilen barrskogslavfly (CR) som hör hemma i boreala barrskogar med riklig förekomst av värdväxten. Tidigare kunde arten konstateras årligen på flera platser vid Dala-Floda i Dalarna innan lokalerna kalavverkades. Senaste fyndet i landet av barrskogslavfly är från år 2000 då den påträffades vid Högberget i Sollefteå kommun. Garnlav är typisk art för </w:t>
+      </w:r>
+      <w:r>
+        <w:rPr>
+          <w:i/>
+        </w:rPr>
+        <w:t xml:space="preserve">9010 Taiga </w:t>
+      </w:r>
+      <w:r>
+        <w:t>och</w:t>
+      </w:r>
+      <w:r>
+        <w:rPr>
+          <w:i/>
+        </w:rPr>
+        <w:t xml:space="preserve"> 9070 Trädklädd betesmark</w:t>
+      </w:r>
+      <w:r>
+        <w:t xml:space="preserve"> (SLU Artdatabanken, 2026).</w:t>
+      </w:r>
+    </w:p>
+    <w:p>
+      <w:r>
+        <w:rPr>
+          <w:b/>
+        </w:rPr>
+        <w:t>Grantickeporing (VU)</w:t>
+      </w:r>
+      <w:r>
+        <w:t xml:space="preserve"> växer på murken ved och döda fruktkroppar av granticka och gränsticka (VU). Den förekommer i naturskogsliknade granskogar, gärna i fuktiga miljöer vid källbäckar och liknande. Avverkning av naturskogslika miljöer och av grova granar där grantickeporing förekommer är ett direkt hot mot artens fortlevnad. Gamla granskogar som hyser arten undantas helt från skogsbruk (SLU Artdatabanken, 2026).</w:t>
+      </w:r>
+    </w:p>
+    <w:p>
+      <w:r>
+        <w:rPr>
+          <w:b/>
+        </w:rPr>
+        <w:t>Gränsticka (VU)</w:t>
+      </w:r>
+      <w:r>
+        <w:t xml:space="preserve"> är en mycket bra signalart inom hela sitt utbredningsområde. Den är huvudsakligen knuten till restbestånd av barrnaturskog och förekommer med ett tydligt optimum i orörda eller måttligt påverkade gamla granskogar där det föreligger långvarig kontinuitet av grov död ved. Den totala populationen bedöms ha minskat och fortsätter att minska i takt med att grankontinuitetsskogar (äldre tidigare icke kalavverkade skogar) minskar i areal. Minskningstakten överstiger gränsvärdet för sårbar (VU). Lokaler som hyser arten bör undantas från skogsbruk, speciellt i mellersta och södra Sverige. Gränsticka är typisk art för </w:t>
+      </w:r>
+      <w:r>
+        <w:rPr>
+          <w:i/>
+        </w:rPr>
+        <w:t>9010 Taiga</w:t>
+      </w:r>
+      <w:r>
+        <w:t xml:space="preserve"> (SLU Artdatabanken, 2026; Nitare &amp; Skogsstyrelsen, 2019).</w:t>
+      </w:r>
+    </w:p>
+    <w:p>
+      <w:r>
+        <w:rPr>
+          <w:b/>
+        </w:rPr>
+        <w:t>Liten sotlav (VU)</w:t>
+      </w:r>
+      <w:r>
+        <w:t xml:space="preserve"> förekommer i gamla brandrefugiala boreala granskogar där den oftast påträffas på grovbarkiga, senvuxna, mycket gamla granar. Arten är en av de mest krävande arterna i fuktig grannaturskog och är placerad högst upp i Skogsstyrelsens värdepyramid för bedömning av skog med höga naturvärden. Samtliga förekomster bör skyddas. Liten sotlav är typisk art för </w:t>
+      </w:r>
+      <w:r>
+        <w:rPr>
+          <w:i/>
+        </w:rPr>
+        <w:t>9010 Taiga</w:t>
+      </w:r>
+      <w:r>
+        <w:t xml:space="preserve"> (SLU Artdatabanken, 2024; Nitare &amp; Skogsstyrelsen, 2019).</w:t>
+      </w:r>
+    </w:p>
+    <w:p>
+      <w:r>
+        <w:rPr>
+          <w:b/>
+        </w:rPr>
+        <w:t>Mörk blåslav (VU)</w:t>
+      </w:r>
+      <w:r>
+        <w:t xml:space="preserve"> förekommer i huvudsak i fjällnära skog i det översta barrskogsbältet och i fjällbjörkskog. Den växer på träd, främst gran, tall och björk, men ibland också på klippor och i så fall ofta på kalkrik berggrund. Flera av förekomsterna är belägna vid vattenfall eller forsar vilket indikerar att den kräver hög luftfuktighet. Avverkning av gammal fjällnära skog är det största hotet. Samtliga lokaler bör skyddas. Mörk blåslav är typisk art för </w:t>
+      </w:r>
+      <w:r>
+        <w:rPr>
+          <w:i/>
+        </w:rPr>
+        <w:t xml:space="preserve">9010 Taiga </w:t>
+      </w:r>
+      <w:r>
+        <w:t>(SLU Artdatabanken, 2025).</w:t>
+      </w:r>
+    </w:p>
+    <w:p>
+      <w:r>
+        <w:rPr>
+          <w:b/>
+        </w:rPr>
+        <w:t>Tajgaskinn (VU)</w:t>
+      </w:r>
+      <w:r>
+        <w:t xml:space="preserve"> är placerad högst upp i Skogsstyrelsens värdepyramid för bedömning av skog med höga naturvärden och har klassificerats som en ”urskogsindikator” som kräver närmast orörda skogsmiljöer med långvarig kontinuitet av grova granlågor i olika nedbrytningsstadier (Nitare &amp; Skogsstyrelsen, 2019).</w:t>
+      </w:r>
+    </w:p>
+    <w:p>
+      <w:r>
+        <w:rPr>
+          <w:b/>
+        </w:rPr>
+        <w:t>Vitskaftad svartspik (VU)</w:t>
+      </w:r>
+      <w:r>
+        <w:t xml:space="preserve"> förekommer främst i naturskog på gamla senvuxna granar och signalerar alltid höga naturvärden. Alla skogliga åtgärder som kan påverka markvatten och luftfuktighet på i närheten av lokaler utgör ett hot. Avverkning av naturskogar utgör ett allvarligt hot och alla skogsskötselåtgärder på eller i närheten av växtplatserna bör undvikas. Lämpligt stora reservat av naturskogstyp bör bevaras. Vitskaftad svartspik är typisk art för </w:t>
+      </w:r>
+      <w:r>
+        <w:rPr>
+          <w:i/>
+        </w:rPr>
+        <w:t>9010 Taiga</w:t>
+      </w:r>
+      <w:r>
+        <w:t xml:space="preserve"> (SLU Artdatabanken, 2026; Nitare &amp; Skogsstyrelsen, 2019).</w:t>
+      </w:r>
+    </w:p>
+    <w:p>
+      <w:r>
+        <w:rPr>
+          <w:b/>
+        </w:rPr>
+        <w:t>Brunpudrad nållav (NT)</w:t>
+      </w:r>
+      <w:r>
+        <w:t xml:space="preserve"> är beroende av hög, jämn luftfuktighet och kan påträffas i fuktiga skogar av naturskogskaraktär, ofta i sumpgranskog eller andra sumpskogar. Arten är placerad högst upp i Skogsstyrelsens värdepyramid för bedömning av skog med höga naturvärden och förekomster bör undantas från skogsbruksåtgärder. Brunpudrad nållav är typisk art för </w:t>
+      </w:r>
+      <w:r>
+        <w:rPr>
+          <w:i/>
+        </w:rPr>
+        <w:t>9010 Taiga</w:t>
+      </w:r>
+      <w:r>
+        <w:t xml:space="preserve"> (SLU Artdatabanken, 2024; Nitare &amp; Skogsstyrelsen, 2019).</w:t>
+      </w:r>
+    </w:p>
+    <w:p>
+      <w:r>
+        <w:rPr>
+          <w:b/>
+        </w:rPr>
+        <w:t>Doftskinn (NT)</w:t>
+      </w:r>
+      <w:r>
+        <w:t xml:space="preserve">, rödlistad som nära hotad, är en mycket bra signalart för boreal granskog och indikerar ett gran-skogsekosystem med lång kontinuitet av grova lågor. Arten är placerad i toppen av Skogsstyrelsens värdepyramid för bedömning av skog med höga naturvärden och har klassats som en “urskogsindikator”, då den förekommer med ett tydligt optimum i helt eller nästan helt orörda skogar. Doftskinn är typisk art för </w:t>
+      </w:r>
+      <w:r>
+        <w:rPr>
+          <w:i/>
+        </w:rPr>
+        <w:t xml:space="preserve">9010 Taiga </w:t>
+      </w:r>
+      <w:r>
+        <w:t>(SLU Artdatabanken, 2025; Nitare &amp; Skogsstyrelsen, 2019).</w:t>
+      </w:r>
+    </w:p>
+    <w:p>
+      <w:r>
+        <w:rPr>
+          <w:b/>
+        </w:rPr>
+        <w:t>Dvärgbägarlav (NT)</w:t>
+      </w:r>
+      <w:r>
+        <w:t xml:space="preserve"> förekommer över hela Sverige på gammal hård ved, huvudsakligen på tall men i södra Sverige även på ek. Veden utgörs framförallt av grova stubbar, lågor och grenar. Substratet har blivit sällsyntare och nybildning av substrat sker bara i begränsad omfattning. Arten hotas av att grova lågor blir allt sällsyntare i dagens kulturskogar samt att nybildningen av lämpliga substrat går mycket långsamt. En riklig tillgång på gamla tall- eller eklågor måste säkerställas på artens lokaler. Dvärgbägarlav är typisk art för </w:t>
+      </w:r>
+      <w:r>
+        <w:rPr>
+          <w:i/>
+        </w:rPr>
+        <w:t>9010 Taiga</w:t>
+      </w:r>
+      <w:r>
+        <w:t xml:space="preserve"> (SLU Artdatabanken, 2024; Nitare &amp; Skogsstyrelsen, 2019).</w:t>
+      </w:r>
+    </w:p>
+    <w:p>
+      <w:r>
+        <w:rPr>
+          <w:b/>
+        </w:rPr>
+        <w:t>Gammelgransskål (NT)</w:t>
+      </w:r>
+      <w:r>
+        <w:t xml:space="preserve"> är en liten skålsvamp som växer på gamla granar med skrovlig bark. Typiska växtplatser är gransumpskog i myrkanter, bäckdråg, bäckraviner och skuggiga bergssluttningar, men också skog på torrare mark kan hysa arten om beståndet har stark naturskogskaraktär. Bestånd med arten bör behandlas som nyckelbiotoper och sparas vid en slutavverkning. Även gallring bör undvikas. Gammelgransskål är typisk art för </w:t>
+      </w:r>
+      <w:r>
+        <w:rPr>
+          <w:i/>
+        </w:rPr>
+        <w:t>9010 Taiga</w:t>
+      </w:r>
+      <w:r>
+        <w:t xml:space="preserve"> (SLU Artdatabanken, 2024; Nitare &amp; Skogsstyrelsen, 2019).</w:t>
+      </w:r>
+    </w:p>
+    <w:p>
+      <w:r>
+        <w:rPr>
+          <w:b/>
+        </w:rPr>
+        <w:t>Harticka (NT)</w:t>
+      </w:r>
+      <w:r>
+        <w:t xml:space="preserve"> är normalt en mycket bra signalart för granskogar med höga naturvärden. Även när svampen påträffas i mer påverkade skogar är det nästan alltid fråga om skogsmiljöer i sena successionsstadier med höga naturvärden. Skogsskötselåtgärder på eller i omedelbar närhet av växtplatserna kan innebära ett hot mot arten. Harticka är typisk art för </w:t>
+      </w:r>
+      <w:r>
+        <w:rPr>
+          <w:i/>
+        </w:rPr>
+        <w:t xml:space="preserve">9010 Taiga, 9050 Näringsrik granskog </w:t>
+      </w:r>
+      <w:r>
+        <w:t xml:space="preserve">och </w:t>
+      </w:r>
+      <w:r>
+        <w:rPr>
+          <w:i/>
+        </w:rPr>
+        <w:t>9030 Landhöjningsskog</w:t>
+      </w:r>
+      <w:r>
+        <w:t xml:space="preserve"> (SLU Artdatabanken, 2024; Nitare &amp; Skogsstyrelsen, 2019).</w:t>
+      </w:r>
+    </w:p>
+    <w:p>
+      <w:r>
+        <w:rPr>
+          <w:b/>
+        </w:rPr>
+        <w:t>Knottrig blåslav (NT)</w:t>
+      </w:r>
+      <w:r>
+        <w:t xml:space="preserve"> har sin huvudutbredning i gamla granskogar i det övre barrskogsbältet mot fjällen. Den signalerar alltid höga naturvärden och växer i skogar med lång kontinuitet, mest i opåverkade naturskogsbestånd. Arten överlever inte en slutavverkning (inklusive hänsyn) och den finns idag enbart i kontinuitetsskog. Lavens fortsatta förekomst bör säkerställas genom att lokaler med äldre barrskog skyddas. Knottrig blåslav är typisk art för </w:t>
+      </w:r>
+      <w:r>
+        <w:rPr>
+          <w:i/>
+        </w:rPr>
+        <w:t xml:space="preserve">9010 Taiga </w:t>
+      </w:r>
+      <w:r>
+        <w:t>och</w:t>
+      </w:r>
+      <w:r>
+        <w:rPr>
+          <w:i/>
+        </w:rPr>
+        <w:t xml:space="preserve"> 9040 Fjällbjörkskog</w:t>
+      </w:r>
+    </w:p>
+    <w:p>
+      <w:r>
+        <w:t>(SLU Artdatabanken, 2024; Nitare &amp; Skogsstyrelsen, 2019).</w:t>
+      </w:r>
+    </w:p>
+    <w:p>
+      <w:r>
+        <w:rPr>
+          <w:b/>
+        </w:rPr>
+        <w:t>Lavskrika (NT, §4)</w:t>
+      </w:r>
+      <w:r>
+        <w:t xml:space="preserve"> är rödlistad som nära hotad och fridlyst enligt 4§ artskyddsförordningen. Den har minskat med 20 (10–30) % under de senaste 15 åren och minskningstakten bedöms vara nära gränsvärdet för sårbar (VU). Lavskrikan är en mycket stationär fågel, som häckar i äldre, slutna och hänglavsrika barrskogar. Nyckelfaktorer är flerskiktad skog med rik undervegetation samt riklig förekomst av hänglavar. Reviren är livslånga med hemområden som varierar mellan 50 och 150 ha. Inom ett revir av hög kvalitet finns det som regel ett eller flera kärnområden (1–20 ha) med relativt tät flerskiktad granskog. Arten missgynnas när flerskiktad skog omförs till enskiktade bestånd och även röjning och hård gallring är starkt negativt. Lavskrikan har relativt stora hemområden och försvinner när den äldre skogen fragmenteras, särskilt allvarligt är när kärnområdena avverkas. Den försvinner successivt framför allt vid dess utbredningsgränser och populationen har minskat kontinuerligt under 2000-talet. Lavskrika är typisk art för </w:t>
+      </w:r>
+      <w:r>
+        <w:rPr>
+          <w:i/>
+        </w:rPr>
+        <w:t>9010 Taiga</w:t>
+      </w:r>
+      <w:r>
+        <w:t xml:space="preserve"> (SLU Artdatabanken, 2026; Skogsstyrelsen 2016).</w:t>
+      </w:r>
+    </w:p>
+    <w:p>
+      <w:r>
+        <w:rPr>
+          <w:b/>
+        </w:rPr>
+        <w:t>Mörk kolflarnlav (NT)</w:t>
+      </w:r>
+      <w:r>
+        <w:t xml:space="preserve"> är brandberoende och växer nästan uteslutande på kolad hård kärnved av tall. Arten förekommer främst i glesa, öppna tall- och blandbarrskogar av naturskogskaraktär och etableringen verkar ske sent efter brand, kanske först efter 100–300 år. Mörk kolflarnlav indikerar skog med höga naturvärden och vanligast är att den påträffas på rester av nedbrunna torrakor och högstubbar och lågstubbar som är så grova att hela innandömet är urbränt. Tall- och blandbarrskogar av naturskogskaraktär med spår av återkommande bränder hyser höga biologiska värden och bör skyddas (SLU Artdatabanken, 2024).</w:t>
+      </w:r>
+    </w:p>
+    <w:p>
+      <w:r>
+        <w:rPr>
+          <w:b/>
+        </w:rPr>
+        <w:t>Rosenticka (NT)</w:t>
+      </w:r>
+      <w:r>
+        <w:t xml:space="preserve">, rödlistad som nära hotad, ingår i en karaktäristisk association av vedsvampar som växer på gamla, grova granlågor i urskogsartade barrskogar. Den är placerad i toppen av Skogsstyrelsens värdepyramid för bedömning av skog med höga naturvärden och indikerar ett granskogsekosystem med långvarig kontinuitet av grova lågor. Artens beroende av grova granlågor innebär att alla skogsskötselåtgärder på eller i omedelbar närhet av lokalerna utgör ett hot på lång sikt. Det är angeläget att populationerna inte ytterligare glesas ut och ett tillräckligt antal områden där arten nu finns måste sparas för framtiden. Rosenticka är typisk art för </w:t>
+      </w:r>
+      <w:r>
+        <w:rPr>
+          <w:i/>
+        </w:rPr>
+        <w:t xml:space="preserve">9010 Taiga </w:t>
+      </w:r>
+      <w:r>
+        <w:t xml:space="preserve">och </w:t>
+      </w:r>
+      <w:r>
+        <w:rPr>
+          <w:i/>
+        </w:rPr>
+        <w:t>9050 Näringsrik granskog</w:t>
+      </w:r>
+      <w:r>
+        <w:t xml:space="preserve"> (Nitare &amp; Skogsstyrelsen, 2019; SLU Artdatabanken, 2024).</w:t>
+      </w:r>
+    </w:p>
+    <w:p>
+      <w:r>
+        <w:rPr>
+          <w:b/>
+        </w:rPr>
+        <w:t>Rynkskinn (NT)</w:t>
+      </w:r>
+      <w:r>
+        <w:t xml:space="preserve"> är en vednedbrytare som växer på grova granlågor och ingår i en karaktäristisk association av vedsvampar knutna till urskogsartade barrskogar. Den har klassificerats som en “urskogsindikator” och är placerad i toppen av Skogsstyrelsens värdepyramid för bedömning av skog med höga naturvärden. Allt tyder på att rynkskinn är mycket känslig för skogliga ingrepp och lokalerna, som oftast har höga biologiska kvaliteter, bör lämnas till fri utveckling. Rynkskinn är typisk art för </w:t>
+      </w:r>
+      <w:r>
+        <w:rPr>
+          <w:i/>
+        </w:rPr>
+        <w:t xml:space="preserve">9010 Taiga, 9050 Näringsrik granskog </w:t>
+      </w:r>
+      <w:r>
+        <w:t>och</w:t>
+      </w:r>
+      <w:r>
+        <w:rPr>
+          <w:i/>
+        </w:rPr>
+        <w:t xml:space="preserve"> 9030 Landhöjningsskog</w:t>
+      </w:r>
+      <w:r>
+        <w:t xml:space="preserve"> (Nitare &amp; Skogsstyrelsen, 2019; SLU Artdatabanken, 2026).</w:t>
+      </w:r>
+    </w:p>
+    <w:p>
+      <w:r>
+        <w:rPr>
+          <w:b/>
+        </w:rPr>
+        <w:t>Rödbrun blekspik (NT)</w:t>
+      </w:r>
+      <w:r>
+        <w:t xml:space="preserve"> växer i norra Sverige på bark och ved av björk och gran i skogar med hög och jämn luftfuktighet. I södra Sverige växer den främst på ek i öppna åldriga lövskogar. I norra delen av sitt utbredningsområde hotas arten av slutavverkningar av gamla granskogar. I den södra delen av landet hotas den genom de åldriga lövskogarnas tillbakagång och särskilt ekhagarnas igenväxning och genom plantering av sådan mark med barrskog. Rödbrun blekspik är typisk art för </w:t>
+      </w:r>
+      <w:r>
+        <w:rPr>
+          <w:i/>
+        </w:rPr>
+        <w:t xml:space="preserve">9010 Taiga, 9020 Nordlig ädellövskog, 9070 Trädklädd betesmark, 9160 Näringsrik ekskog </w:t>
+      </w:r>
+      <w:r>
+        <w:t xml:space="preserve">och </w:t>
+      </w:r>
+      <w:r>
+        <w:rPr>
+          <w:i/>
+        </w:rPr>
+        <w:t>9180 Ädellövskog i branter</w:t>
+      </w:r>
+      <w:r>
+        <w:t xml:space="preserve"> och signalerar alltid höga naturvärden (SLU Artdatabanken, 2024; Nitare &amp; Skogsstyrelsen, 2019).</w:t>
+      </w:r>
+    </w:p>
+    <w:p>
+      <w:r>
+        <w:rPr>
+          <w:b/>
+        </w:rPr>
+        <w:t>Skrovellav (NT)</w:t>
+      </w:r>
+      <w:r>
+        <w:t xml:space="preserve"> växer på gamla lövträd och på klippor i gamla skogar med hög och jämn luftfuktighet. Slutavverkning av kontinuitetsskog utgör det största hotet och lavens fortsatta förekomst bör säkerställas genom att lokaler med äldre skog skyddas. I områden med mycket hög luftfuktighet kan man på bålen av skrovellav finna de sällsynta parasitsvamparna skrovellavsknapp (EN), </w:t>
+      </w:r>
+      <w:r>
+        <w:rPr>
+          <w:i/>
+        </w:rPr>
+        <w:t>Catillaria lobariicola</w:t>
+      </w:r>
+      <w:r>
+        <w:t xml:space="preserve"> (VU) och </w:t>
+      </w:r>
+      <w:r>
+        <w:rPr>
+          <w:i/>
+        </w:rPr>
+        <w:t>Merismatium lobariae</w:t>
+      </w:r>
+      <w:r>
+        <w:t xml:space="preserve"> (DD). Skrovellav är typisk art för </w:t>
+      </w:r>
+      <w:r>
+        <w:rPr>
+          <w:i/>
+        </w:rPr>
+        <w:t xml:space="preserve">9010 Taiga, 9020 Nordlig ädellövskog, 9040 Fjällbjörkskog, 9070 Trädklädd betesmark, 9160 Näringsrik ekskog, 9180 Ädellövskog i branter, 9190 Näringsfattig ekskog, 8210 Kalkbranter </w:t>
+      </w:r>
+      <w:r>
+        <w:t xml:space="preserve">och </w:t>
+      </w:r>
+      <w:r>
+        <w:rPr>
+          <w:i/>
+        </w:rPr>
+        <w:t>6530 Lövängar</w:t>
+      </w:r>
+      <w:r>
+        <w:t xml:space="preserve"> (SLU Artdatabanken, 2026; Nitare &amp; Skogsstyrelsen, 2019).</w:t>
+      </w:r>
+    </w:p>
+    <w:p>
+      <w:r>
+        <w:rPr>
+          <w:b/>
+        </w:rPr>
+        <w:t>Stjärntagging (NT)</w:t>
+      </w:r>
+      <w:r>
+        <w:t xml:space="preserve"> signalerar inom hela sitt utbredningsområde höga naturvärden. Svampen är uttorkningskänslig och beroende av ett oförändrat fuktigt mikroklimat. Den är även beroende av en ständig tillgång på död ved i olika nedbrytningsstadier, dock ej nödvändigtvis grova träd. Tidigare påverkan på miljön måste dock ha varit så skonsam att det naturliga skogsekosystemet till stora delar har bevarats. Minskningstakten för den svenska populationen bedöms vara nära gränsvärdet för Sårbar (VU). Stjärntagging är typisk art för </w:t>
+      </w:r>
+      <w:r>
+        <w:rPr>
+          <w:i/>
+        </w:rPr>
+        <w:t xml:space="preserve">9010 Taiga, 9050 Näringsrik granskog </w:t>
+      </w:r>
+      <w:r>
+        <w:t xml:space="preserve">och </w:t>
+      </w:r>
+      <w:r>
+        <w:rPr>
+          <w:i/>
+        </w:rPr>
+        <w:t>9030 Landhöjningsskog</w:t>
+      </w:r>
+      <w:r>
+        <w:t xml:space="preserve"> (SLU Artdatabanken, 2024; Nitare &amp; Skogsstyrelsen, 2019).</w:t>
+      </w:r>
+    </w:p>
+    <w:p>
+      <w:r>
+        <w:rPr>
+          <w:b/>
+        </w:rPr>
+        <w:t>Talltita (NT, §4)</w:t>
+      </w:r>
+      <w:r>
+        <w:t>, rödlistad som nära hotad och prioriterad art i Skogsvårdslagen, har häckningsrevir i anmälan. Arten har minskat kraftigt de senaste 30 åren och minskningstakten innevarande 10-årsperiod beräknas till 20 (10–30) %. Talltitan är synnerligen trogen sitt cirka 15 hektar stora revir och är beroende av flerskiktade olikåldriga skogar för att kunna föda upp sina ungar. Talltitan försvinner om dess livsmiljö kalavverkas (Eggers &amp; Low, 2014; Ekman, 1979; Griesser et al, 2007; Klein, 2020; Siffczyk et al, 2003; SLU Artdatabanken, 2021).</w:t>
+      </w:r>
+    </w:p>
+    <w:p>
+      <w:r>
+        <w:rPr>
+          <w:b/>
+        </w:rPr>
+        <w:t>Tretåig hackspett (NT, §4)</w:t>
+      </w:r>
+      <w:r>
+        <w:t xml:space="preserve"> är rödlistad som nära hotad och ingår i bilaga 1 i EU:s fågeldirektiv. Tretåig hackspett är för sin överlevnad beroende av kontinuerlig tillförsel av äldre döende och död ved, som sker genom naturliga självgallringsprocesser i äldre grannaturskogar och barrblandade naturskogar. Om en skog genom skogsbruk gallras eller glesas ur så upphör och uteblir i stort sett den naturliga självgallringsprocessen för mycket lång tid framöver vilket omöjliggör upprätthållandet av den kontinuerliga ekologiska funktionen i ett område. Det finns studier som visar att naturskogens självgallringsprocess som den tretåiga hackspetten är beroende av, inte kan ersättas med efterlämnad hänsyn i skogsbruket (Imbeau &amp; Desrochers, 2002). Storleken på häckningsreviret varierar med skogstypen, förekomsten av död ved och graden av fragmentering, men är i allmänhet i storleksordningen 25–100 hektar. Vintertid krävs ofta betydligt större områden och det finns studier som antyder att arten behöver minst 100 hektar äldre skog. I områden med låg bonitet kan det behövas över 200 hektar lämpligt habitat för att ett par ska kunna reproducera sig. Områden med dokumenterad permanent förekomst i naturskogsmiljöer har vanligen så stora naturvärden att skogsbruk är olämpligt. Tretåig hackspett är typisk art för </w:t>
+      </w:r>
+      <w:r>
+        <w:rPr>
+          <w:i/>
+        </w:rPr>
+        <w:t xml:space="preserve">9010 Taiga, 9740 Skogsbevuxen myr, 9030 Landhöjningsskog </w:t>
+      </w:r>
+      <w:r>
+        <w:t xml:space="preserve">och </w:t>
+      </w:r>
+      <w:r>
+        <w:rPr>
+          <w:i/>
+        </w:rPr>
+        <w:t>9040 Fjällbjörkskog</w:t>
+      </w:r>
+      <w:r>
+        <w:t xml:space="preserve"> (Skogsstyrelsen, 2016; SLU Artdatabanken, 2024).</w:t>
+      </w:r>
+    </w:p>
+    <w:p>
+      <w:r>
+        <w:rPr>
+          <w:b/>
+        </w:rPr>
+        <w:t>Ullticka (NT)</w:t>
+      </w:r>
+      <w:r>
+        <w:t xml:space="preserve"> är knuten till restbestånd av barrnaturskog och förekommer med ett tydligt optimum i orörda eller måttligt påverkade gamla granskogar där det föreligger viss kontinuitet av grov död ved. Ullticka är en bra signalart inom hela sitt utbredningsområde och i södra Sverige är den sällsynt och en god signalart för skyddsvärda granskogsmiljöer. Den hotas av avverkning och fragmentering av naturskog och äldre granskog med lång trädkontinuitet. På ullticka kan ibland ulltickeporing (VU) påträffas - det är en sällsynt ticka som nyligen delats upp i de tre olika arterna ulltickeporing </w:t>
+      </w:r>
+      <w:r>
+        <w:rPr>
+          <w:i/>
+        </w:rPr>
+        <w:t xml:space="preserve">Skeletocutis brevispora </w:t>
+      </w:r>
+      <w:r>
+        <w:t>(VU)</w:t>
+      </w:r>
+      <w:r>
+        <w:rPr>
+          <w:i/>
+        </w:rPr>
+        <w:t>, Skeletocutis delicata</w:t>
+      </w:r>
+      <w:r>
+        <w:t xml:space="preserve"> (VU)</w:t>
+      </w:r>
+      <w:r>
+        <w:rPr>
+          <w:i/>
+        </w:rPr>
+        <w:t xml:space="preserve"> och Skeletocutis exilis</w:t>
+      </w:r>
+      <w:r>
+        <w:t xml:space="preserve"> (NT). Ullticka är typisk art för </w:t>
+      </w:r>
+      <w:r>
+        <w:rPr>
+          <w:i/>
+        </w:rPr>
+        <w:t xml:space="preserve">9010 Taiga, 9050 Näringsrik granskog </w:t>
+      </w:r>
+      <w:r>
+        <w:t xml:space="preserve">och </w:t>
+      </w:r>
+      <w:r>
+        <w:rPr>
+          <w:i/>
+        </w:rPr>
+        <w:t>9030 Landhöjningsskog</w:t>
+      </w:r>
+      <w:r>
+        <w:t xml:space="preserve"> (SLU Artdatabanken, 2026; Nitare &amp; Skogsstyrelsen, 2019; Miettinen &amp; Niemelä, 2018).</w:t>
+      </w:r>
+    </w:p>
+    <w:p>
+      <w:r>
+        <w:rPr>
+          <w:b/>
+        </w:rPr>
+        <w:t>Vedskivlav (NT)</w:t>
+      </w:r>
+      <w:r>
+        <w:t xml:space="preserve"> växer på gammal, torr, exponerad, hård kärnved av framförallt tall i naturskogsartade bestånd. Avverkning av tallskog av naturskogskaraktär med spår av återkommande bränder är ett hot. Mängden lämplig ved att växa på för vedskivlav minskar, dels på grund av naturlig nedbrytning men framförallt på grund av att de förstörs i samband med slutavverkningar, gallringar och markberedning. Tall- och blandbarrskogar av naturskogskaraktär med spår av återkommande bränder bör skyddas. Vedskivlav är typisk art för </w:t>
+      </w:r>
+      <w:r>
+        <w:rPr>
+          <w:i/>
+        </w:rPr>
+        <w:t>9010 Taiga</w:t>
+      </w:r>
+      <w:r>
+        <w:t xml:space="preserve"> (SLU Artdatabanken, 2024).</w:t>
+      </w:r>
+    </w:p>
+    <w:p>
+      <w:r>
+        <w:rPr>
+          <w:b/>
+        </w:rPr>
+        <w:t>Vitgrynig nållav (NT)</w:t>
+      </w:r>
+      <w:r>
+        <w:t xml:space="preserve"> växer nästan uteslutande på bark av gamla, senvuxna granar i skuggiga lägen med hög och jämn luftfuktighet. Den vanligaste naturtypen för arten är kontinuitetsskogar på frisk mark men den finns också i sumpgranskogar. På lång sikt utgör avverkningar av olikåldriga granskogar av naturskogskaraktär ett allvarligt hot mot arten och skogsbruksåtgärder på eller i närheten av växtplatserna bör undvikas. Naturskogsartade, fuktiga granskogar med förekomster av arten signalerar höga biologiska värden och bör bevaras (SLU Artdatabanken, 2024; Nitare &amp; Skogsstyrelsen, 2019).</w:t>
+      </w:r>
+    </w:p>
+    <w:p>
+      <w:r>
+        <w:rPr>
+          <w:b/>
+        </w:rPr>
+        <w:t xml:space="preserve">Blodticka </w:t>
+      </w:r>
+      <w:r>
+        <w:t xml:space="preserve">är i norra Sverige främst knuten till grova granlågor i urskogsartad barrskog, men förekommer ibland även på klenare granar i anslutning till bäckar och sumpskogar. Den är en bra indikator på granskogar med höga naturvärden och oftast förekommer den tillsammans med ett stort antal ovanliga och rödlistade arter. I södra Sverige växer den framför allt på tall och har då ett lägre signalvärde. Blodticka är typisk art för </w:t>
+      </w:r>
+      <w:r>
+        <w:rPr>
+          <w:i/>
+        </w:rPr>
+        <w:t>9030 Landhöjningsskog</w:t>
+      </w:r>
+      <w:r>
+        <w:t xml:space="preserve"> (SLU Artdatabanken, 2025; Nitare &amp; Skogsstyrelsen, 2019).</w:t>
+      </w:r>
+    </w:p>
+    <w:p>
+      <w:r>
+        <w:rPr>
+          <w:b/>
+        </w:rPr>
+        <w:t>Bårdlav</w:t>
+      </w:r>
+      <w:r>
+        <w:t xml:space="preserve"> signalerar miljöer med höga naturvärden och på lokalerna finns vanligtvis många andra ovanliga och rödlistade arter. Den visar även på platser med hög och jämn luftfuktighet. På bårdlav och andra njurlavar (Nephroma) kan de sällsynta parasiterna </w:t>
+      </w:r>
+      <w:r>
+        <w:rPr>
+          <w:i/>
+        </w:rPr>
+        <w:t xml:space="preserve">Protounguicularia nephromatis </w:t>
+      </w:r>
+      <w:r>
+        <w:t xml:space="preserve">(VU) och </w:t>
+      </w:r>
+      <w:r>
+        <w:rPr>
+          <w:i/>
+        </w:rPr>
+        <w:t xml:space="preserve">Tremella nephromatis </w:t>
+      </w:r>
+      <w:r>
+        <w:t xml:space="preserve">(DD) påträffas. Bårdlav är typisk art för </w:t>
+      </w:r>
+      <w:r>
+        <w:rPr>
+          <w:i/>
+        </w:rPr>
+        <w:t xml:space="preserve">9010 Taiga, 9020 Nordlig ädellövskog, 9070 Trädklädd betesmark, 9110 Näringsfattig bokskog, 9160 Näringsrik ekskog, 9180 Ädellövskog i branter </w:t>
+      </w:r>
+      <w:r>
+        <w:t>och</w:t>
+      </w:r>
+      <w:r>
+        <w:rPr>
+          <w:i/>
+        </w:rPr>
+        <w:t xml:space="preserve"> 9190 Näringsfattig ekskog</w:t>
+      </w:r>
+      <w:r>
+        <w:t xml:space="preserve"> (SLU Artdatabanken, 2026; Nitare &amp; Skogsstyrelsen, 2019).</w:t>
+      </w:r>
+    </w:p>
+    <w:p>
+      <w:r>
+        <w:rPr>
+          <w:b/>
+        </w:rPr>
+        <w:t xml:space="preserve">Källpraktmossa </w:t>
+      </w:r>
+      <w:r>
+        <w:t xml:space="preserve">växer på fuktig eller blöt, näringsrik och ofta mineralrik mark, t.ex. i sumpskogar. Den är en god signalart i södra och mellersta Sverige och förekommer ofta i artrika miljöer med t.ex. kärrkammossa, bågpraktmossa, filtrundmossa och skogshakmossa. Eftersom mängden våtmarker har reducerats kraftigt i södra Sverige under det senaste seklet har förekomsten av källpraktmossa troligen minskat i söder. Källpraktmossa är typisk art för </w:t>
+      </w:r>
+      <w:r>
+        <w:rPr>
+          <w:i/>
+        </w:rPr>
+        <w:t xml:space="preserve">7160 Källor och källkärr, 9750 Svämlövskog </w:t>
+      </w:r>
+      <w:r>
+        <w:t>och</w:t>
+      </w:r>
+      <w:r>
+        <w:rPr>
+          <w:i/>
+        </w:rPr>
+        <w:t xml:space="preserve"> 9080 Lövsumpskog </w:t>
+      </w:r>
+      <w:r>
+        <w:t>(Nitare &amp; Skogsstyrelsen, 2019; SLU Artdatabanken, 2025).</w:t>
+      </w:r>
+    </w:p>
+    <w:p>
+      <w:r>
+        <w:rPr>
+          <w:b/>
+        </w:rPr>
+        <w:t>Luddlav</w:t>
+      </w:r>
+      <w:r>
+        <w:t xml:space="preserve"> signalerar lång skoglig kontinuitet med ett stabilt lokal- och mikroklimat med hög och jämn fuktighet. Luddlav är typisk art för </w:t>
+      </w:r>
+      <w:r>
+        <w:rPr>
+          <w:i/>
+        </w:rPr>
+        <w:t>9010 Taiga,</w:t>
+      </w:r>
+      <w:r>
+        <w:t xml:space="preserve"> </w:t>
+      </w:r>
+      <w:r>
+        <w:rPr>
+          <w:i/>
+        </w:rPr>
+        <w:t xml:space="preserve">9020 Nordlig ädellövskog, 9070 Trädklädd betesmark, 9110 Näringsfattig bokskog, 9180 Ädellövskog i branter </w:t>
+      </w:r>
+      <w:r>
+        <w:t>och</w:t>
+      </w:r>
+      <w:r>
+        <w:rPr>
+          <w:i/>
+        </w:rPr>
+        <w:t xml:space="preserve"> 9190 Näringsfattig ekskog </w:t>
+      </w:r>
+      <w:r>
+        <w:t>(Nitare &amp; Skogsstyrelsen, 2019; SLU Artdatabanken, 2025).</w:t>
+      </w:r>
+    </w:p>
+    <w:p>
+      <w:r>
+        <w:rPr>
+          <w:b/>
+        </w:rPr>
+        <w:t xml:space="preserve">Mörk husmossa </w:t>
+      </w:r>
+      <w:r>
+        <w:t xml:space="preserve">är en mycket bra signalart i södra och mellersta Sverige. Den är sannolikt svårspridd och växer huvudsakligen i skog med lång skoglig kontinuitet i områden med konstant hög luftfuktighet. Den är känslig för större avverkningar, men tål plockhuggning som lämnar ett tätare trädskikt och ett obrutet, fukthållande mosstäcke på marken. Ett par studier har klart visat att artens tillväxt försämras när skogen huggs ner intill växtplatsen, och att ett kalhygges påverkan på mörk husmossa avtar både med avståndet från kalhygget och ju fuktigare växtplatsen är. Mörk husmossa är typisk art för </w:t>
+      </w:r>
+      <w:r>
+        <w:rPr>
+          <w:i/>
+        </w:rPr>
+        <w:t xml:space="preserve">9010 Taiga, 9050 Näringsrik granskog, 9080 Lövsumpskog, 9750 Svämlövskog, 9020 Nordlig ädellövskog, 9160 Näringsrik ekskog </w:t>
+      </w:r>
+      <w:r>
+        <w:t>och</w:t>
+      </w:r>
+      <w:r>
+        <w:rPr>
+          <w:i/>
+        </w:rPr>
+        <w:t xml:space="preserve"> 9180 Ädellövskog i branter</w:t>
+      </w:r>
+      <w:r>
+        <w:t xml:space="preserve"> (SLU Artdatabanken, 2024; Nitare &amp; Skogsstyrelsen, 2019).</w:t>
+      </w:r>
+    </w:p>
+    <w:p>
+      <w:r>
+        <w:rPr>
+          <w:b/>
+        </w:rPr>
+        <w:t xml:space="preserve">Norrlandslav </w:t>
+      </w:r>
+      <w:r>
+        <w:t xml:space="preserve">indikerar söder om den naturliga norrlandsgränsen barrskogsbeklädda bergbranter eller andra ostörda skogsmiljöer med höga naturvärden. Norrlandslav är typisk art för </w:t>
+      </w:r>
+      <w:r>
+        <w:rPr>
+          <w:i/>
+        </w:rPr>
+        <w:t xml:space="preserve">9010 Taiga, 8110 Silikatrasmarker </w:t>
+      </w:r>
+      <w:r>
+        <w:t>och</w:t>
+      </w:r>
+      <w:r>
+        <w:rPr>
+          <w:i/>
+        </w:rPr>
+        <w:t xml:space="preserve"> 8120 Kalkrasmarker </w:t>
+      </w:r>
+      <w:r>
+        <w:t>(Nitare &amp; Skogsstyrelsen, 2000; SLU Artdatabanken, 2025).</w:t>
+      </w:r>
+    </w:p>
+    <w:p>
+      <w:r>
+        <w:rPr>
+          <w:b/>
+        </w:rPr>
+        <w:t>Sotlav</w:t>
+      </w:r>
+      <w:r>
+        <w:t xml:space="preserve"> är överallt en mycket bra signalart och visar alltid på skogsmiljöer med höga naturvärden. Den indikerar långvarig förekomst av gamla eller döda träd. På lavens växtlokaler finns vanligen många andra ovanliga arter. Sotlav är typisk art för </w:t>
+      </w:r>
+      <w:r>
+        <w:rPr>
+          <w:i/>
+        </w:rPr>
+        <w:t xml:space="preserve">9010 Taiga </w:t>
+      </w:r>
+      <w:r>
+        <w:t>och</w:t>
+      </w:r>
+      <w:r>
+        <w:rPr>
+          <w:i/>
+        </w:rPr>
+        <w:t xml:space="preserve"> 9070 Trädklädd betesmark</w:t>
+      </w:r>
+      <w:r>
+        <w:t xml:space="preserve"> (Nitare &amp; Skogsstyrelsen, 2019; SLU Artdatabanken, 2025).</w:t>
+      </w:r>
+    </w:p>
+    <w:p>
+      <w:r>
+        <w:rPr>
+          <w:b/>
+        </w:rPr>
+        <w:t>Spindelblomster (§8)</w:t>
+      </w:r>
+      <w:r>
+        <w:t xml:space="preserve"> växer i äldre mossrik granskog eller barrblandskog, men även i fjällbjörkskog. Arten indikerar långvarig trädkontinuitet och hög luftfuktighet och är mycket känslig för uttorkning och markskador. Spindelblomster har i många trakter minskat starkt under senare tid på grund av slutavverkningar och skogsmarksdikning. Spindelblomster är typisk art för </w:t>
+      </w:r>
+      <w:r>
+        <w:rPr>
+          <w:i/>
+        </w:rPr>
+        <w:t xml:space="preserve">9010 Taiga, 9050 Näringsrik granskog </w:t>
+      </w:r>
+      <w:r>
+        <w:t>och</w:t>
+      </w:r>
+      <w:r>
+        <w:rPr>
+          <w:i/>
+        </w:rPr>
+        <w:t xml:space="preserve"> 9040 Fjällbjörkskog</w:t>
+      </w:r>
+      <w:r>
+        <w:t xml:space="preserve"> (Nitare &amp; Skogsstyrelsen, 2019; SLU Artdatabanken, 2025).</w:t>
+      </w:r>
+    </w:p>
+    <w:p>
+      <w:r>
+        <w:rPr>
+          <w:b/>
+        </w:rPr>
+        <w:t>Stuplav</w:t>
+      </w:r>
+      <w:r>
+        <w:t xml:space="preserve"> är en mycket bra signalart i hela sitt utbredningsområde och förekommer nästan enbart i skogsmiljöer med höga naturvärden. Den indikerar långvarig förekomst av gamla lövträd och miljöer med konstant hög luftfuktighet. I skogar med suboceaniskt klimat finns det en mycket sällsynt parasit, njurlavsknapp </w:t>
+      </w:r>
+      <w:r>
+        <w:rPr>
+          <w:i/>
+        </w:rPr>
+        <w:t>Pletocarpon nephromeum</w:t>
+      </w:r>
+      <w:r>
+        <w:t xml:space="preserve"> (EN), som växer på stuplav. Ytterligare tre sällsynta lavparasiter, </w:t>
+      </w:r>
+      <w:r>
+        <w:rPr>
+          <w:i/>
+        </w:rPr>
+        <w:t>Protounguicularia nephromatis</w:t>
+      </w:r>
+      <w:r>
+        <w:t xml:space="preserve"> (VU), </w:t>
+      </w:r>
+      <w:r>
+        <w:rPr>
+          <w:i/>
+        </w:rPr>
+        <w:t>Refractohilum galligenum</w:t>
+      </w:r>
+      <w:r>
+        <w:t xml:space="preserve"> (NT) och </w:t>
+      </w:r>
+      <w:r>
+        <w:rPr>
+          <w:i/>
+        </w:rPr>
+        <w:t>Roselliniella nephromatis</w:t>
+      </w:r>
+      <w:r>
+        <w:t xml:space="preserve"> (DD), kan också påträffas på stuplav. Stuplav är typisk art för </w:t>
+      </w:r>
+      <w:r>
+        <w:rPr>
+          <w:i/>
+        </w:rPr>
+        <w:t>9010 Taiga</w:t>
+      </w:r>
+      <w:r>
+        <w:t xml:space="preserve"> (SLU Artdatabanken, 2026; Nitare &amp; Skogsstyrelsen, 2019).</w:t>
+      </w:r>
+    </w:p>
+    <w:p>
+      <w:r>
+        <w:rPr>
+          <w:b/>
+        </w:rPr>
+        <w:t xml:space="preserve">Trådticka </w:t>
+      </w:r>
+      <w:r>
+        <w:t xml:space="preserve">är knuten till grova granar i rikare ofta fuktiga miljöer. Den återfinns på både levande och döda träd samt stubbar och nyligen fallna träd. Karaktärsart för äldre fuktiga granskogsbiotoper, och i stor mängd är den en bra signalart för miljöer med andra rödlistade arter. Trådticka är typisk art för </w:t>
+      </w:r>
+      <w:r>
+        <w:rPr>
+          <w:i/>
+        </w:rPr>
+        <w:t xml:space="preserve">9010 Taiga </w:t>
+      </w:r>
+      <w:r>
+        <w:t xml:space="preserve">och </w:t>
+      </w:r>
+      <w:r>
+        <w:rPr>
+          <w:i/>
+        </w:rPr>
+        <w:t xml:space="preserve">9050 Näringsrik granskog </w:t>
+      </w:r>
+      <w:r>
+        <w:t>(SLU Artdatabanken, 2025).</w:t>
+      </w:r>
+    </w:p>
+    <w:p>
+      <w:r>
+        <w:rPr>
+          <w:b/>
+        </w:rPr>
+        <w:t xml:space="preserve">Vedticka </w:t>
+      </w:r>
+      <w:r>
+        <w:t xml:space="preserve">är en bra signalart söder om den naturliga norrlandsgränsen. Den är huvudsakligen knuten till äldre barrskogar där det föreligger långvarig kontinuitet av död barrved. Vedticka är typisk art för </w:t>
+      </w:r>
+      <w:r>
+        <w:rPr>
+          <w:i/>
+        </w:rPr>
+        <w:t xml:space="preserve">9010 Taiga </w:t>
+      </w:r>
+      <w:r>
+        <w:t>(Nitare &amp; Skogsstyrelsen, 2019; SLU Artdatabanken, 2025).</w:t>
+      </w:r>
+    </w:p>
+    <w:p>
+      <w:r>
+        <w:rPr>
+          <w:b/>
+        </w:rPr>
+        <w:t xml:space="preserve">Ögonpyrola </w:t>
+      </w:r>
+      <w:r>
+        <w:t xml:space="preserve">är normalt en bra signalart som visar på områden med höga naturvärden och stabila förhållanden, särskilt inom näringsfattiga trakter. Växten är mycket känslig för markskador och försvinner snabbt efter slutavverkning. Den hotas också av skogsgödsling och markavvattning. Ögonpyrola är typisk art för </w:t>
+      </w:r>
+      <w:r>
+        <w:rPr>
+          <w:i/>
+        </w:rPr>
+        <w:t>9010 Taiga</w:t>
+      </w:r>
+      <w:r>
+        <w:t xml:space="preserve"> och</w:t>
+      </w:r>
+      <w:r>
+        <w:rPr>
+          <w:i/>
+        </w:rPr>
+        <w:t xml:space="preserve"> 9070 Trädklädd betesmark</w:t>
+      </w:r>
+      <w:r>
+        <w:t xml:space="preserve"> (Nitare &amp; Skogsstyrelsen, 2019; SLU Artdatabanken, 2024).</w:t>
+      </w:r>
+    </w:p>
+    <w:p>
+      <w:r>
+        <w:rPr>
+          <w:b/>
+        </w:rPr>
+        <w:t>Järpe (§4)</w:t>
+      </w:r>
+      <w:r>
+        <w:t xml:space="preserve">, som är upptagen i bilaga 1 och 2 EU:s fågeldirektiv, är mycket stationär inom sitt revir som är minst 25 hektar stort. Livsmiljöerna utgörs av tät barrskog med inblandning av lövträd och en väl utvecklad flerskiktad struktur med bärris och yngre eller undertryckta, täta granar i ett lägre skikt, ofta utmed bäckar och åar inne i den skyddande granskogen. Den överlever inte om dess livsmiljö kalavverkas och är även känslig för röjning, gallring och avverkning där unga granar och lövträd inte sparas i tillräcklig omfattning. Arten finns i sammanhängande grandominerad skog över hela Sverige men förekomsterna är betydligt glesare i Götaland än i övriga landet. Järpe är typisk art för </w:t>
+      </w:r>
+      <w:r>
+        <w:rPr>
+          <w:i/>
+        </w:rPr>
+        <w:t xml:space="preserve">9010 Taiga, 9080 Lövsumpskog </w:t>
+      </w:r>
+      <w:r>
+        <w:t xml:space="preserve">och </w:t>
+      </w:r>
+      <w:r>
+        <w:rPr>
+          <w:i/>
+        </w:rPr>
+        <w:t xml:space="preserve">9740 Skogsbevuxen myr </w:t>
+      </w:r>
+      <w:r>
+        <w:t>(SLU Artdatabanken, 2026).</w:t>
+      </w:r>
+    </w:p>
+    <w:p>
+      <w:r>
+        <w:rPr>
+          <w:b/>
+        </w:rPr>
+        <w:t>Spillkråka (§4)</w:t>
+      </w:r>
+      <w:r>
+        <w:t xml:space="preserve"> omfattas av bilaga 1 i EU:s fågeldirektiv och är typisk art för </w:t>
+      </w:r>
+      <w:r>
+        <w:rPr>
+          <w:i/>
+        </w:rPr>
+        <w:t xml:space="preserve">9010 Taiga </w:t>
+      </w:r>
+      <w:r>
+        <w:t>och</w:t>
+      </w:r>
+      <w:r>
+        <w:rPr>
+          <w:i/>
+        </w:rPr>
+        <w:t xml:space="preserve"> 9740 Skogsbevuxen myr</w:t>
+      </w:r>
+      <w:r>
+        <w:t>. Den behöver grova träd, främst tall, asp och bok som boträd. Skogsbruk med korta omloppstider och täta, homogena ungskogar utgör det största hotet. Spillkråka är en nyckelart i skogliga miljöer vars övergivna bohål utnyttjas av flera andra hålhäckande fågelarter och fladdermöss, däribland pärluggla (EN, §4), knipa (§4), salskrake (§4) och skogsduva (§4). Hökuggla (VU, §4) och slaguggla (§4) häckar ofta i högstubbar som brutits av i höjd med ett gammalt spillkråkebo (SLU Artdatabanken, 2026; Skogsstyrelsen, 2016).</w:t>
+      </w:r>
+    </w:p>
+    <w:p>
+      <w:pPr>
+        <w:pStyle w:val="Heading1"/>
+      </w:pPr>
+      <w:r>
+        <w:t>Certifiering</w:t>
       </w:r>
     </w:p>
     <w:p>
@@ -255,55 +1305,60 @@
         <w:pStyle w:val="Heading2"/>
       </w:pPr>
       <w:r>
-        <w:t>Fridlysta arter</w:t>
+        <w:t>Ur FSC-standarden</w:t>
       </w:r>
     </w:p>
     <w:p>
       <w:r>
-        <w:t>Följande fridlysta arter har sina livsmiljöer och växtplatser i den avverkningsanmälda skogen: lavskrika (NT, T, §4), talltita (NT, §4), tretåig hackspett (NT, T, §4), spindelblomster (S, T, §8), järpe (T, §4), spillkråka (T, §4) och kungsfågel (§4).</w:t>
+        <w:rPr>
+          <w:b/>
+        </w:rPr>
+        <w:t xml:space="preserve">PRINCIP 1: LAGEFTERLEVNAD: </w:t>
+      </w:r>
+      <w:r>
+        <w:t>Certifikatsinnehavaren ska följa alla tillämpliga lagar, förordningar och nationellt ratificerade internationella avtal, konventioner och överenskommelser.</w:t>
       </w:r>
     </w:p>
     <w:p>
       <w:r>
-        <w:t xml:space="preserve">Observera att medlemsländerna är skyldiga att agera i enlighet med EU:s fågeldirektiv där det uttryckligen står att direktivet gäller för fåglar samt för deras ägg, bon och </w:t>
-      </w:r>
-      <w:r>
         <w:rPr>
           <w:b/>
         </w:rPr>
-        <w:t xml:space="preserve">livsmiljöer </w:t>
-      </w:r>
-      <w:r>
-        <w:t>(artikel 1). Vidare att de åtgärder som vidtas inte får leda till en försämring av den nuvarande situationen beträffande bevarandet av de fågelarter som avses i artikel 1 (artikel 13). Fågeldirektivet är styrande för tillsynsansvariga myndigheters ärendehantering, ställningstaganden och beslutsfattande.</w:t>
+        <w:t xml:space="preserve">1.3.1 </w:t>
+      </w:r>
+      <w:r>
+        <w:t>Tillämpliga lagar och föreskrifter för brukandet av skogen följs.</w:t>
       </w:r>
     </w:p>
     <w:p>
+      <w:pPr>
+        <w:pStyle w:val="ListBullet"/>
+      </w:pPr>
       <w:r>
         <w:rPr>
           <w:b/>
-        </w:rPr>
-        <w:t>Järpe (§4)</w:t>
-      </w:r>
-      <w:r>
-        <w:t xml:space="preserve">, som är upptagen i bilaga 1 och 2 EU:s fågeldirektiv, är mycket stationär inom sitt revir som är minst 25 hektar stort. Livsmiljöerna utgörs av tät barrskog med inblandning av lövträd och en väl utvecklad flerskiktad struktur med bärris och yngre eller undertryckta, täta granar i ett lägre skikt, ofta utmed bäckar och åar inne i den skyddande granskogen. Den överlever inte om dess livsmiljö kalavverkas och är även känslig för röjning, gallring och avverkning där unga granar och lövträd inte sparas i tillräcklig omfattning. Arten finns i sammanhängande grandominerad skog över hela Sverige men förekomsterna är betydligt glesare i Götaland än i övriga landet. Järpe är typisk art för </w:t>
-      </w:r>
-      <w:r>
-        <w:rPr>
           <w:i/>
         </w:rPr>
-        <w:t xml:space="preserve">9010 Taiga, 9080 Lövsumpskog </w:t>
-      </w:r>
-      <w:r>
-        <w:t xml:space="preserve">och </w:t>
+        <w:t xml:space="preserve">Kommentar: </w:t>
+      </w:r>
+      <w:r>
+        <w:t>I den avverkningsanmälda skogen har fridlysta arter sina livsmiljöer och växtplatser. Att skada de fridlysta arternas livsmiljöer, växtplatser eller ekologiska funktion är inte tillåtet enligt artskyddsförordningen.</w:t>
       </w:r>
       <w:r>
         <w:rPr>
           <w:i/>
         </w:rPr>
-        <w:t xml:space="preserve">9740 Skogsbevuxen myr </w:t>
-      </w:r>
-      <w:r>
-        <w:t>(SLU Artdatabanken, 2026).</w:t>
+        <w:t xml:space="preserve"> EU:s medlemsländer och skogsbolag är skyldiga att agera i enlighet med EU:s fågeldirektiv där det uttryckligen står att direktivet gäller för fåglar samt för deras ägg, bon och </w:t>
+      </w:r>
+      <w:r>
+        <w:rPr>
+          <w:b/>
+          <w:i/>
+        </w:rPr>
+        <w:t xml:space="preserve">livsmiljöer </w:t>
+      </w:r>
+      <w:r>
+        <w:t>(artikel 1). Vidare att de åtgärder som vidtas inte får leda till en försämring av den nuvarande situationen beträffande bevarandet av de fågelarter som avses i artikel 1 (artikel 13).</w:t>
       </w:r>
     </w:p>
     <w:p>
@@ -311,19 +1366,10 @@
         <w:rPr>
           <w:b/>
         </w:rPr>
-        <w:t>Lavskrika (NT, §4)</w:t>
-      </w:r>
-      <w:r>
-        <w:t xml:space="preserve"> är rödlistad som nära hotad och fridlyst enligt 4§ artskyddsförordningen. Den har minskat med 20 (10–30) % under de senaste 15 åren och minskningstakten bedöms vara nära gränsvärdet för sårbar (VU). Lavskrikan är en mycket stationär fågel, som häckar i äldre, slutna och hänglavsrika barrskogar. Nyckelfaktorer är flerskiktad skog med rik undervegetation samt riklig förekomst av hänglavar. Reviren är livslånga med hemområden som varierar mellan 50 och 150 ha. Inom ett revir av hög kvalitet finns det som regel ett eller flera kärnområden (1–20 ha) med relativt tät flerskiktad granskog. Arten missgynnas när flerskiktad skog omförs till enskiktade bestånd och även röjning och hård gallring är starkt negativt. Lavskrikan har relativt stora hemområden och försvinner när den äldre skogen fragmenteras, särskilt allvarligt är när kärnområdena avverkas. Den försvinner successivt framför allt vid dess utbredningsgränser och populationen har minskat kontinuerligt under 2000-talet. Lavskrika är typisk art för </w:t>
-      </w:r>
-      <w:r>
-        <w:rPr>
-          <w:i/>
-        </w:rPr>
-        <w:t>9010 Taiga</w:t>
-      </w:r>
-      <w:r>
-        <w:t xml:space="preserve"> (SLU Artdatabanken, 2026; Skogsstyrelsen 2016).</w:t>
+        <w:t xml:space="preserve">6.4 </w:t>
+      </w:r>
+      <w:r>
+        <w:t>Certifikatsinnehavaren ska skydda sällsynta arter och hotade arter samt deras livsmiljöer inom skogsbruksenheten. Det ska ske genom avsättningar, andra skyddade områden och genom att skapa konnektivitet och/eller genom andra direkta åtgärder som gynnar dessa arters överlevnad och livskraft. Åtgärderna ska stå i förhållande till brukandets skala, intensitet och risk, samt till sällsynta och hotade arters bevarandestatus och ekologiska krav. Certifikatsinnehavaren ska beakta den geografiska spridningen och ekologiska krav hos sällsynta och hotade arter utanför skogsbruksenhetens gränser när beslut om åtgärder inom skogsbruksenheten ska fattas.</w:t>
       </w:r>
     </w:p>
     <w:p>
@@ -331,68 +1377,36 @@
         <w:rPr>
           <w:b/>
         </w:rPr>
-        <w:t>Spillkråka (§4)</w:t>
-      </w:r>
-      <w:r>
-        <w:t xml:space="preserve"> omfattas av bilaga 1 i EU:s fågeldirektiv och är typisk art för </w:t>
-      </w:r>
-      <w:r>
-        <w:rPr>
-          <w:i/>
-        </w:rPr>
-        <w:t xml:space="preserve">9010 Taiga </w:t>
-      </w:r>
-      <w:r>
-        <w:t>och</w:t>
-      </w:r>
-      <w:r>
-        <w:rPr>
-          <w:i/>
-        </w:rPr>
-        <w:t xml:space="preserve"> 9740 Skogsbevuxen myr</w:t>
-      </w:r>
-      <w:r>
-        <w:t>. Den behöver grova träd, främst tall, asp och bok som boträd. Skogsbruk med korta omloppstider och täta, homogena ungskogar utgör det största hotet. Spillkråka är en nyckelart i skogliga miljöer vars övergivna bohål utnyttjas av flera andra hålhäckande fågelarter och fladdermöss, däribland pärluggla (EN, §4), knipa (§4), salskrake (§4) och skogsduva (§4). Hökuggla (VU, §4) och slaguggla (§4) häckar ofta i högstubbar som brutits av i höjd med ett gammalt spillkråkebo (SLU Artdatabanken, 2026; Skogsstyrelsen, 2016).</w:t>
+        <w:t xml:space="preserve">6.4.1 </w:t>
+      </w:r>
+      <w:r>
+        <w:t>Följande biotoper undantas från alla skogsbruksåtgärder, förutom åtgärder påkallade för att bevara eller främja biotopens naturliga eller hävdbetingade biologiska mångfald:</w:t>
       </w:r>
     </w:p>
     <w:p>
-      <w:r>
-        <w:rPr>
-          <w:b/>
-        </w:rPr>
-        <w:t>Spindelblomster (§8)</w:t>
-      </w:r>
-      <w:r>
-        <w:t xml:space="preserve"> växer i äldre mossrik granskog eller barrblandskog, men även i fjällbjörkskog. Arten indikerar långvarig trädkontinuitet och hög luftfuktighet och är mycket känslig för uttorkning och markskador. Spindelblomster har i många trakter minskat starkt under senare tid på grund av slutavverkningar och skogsmarksdikning. Spindelblomster är typisk art för </w:t>
-      </w:r>
-      <w:r>
-        <w:rPr>
-          <w:i/>
-        </w:rPr>
-        <w:t xml:space="preserve">9010 Taiga, 9050 Näringsrik granskog </w:t>
-      </w:r>
-      <w:r>
-        <w:t>och</w:t>
-      </w:r>
-      <w:r>
-        <w:rPr>
-          <w:i/>
-        </w:rPr>
-        <w:t xml:space="preserve"> 9040 Fjällbjörkskog</w:t>
-      </w:r>
-      <w:r>
-        <w:t xml:space="preserve"> (Nitare &amp; Skogsstyrelsen, 2019; SLU Artdatabanken, 2025).</w:t>
+      <w:pPr>
+        <w:ind w:left="357"/>
+      </w:pPr>
+      <w:r>
+        <w:t>b) nyckelbiotoper enligt Skogsstyrelsens definition och metod (1995)</w:t>
       </w:r>
     </w:p>
     <w:p>
+      <w:pPr>
+        <w:pStyle w:val="ListBullet"/>
+      </w:pPr>
       <w:r>
         <w:rPr>
           <w:b/>
-        </w:rPr>
-        <w:t>Talltita (NT, §4)</w:t>
-      </w:r>
-      <w:r>
-        <w:t>, rödlistad som nära hotad och prioriterad art i Skogsvårdslagen, har häckningsrevir i anmälan. Arten har minskat kraftigt de senaste 30 åren och minskningstakten innevarande 10-årsperiod beräknas till 20 (10–30) %. Talltitan är synnerligen trogen sitt cirka 15 hektar stora revir och är beroende av flerskiktade olikåldriga skogar för att kunna föda upp sina ungar. Talltitan försvinner om dess livsmiljö kalavverkas (Eggers &amp; Low, 2014; Ekman, 1979; Griesser et al, 2007; Klein, 2020; Siffczyk et al, 2003; SLU Artdatabanken, 2021).</w:t>
+          <w:i/>
+        </w:rPr>
+        <w:t xml:space="preserve">Kommentar: </w:t>
+      </w:r>
+      <w:r>
+        <w:rPr>
+          <w:i/>
+        </w:rPr>
+        <w:t>I det avverkningsanmälda skogsområdet har 38 rödlistade arter och signalarter påträffats. Detta ska jämföras med Skogsstyrelsens uppföljning 2017 av nyckelbiotoper som visade att man i genomsnitt hittar 20,6 olika rödlistade arter och signalarter i en nyckelbiotop (Wijk, S. 2017. Biologisk mångfald i nyckelbiotoper – Resultat från inventeringen “Uppföljning biologisk mångfald” 2009–2015. Rapport 4/2017 Skogsstyrelsen, Jönköping).</w:t>
       </w:r>
     </w:p>
     <w:p>
@@ -400,33 +1414,28 @@
         <w:rPr>
           <w:b/>
         </w:rPr>
-        <w:t>Tretåig hackspett (NT, §4)</w:t>
-      </w:r>
-      <w:r>
-        <w:t xml:space="preserve"> är rödlistad som nära hotad och ingår i bilaga 1 i EU:s fågeldirektiv. Tretåig hackspett är för sin överlevnad beroende av kontinuerlig tillförsel av äldre döende och död ved, som sker genom naturliga självgallringsprocesser i äldre grannaturskogar och barrblandade naturskogar. Om en skog genom skogsbruk gallras eller glesas ur så upphör och uteblir i stort sett den naturliga självgallringsprocessen för mycket lång tid framöver vilket omöjliggör upprätthållandet av den kontinuerliga ekologiska funktionen i ett område. Det finns studier som visar att naturskogens självgallringsprocess som den tretåiga hackspetten är beroende av, inte kan ersättas med efterlämnad hänsyn i skogsbruket (Imbeau &amp; Desrochers, 2002). Storleken på häckningsreviret varierar med skogstypen, förekomsten av död ved och graden av fragmentering, men är i allmänhet i storleksordningen 25–100 hektar. Vintertid krävs ofta betydligt större områden och det finns studier som antyder att arten behöver minst 100 hektar äldre skog. I områden med låg bonitet kan det behövas över 200 hektar lämpligt habitat för att ett par ska kunna reproducera sig. Områden med dokumenterad permanent förekomst i naturskogsmiljöer har vanligen så stora naturvärden att skogsbruk är olämpligt. Tretåig hackspett är typisk art för </w:t>
-      </w:r>
-      <w:r>
-        <w:rPr>
-          <w:i/>
-        </w:rPr>
-        <w:t xml:space="preserve">9010 Taiga, 9740 Skogsbevuxen myr, 9030 Landhöjningsskog </w:t>
-      </w:r>
-      <w:r>
-        <w:t xml:space="preserve">och </w:t>
-      </w:r>
-      <w:r>
-        <w:rPr>
-          <w:i/>
-        </w:rPr>
-        <w:t>9040 Fjällbjörkskog</w:t>
-      </w:r>
-      <w:r>
-        <w:t xml:space="preserve"> (Skogsstyrelsen, 2016; SLU Artdatabanken, 2024).</w:t>
+        <w:t xml:space="preserve">6.4.3 </w:t>
+      </w:r>
+      <w:r>
+        <w:t>Bevarandeåtgärder genomförs för de kända förekomster av rödlistade arter som påverkas av skogsbruk.</w:t>
       </w:r>
     </w:p>
     <w:p>
-      <w:r>
-        <w:t>I BILAGA 1 finns mer detaljerad information om ekologi samt krav på livsmiljö hos fridlysta arter.</w:t>
+      <w:pPr>
+        <w:pStyle w:val="ListBullet"/>
+      </w:pPr>
+      <w:r>
+        <w:rPr>
+          <w:b/>
+          <w:i/>
+        </w:rPr>
+        <w:t xml:space="preserve">Kommentar: </w:t>
+      </w:r>
+      <w:r>
+        <w:rPr>
+          <w:i/>
+        </w:rPr>
+        <w:t>I det avverkningsanmälda skogsområdet har 41 naturvårdsarter varav 26 rödlistade arter sina livsmiljöer och växtplatser.</w:t>
       </w:r>
     </w:p>
     <w:p>
@@ -434,7 +1443,7 @@
         <w:pStyle w:val="Heading2"/>
       </w:pPr>
       <w:r>
-        <w:t>Övriga naturvårdsarter</w:t>
+        <w:t>Ur Chain of Custody Certification (FSC-STD-40-004 ver 3.0)</w:t>
       </w:r>
     </w:p>
     <w:p>
@@ -442,897 +1451,144 @@
         <w:rPr>
           <w:b/>
         </w:rPr>
-        <w:t>Blackticka (VU)</w:t>
-      </w:r>
-      <w:r>
-        <w:t>, rödlistad som sårbar, är en exklusiv svamp som signalerar fuktiga granskogar med mycket höga naturvärden. Den har klassificerats som en “urskogsindikator” och påträffas nästan enbart i urskogsartade barrnaturskogar med långvarig kontinuitet av grova lågor i olika nedbrytningsstadier. Skogsskötselåtgärder på eller i omedelbar närhet av lokalerna utgör ett hot och på lång sikt innebär fragmenteringen av skogslandskapet att artens förekomster isoleras vilket i sig utgör ett hot mot artens överlevnad. Fler skogar med blackticka måste skyddas (Nitare &amp; Skogsstyrelsen, 2019; SLU Artdatabanken, 2024).</w:t>
+        <w:t xml:space="preserve">1.3 </w:t>
+      </w:r>
+      <w:r>
+        <w:t xml:space="preserve">The organization shall commit to the FSC values as defined in FSC-POL-01-004 Policy for the Association of Organizations with FSC. </w:t>
       </w:r>
     </w:p>
     <w:p>
-      <w:r>
-        <w:rPr>
-          <w:b/>
-        </w:rPr>
-        <w:t xml:space="preserve">Blodticka </w:t>
-      </w:r>
-      <w:r>
-        <w:t xml:space="preserve">är i norra Sverige främst knuten till grova granlågor i urskogsartad barrskog, men förekommer ibland även på klenare granar i anslutning till bäckar och sumpskogar. Den är en bra indikator på granskogar med höga naturvärden och oftast förekommer den tillsammans med ett stort antal ovanliga och rödlistade arter. I södra Sverige växer den framför allt på tall och har då ett lägre signalvärde. Blodticka är typisk art för </w:t>
-      </w:r>
-      <w:r>
-        <w:rPr>
-          <w:i/>
-        </w:rPr>
-        <w:t>9030 Landhöjningsskog</w:t>
-      </w:r>
-      <w:r>
-        <w:t xml:space="preserve"> (SLU Artdatabanken, 2025; Nitare &amp; Skogsstyrelsen, 2019).</w:t>
+      <w:pPr>
+        <w:pStyle w:val="Heading2"/>
+      </w:pPr>
+      <w:r>
+        <w:t>Ur FSC:s policy för associerade organisationer (FSC-POL-01-004)</w:t>
       </w:r>
     </w:p>
     <w:p>
       <w:r>
-        <w:rPr>
-          <w:b/>
-        </w:rPr>
-        <w:t>Brunpudrad nållav (NT)</w:t>
-      </w:r>
-      <w:r>
-        <w:t xml:space="preserve"> är beroende av hög, jämn luftfuktighet och kan påträffas i fuktiga skogar av naturskogskaraktär, ofta i sumpgranskog eller andra sumpskogar. Arten är placerad högst upp i Skogsstyrelsens värdepyramid för bedömning av skog med höga naturvärden och förekomster bör undantas från skogsbruksåtgärder. Brunpudrad nållav är typisk art för </w:t>
-      </w:r>
-      <w:r>
-        <w:rPr>
-          <w:i/>
-        </w:rPr>
-        <w:t>9010 Taiga</w:t>
-      </w:r>
-      <w:r>
-        <w:t xml:space="preserve"> (SLU Artdatabanken, 2024; Nitare &amp; Skogsstyrelsen, 2019).</w:t>
+        <w:t xml:space="preserve">Som “Chain of Custody”-certifierad organisation är skogsbolaget bunden av de fastställda reglerna i Del 1 Punkt 1 c) i Policy för organisationer associerade med FSC (FSC-POL-01-004 V2-0 EN + SVE version 2012-03-02): </w:t>
       </w:r>
     </w:p>
     <w:p>
-      <w:r>
-        <w:rPr>
-          <w:b/>
-        </w:rPr>
-        <w:t>Bårdlav</w:t>
-      </w:r>
-      <w:r>
-        <w:t xml:space="preserve"> signalerar miljöer med höga naturvärden och på lokalerna finns vanligtvis många andra ovanliga och rödlistade arter. Den visar även på platser med hög och jämn luftfuktighet. På bårdlav och andra njurlavar (Nephroma) kan de sällsynta parasiterna </w:t>
-      </w:r>
-      <w:r>
-        <w:rPr>
-          <w:i/>
-        </w:rPr>
-        <w:t xml:space="preserve">Protounguicularia nephromatis </w:t>
-      </w:r>
-      <w:r>
-        <w:t xml:space="preserve">(VU) och </w:t>
-      </w:r>
-      <w:r>
-        <w:rPr>
-          <w:i/>
-        </w:rPr>
-        <w:t xml:space="preserve">Tremella nephromatis </w:t>
-      </w:r>
-      <w:r>
-        <w:t xml:space="preserve">(DD) påträffas. Bårdlav är typisk art för </w:t>
-      </w:r>
-      <w:r>
-        <w:rPr>
-          <w:i/>
-        </w:rPr>
-        <w:t xml:space="preserve">9010 Taiga, 9020 Nordlig ädellövskog, 9070 Trädklädd betesmark, 9110 Näringsfattig bokskog, 9160 Näringsrik ekskog, 9180 Ädellövskog i branter </w:t>
-      </w:r>
-      <w:r>
-        <w:t>och</w:t>
-      </w:r>
-      <w:r>
-        <w:rPr>
-          <w:i/>
-        </w:rPr>
-        <w:t xml:space="preserve"> 9190 Näringsfattig ekskog</w:t>
-      </w:r>
-      <w:r>
-        <w:t xml:space="preserve"> (SLU Artdatabanken, 2026; Nitare &amp; Skogsstyrelsen, 2019).</w:t>
+      <w:pPr>
+        <w:pStyle w:val="ListNumber"/>
+      </w:pPr>
+      <w:r>
+        <w:t>De organisationer FSC kan acceptera association med får inte direkt eller indirekt ha några kopplingar till nedanstående, oacceptabla aktiviteter:</w:t>
       </w:r>
     </w:p>
     <w:p>
-      <w:r>
-        <w:rPr>
-          <w:b/>
-        </w:rPr>
-        <w:t>Doftskinn (NT)</w:t>
-      </w:r>
-      <w:r>
-        <w:t xml:space="preserve">, rödlistad som nära hotad, är en mycket bra signalart för boreal granskog och indikerar ett gran-skogsekosystem med lång kontinuitet av grova lågor. Arten är placerad i toppen av Skogsstyrelsens värdepyramid för bedömning av skog med höga naturvärden och har klassats som en “urskogsindikator”, då den förekommer med ett tydligt optimum i helt eller nästan helt orörda skogar. Doftskinn är typisk art för </w:t>
-      </w:r>
-      <w:r>
-        <w:rPr>
-          <w:i/>
-        </w:rPr>
-        <w:t xml:space="preserve">9010 Taiga </w:t>
-      </w:r>
-      <w:r>
-        <w:t>(SLU Artdatabanken, 2025; Nitare &amp; Skogsstyrelsen, 2019).</w:t>
+      <w:pPr>
+        <w:ind w:left="357"/>
+      </w:pPr>
+      <w:r>
+        <w:t>a) Olaglig skogsavverkning och handel med olagligt avverkat virke eller skogsprodukter</w:t>
       </w:r>
     </w:p>
     <w:p>
-      <w:r>
-        <w:rPr>
-          <w:b/>
-        </w:rPr>
-        <w:t>Dvärgbägarlav (NT)</w:t>
-      </w:r>
-      <w:r>
-        <w:t xml:space="preserve"> förekommer över hela Sverige på gammal hård ved, huvudsakligen på tall men i södra Sverige även på ek. Veden utgörs framförallt av grova stubbar, lågor och grenar. Substratet har blivit sällsyntare och nybildning av substrat sker bara i begränsad omfattning. Arten hotas av att grova lågor blir allt sällsyntare i dagens kulturskogar samt att nybildningen av lämpliga substrat går mycket långsamt. En riklig tillgång på gamla tall- eller eklågor måste säkerställas på artens lokaler. Dvärgbägarlav är typisk art för </w:t>
-      </w:r>
-      <w:r>
-        <w:rPr>
-          <w:i/>
-        </w:rPr>
-        <w:t>9010 Taiga</w:t>
-      </w:r>
-      <w:r>
-        <w:t xml:space="preserve"> (SLU Artdatabanken, 2024; Nitare &amp; Skogsstyrelsen, 2019).</w:t>
+      <w:pPr>
+        <w:ind w:left="357"/>
+      </w:pPr>
+      <w:r>
+        <w:t>...</w:t>
       </w:r>
     </w:p>
     <w:p>
-      <w:r>
-        <w:rPr>
-          <w:b/>
-        </w:rPr>
-        <w:t>Gammelgransskål (NT)</w:t>
-      </w:r>
-      <w:r>
-        <w:t xml:space="preserve"> är en liten skålsvamp som växer på gamla granar med skrovlig bark. Typiska växtplatser är gransumpskog i myrkanter, bäckdråg, bäckraviner och skuggiga bergssluttningar, men också skog på torrare mark kan hysa arten om beståndet har stark naturskogskaraktär. Bestånd med arten bör behandlas som nyckelbiotoper och sparas vid en slutavverkning. Även gallring bör undvikas. Gammelgransskål är typisk art för </w:t>
-      </w:r>
-      <w:r>
-        <w:rPr>
-          <w:i/>
-        </w:rPr>
-        <w:t>9010 Taiga</w:t>
-      </w:r>
-      <w:r>
-        <w:t xml:space="preserve"> (SLU Artdatabanken, 2024; Nitare &amp; Skogsstyrelsen, 2019).</w:t>
+      <w:pPr>
+        <w:ind w:left="357"/>
+      </w:pPr>
+      <w:r>
+        <w:t>c) Skogsbruk som förstör höga naturvärden</w:t>
       </w:r>
     </w:p>
     <w:p>
-      <w:r>
-        <w:rPr>
-          <w:b/>
-        </w:rPr>
-        <w:t>Garnlav (VU)</w:t>
-      </w:r>
-      <w:r>
-        <w:t xml:space="preserve"> är en utpräglad barrskogsart som ibland kan drapera träden i norrländska grannaturskogar med hög luftfuktighet. Den förekommer även i talldominerade bestånd där den, förutom i trädens grenverk, påträffas hängande över ojämnheter i tallbarken. Arten har minskat starkt i södra och mellersta Sverige och den minskar även i sitt nordliga utbredningsområde. Minskningstakten uppgår till 30 (20–50) % inom 50 år och överstiger gränsvärdet för Sårbar (VU). Orsaken till tillbakagången beror främst på slutavverkningar av naturskogsartade skogar. Bestånd med riklig förekomst bör regelmässigt sparas, vilket även gynnar flera andra sällsynta och rödlistade arter. Garnlav är värdväxt för den mycket sällsynta och akut hotade fjärilen barrskogslavfly (CR) som hör hemma i boreala barrskogar med riklig förekomst av värdväxten. Tidigare kunde arten konstateras årligen på flera platser vid Dala-Floda i Dalarna innan lokalerna kalavverkades. Senaste fyndet i landet av barrskogslavfly är från år 2000 då den påträffades vid Högberget i Sollefteå kommun. Garnlav är typisk art för </w:t>
-      </w:r>
-      <w:r>
-        <w:rPr>
-          <w:i/>
-        </w:rPr>
-        <w:t xml:space="preserve">9010 Taiga </w:t>
-      </w:r>
-      <w:r>
-        <w:t>och</w:t>
-      </w:r>
-      <w:r>
-        <w:rPr>
-          <w:i/>
-        </w:rPr>
-        <w:t xml:space="preserve"> 9070 Trädklädd betesmark</w:t>
-      </w:r>
-      <w:r>
-        <w:t xml:space="preserve"> (SLU Artdatabanken, 2026).</w:t>
+      <w:pPr>
+        <w:ind w:left="357"/>
+      </w:pPr>
+      <w:r>
+        <w:t>d) Betydande omvandling av skog till plantager eller annan, icke skoglig, markanvändning</w:t>
       </w:r>
     </w:p>
     <w:p>
+      <w:pPr>
+        <w:pStyle w:val="ListBullet"/>
+      </w:pPr>
       <w:r>
         <w:rPr>
           <w:b/>
-        </w:rPr>
-        <w:t>Grantickeporing (VU)</w:t>
-      </w:r>
-      <w:r>
-        <w:t xml:space="preserve"> växer på murken ved och döda fruktkroppar av granticka och gränsticka (VU). Den förekommer i naturskogsliknade granskogar, gärna i fuktiga miljöer vid källbäckar och liknande. Avverkning av naturskogslika miljöer och av grova granar där grantickeporing förekommer är ett direkt hot mot artens fortlevnad. Gamla granskogar som hyser arten undantas helt från skogsbruk (SLU Artdatabanken, 2026).</w:t>
+          <w:i/>
+        </w:rPr>
+        <w:t xml:space="preserve">Kommentar: </w:t>
+      </w:r>
+      <w:r>
+        <w:rPr>
+          <w:i/>
+        </w:rPr>
+        <w:t>Avverkning av skog med höga naturvärden samt skada på fridlysta arter strider både mot FSC Controlled Wood-standarden och FSC:s policy for associerade organisationer.</w:t>
       </w:r>
     </w:p>
     <w:p>
-      <w:r>
-        <w:rPr>
-          <w:b/>
-        </w:rPr>
-        <w:t>Gränsticka (VU)</w:t>
-      </w:r>
-      <w:r>
-        <w:t xml:space="preserve"> är en mycket bra signalart inom hela sitt utbredningsområde. Den är huvudsakligen knuten till restbestånd av barrnaturskog och förekommer med ett tydligt optimum i orörda eller måttligt påverkade gamla granskogar där det föreligger långvarig kontinuitet av grov död ved. Den totala populationen bedöms ha minskat och fortsätter att minska i takt med att grankontinuitetsskogar (äldre tidigare icke kalavverkade skogar) minskar i areal. Minskningstakten överstiger gränsvärdet för sårbar (VU). Lokaler som hyser arten bör undantas från skogsbruk, speciellt i mellersta och södra Sverige. Gränsticka är typisk art för </w:t>
-      </w:r>
-      <w:r>
-        <w:rPr>
-          <w:i/>
-        </w:rPr>
-        <w:t>9010 Taiga</w:t>
-      </w:r>
-      <w:r>
-        <w:t xml:space="preserve"> (SLU Artdatabanken, 2026; Nitare &amp; Skogsstyrelsen, 2019).</w:t>
+      <w:pPr>
+        <w:pStyle w:val="Heading2"/>
+      </w:pPr>
+      <w:r>
+        <w:t>Ur FSC Controlled Wood (FSC-STD-40-005)</w:t>
       </w:r>
     </w:p>
     <w:p>
       <w:r>
-        <w:rPr>
-          <w:b/>
-        </w:rPr>
-        <w:t>Harticka (NT)</w:t>
-      </w:r>
-      <w:r>
-        <w:t xml:space="preserve"> är normalt en mycket bra signalart för granskogar med höga naturvärden. Även när svampen påträffas i mer påverkade skogar är det nästan alltid fråga om skogsmiljöer i sena successionsstadier med höga naturvärden. Skogsskötselåtgärder på eller i omedelbar närhet av växtplatserna kan innebära ett hot mot arten. Harticka är typisk art för </w:t>
-      </w:r>
-      <w:r>
-        <w:rPr>
-          <w:i/>
-        </w:rPr>
-        <w:t xml:space="preserve">9010 Taiga, 9050 Näringsrik granskog </w:t>
-      </w:r>
-      <w:r>
-        <w:t xml:space="preserve">och </w:t>
-      </w:r>
-      <w:r>
-        <w:rPr>
-          <w:i/>
-        </w:rPr>
-        <w:t>9030 Landhöjningsskog</w:t>
-      </w:r>
-      <w:r>
-        <w:t xml:space="preserve"> (SLU Artdatabanken, 2024; Nitare &amp; Skogsstyrelsen, 2019).</w:t>
+        <w:t>Virke som inte accepteras i FSC-märkta produkter (oacceptabelt ursprung) enligt FSC Controlled Wood (FSC-STD-40-005):</w:t>
       </w:r>
     </w:p>
     <w:p>
-      <w:r>
-        <w:rPr>
-          <w:b/>
-        </w:rPr>
-        <w:t>Knottrig blåslav (NT)</w:t>
-      </w:r>
-      <w:r>
-        <w:t xml:space="preserve"> har sin huvudutbredning i gamla granskogar i det övre barrskogsbältet mot fjällen. Den signalerar alltid höga naturvärden och växer i skogar med lång kontinuitet, mest i opåverkade naturskogsbestånd. Arten överlever inte en slutavverkning (inklusive hänsyn) och den finns idag enbart i kontinuitetsskog. Lavens fortsatta förekomst bör säkerställas genom att lokaler med äldre barrskog skyddas. Knottrig blåslav är typisk art för </w:t>
-      </w:r>
-      <w:r>
-        <w:rPr>
-          <w:i/>
-        </w:rPr>
-        <w:t xml:space="preserve">9010 Taiga </w:t>
-      </w:r>
-      <w:r>
-        <w:t>och</w:t>
-      </w:r>
-      <w:r>
-        <w:rPr>
-          <w:i/>
-        </w:rPr>
-        <w:t xml:space="preserve"> 9040 Fjällbjörkskog</w:t>
+      <w:pPr>
+        <w:pStyle w:val="ListNumber"/>
+      </w:pPr>
+      <w:r>
+        <w:t>Illegalt avverkat virke.</w:t>
       </w:r>
     </w:p>
     <w:p>
-      <w:r>
-        <w:t>(SLU Artdatabanken, 2024; Nitare &amp; Skogsstyrelsen, 2019).</w:t>
+      <w:pPr>
+        <w:pStyle w:val="ListNumber"/>
+      </w:pPr>
+      <w:r>
+        <w:t>...</w:t>
       </w:r>
     </w:p>
     <w:p>
-      <w:r>
-        <w:rPr>
-          <w:b/>
-        </w:rPr>
-        <w:t xml:space="preserve">Källpraktmossa </w:t>
-      </w:r>
-      <w:r>
-        <w:t xml:space="preserve">växer på fuktig eller blöt, näringsrik och ofta mineralrik mark, t.ex. i sumpskogar. Den är en god signalart i södra och mellersta Sverige och förekommer ofta i artrika miljöer med t.ex. kärrkammossa, bågpraktmossa, filtrundmossa och skogshakmossa. Eftersom mängden våtmarker har reducerats kraftigt i södra Sverige under det senaste seklet har förekomsten av källpraktmossa troligen minskat i söder. Källpraktmossa är typisk art för </w:t>
-      </w:r>
-      <w:r>
-        <w:rPr>
-          <w:i/>
-        </w:rPr>
-        <w:t xml:space="preserve">7160 Källor och källkärr, 9750 Svämlövskog </w:t>
-      </w:r>
-      <w:r>
-        <w:t>och</w:t>
-      </w:r>
-      <w:r>
-        <w:rPr>
-          <w:i/>
-        </w:rPr>
-        <w:t xml:space="preserve"> 9080 Lövsumpskog </w:t>
-      </w:r>
-      <w:r>
-        <w:t>(Nitare &amp; Skogsstyrelsen, 2019; SLU Artdatabanken, 2025).</w:t>
+      <w:pPr>
+        <w:pStyle w:val="ListNumber"/>
+      </w:pPr>
+      <w:r>
+        <w:t>Virke från avverkningar som hotar höga naturvärden.</w:t>
       </w:r>
     </w:p>
     <w:p>
-      <w:r>
-        <w:rPr>
-          <w:b/>
-        </w:rPr>
-        <w:t>Liten sotlav (VU)</w:t>
-      </w:r>
-      <w:r>
-        <w:t xml:space="preserve"> förekommer i gamla brandrefugiala boreala granskogar där den oftast påträffas på grovbarkiga, senvuxna, mycket gamla granar. Arten är en av de mest krävande arterna i fuktig grannaturskog och är placerad högst upp i Skogsstyrelsens värdepyramid för bedömning av skog med höga naturvärden. Samtliga förekomster bör skyddas. Liten sotlav är typisk art för </w:t>
-      </w:r>
-      <w:r>
-        <w:rPr>
-          <w:i/>
-        </w:rPr>
-        <w:t>9010 Taiga</w:t>
-      </w:r>
-      <w:r>
-        <w:t xml:space="preserve"> (SLU Artdatabanken, 2024; Nitare &amp; Skogsstyrelsen, 2019).</w:t>
+      <w:pPr>
+        <w:pStyle w:val="ListNumber"/>
+      </w:pPr>
+      <w:r>
+        <w:t>Virke från skog som konverteras till plantager eller icke-skogligt bruk.</w:t>
       </w:r>
     </w:p>
     <w:p>
+      <w:pPr>
+        <w:pStyle w:val="ListBullet"/>
+      </w:pPr>
       <w:r>
         <w:rPr>
           <w:b/>
-        </w:rPr>
-        <w:t>Luddlav</w:t>
-      </w:r>
-      <w:r>
-        <w:t xml:space="preserve"> signalerar lång skoglig kontinuitet med ett stabilt lokal- och mikroklimat med hög och jämn fuktighet. Luddlav är typisk art för </w:t>
-      </w:r>
-      <w:r>
-        <w:rPr>
           <w:i/>
         </w:rPr>
-        <w:t>9010 Taiga,</w:t>
-      </w:r>
-      <w:r>
-        <w:t xml:space="preserve"> </w:t>
+        <w:t xml:space="preserve">Kommentar: </w:t>
       </w:r>
       <w:r>
         <w:rPr>
           <w:i/>
         </w:rPr>
-        <w:t xml:space="preserve">9020 Nordlig ädellövskog, 9070 Trädklädd betesmark, 9110 Näringsfattig bokskog, 9180 Ädellövskog i branter </w:t>
-      </w:r>
-      <w:r>
-        <w:t>och</w:t>
-      </w:r>
-      <w:r>
-        <w:rPr>
-          <w:i/>
-        </w:rPr>
-        <w:t xml:space="preserve"> 9190 Näringsfattig ekskog </w:t>
-      </w:r>
-      <w:r>
-        <w:t>(Nitare &amp; Skogsstyrelsen, 2019; SLU Artdatabanken, 2025).</w:t>
-      </w:r>
-    </w:p>
-    <w:p>
-      <w:r>
-        <w:rPr>
-          <w:b/>
-        </w:rPr>
-        <w:t>Mörk blåslav (VU)</w:t>
-      </w:r>
-      <w:r>
-        <w:t xml:space="preserve"> förekommer i huvudsak i fjällnära skog i det översta barrskogsbältet och i fjällbjörkskog. Den växer på träd, främst gran, tall och björk, men ibland också på klippor och i så fall ofta på kalkrik berggrund. Flera av förekomsterna är belägna vid vattenfall eller forsar vilket indikerar att den kräver hög luftfuktighet. Avverkning av gammal fjällnära skog är det största hotet. Samtliga lokaler bör skyddas. Mörk blåslav är typisk art för </w:t>
-      </w:r>
-      <w:r>
-        <w:rPr>
-          <w:i/>
-        </w:rPr>
-        <w:t xml:space="preserve">9010 Taiga </w:t>
-      </w:r>
-      <w:r>
-        <w:t>(SLU Artdatabanken, 2025).</w:t>
-      </w:r>
-    </w:p>
-    <w:p>
-      <w:r>
-        <w:rPr>
-          <w:b/>
-        </w:rPr>
-        <w:t xml:space="preserve">Mörk husmossa </w:t>
-      </w:r>
-      <w:r>
-        <w:t xml:space="preserve">är en mycket bra signalart i södra och mellersta Sverige. Den är sannolikt svårspridd och växer huvudsakligen i skog med lång skoglig kontinuitet i områden med konstant hög luftfuktighet. Den är känslig för större avverkningar, men tål plockhuggning som lämnar ett tätare trädskikt och ett obrutet, fukthållande mosstäcke på marken. Ett par studier har klart visat att artens tillväxt försämras när skogen huggs ner intill växtplatsen, och att ett kalhygges påverkan på mörk husmossa avtar både med avståndet från kalhygget och ju fuktigare växtplatsen är. Mörk husmossa är typisk art för </w:t>
-      </w:r>
-      <w:r>
-        <w:rPr>
-          <w:i/>
-        </w:rPr>
-        <w:t xml:space="preserve">9010 Taiga, 9050 Näringsrik granskog, 9080 Lövsumpskog, 9750 Svämlövskog, 9020 Nordlig ädellövskog, 9160 Näringsrik ekskog </w:t>
-      </w:r>
-      <w:r>
-        <w:t>och</w:t>
-      </w:r>
-      <w:r>
-        <w:rPr>
-          <w:i/>
-        </w:rPr>
-        <w:t xml:space="preserve"> 9180 Ädellövskog i branter</w:t>
-      </w:r>
-      <w:r>
-        <w:t xml:space="preserve"> (SLU Artdatabanken, 2024; Nitare &amp; Skogsstyrelsen, 2019).</w:t>
-      </w:r>
-    </w:p>
-    <w:p>
-      <w:r>
-        <w:rPr>
-          <w:b/>
-        </w:rPr>
-        <w:t>Mörk kolflarnlav (NT)</w:t>
-      </w:r>
-      <w:r>
-        <w:t xml:space="preserve"> är brandberoende och växer nästan uteslutande på kolad hård kärnved av tall. Arten förekommer främst i glesa, öppna tall- och blandbarrskogar av naturskogskaraktär och etableringen verkar ske sent efter brand, kanske först efter 100–300 år. Mörk kolflarnlav indikerar skog med höga naturvärden och vanligast är att den påträffas på rester av nedbrunna torrakor och högstubbar och lågstubbar som är så grova att hela innandömet är urbränt. Tall- och blandbarrskogar av naturskogskaraktär med spår av återkommande bränder hyser höga biologiska värden och bör skyddas (SLU Artdatabanken, 2024).</w:t>
-      </w:r>
-    </w:p>
-    <w:p>
-      <w:r>
-        <w:rPr>
-          <w:b/>
-        </w:rPr>
-        <w:t xml:space="preserve">Norrlandslav </w:t>
-      </w:r>
-      <w:r>
-        <w:t xml:space="preserve">indikerar söder om den naturliga norrlandsgränsen barrskogsbeklädda bergbranter eller andra ostörda skogsmiljöer med höga naturvärden. Norrlandslav är typisk art för </w:t>
-      </w:r>
-      <w:r>
-        <w:rPr>
-          <w:i/>
-        </w:rPr>
-        <w:t xml:space="preserve">9010 Taiga, 8110 Silikatrasmarker </w:t>
-      </w:r>
-      <w:r>
-        <w:t>och</w:t>
-      </w:r>
-      <w:r>
-        <w:rPr>
-          <w:i/>
-        </w:rPr>
-        <w:t xml:space="preserve"> 8120 Kalkrasmarker </w:t>
-      </w:r>
-      <w:r>
-        <w:t>(Nitare &amp; Skogsstyrelsen, 2000; SLU Artdatabanken, 2025).</w:t>
-      </w:r>
-    </w:p>
-    <w:p>
-      <w:r>
-        <w:rPr>
-          <w:b/>
-        </w:rPr>
-        <w:t>Rosenticka (NT)</w:t>
-      </w:r>
-      <w:r>
-        <w:t xml:space="preserve">, rödlistad som nära hotad, ingår i en karaktäristisk association av vedsvampar som växer på gamla, grova granlågor i urskogsartade barrskogar. Den är placerad i toppen av Skogsstyrelsens värdepyramid för bedömning av skog med höga naturvärden och indikerar ett granskogsekosystem med långvarig kontinuitet av grova lågor. Artens beroende av grova granlågor innebär att alla skogsskötselåtgärder på eller i omedelbar närhet av lokalerna utgör ett hot på lång sikt. Det är angeläget att populationerna inte ytterligare glesas ut och ett tillräckligt antal områden där arten nu finns måste sparas för framtiden. Rosenticka är typisk art för </w:t>
-      </w:r>
-      <w:r>
-        <w:rPr>
-          <w:i/>
-        </w:rPr>
-        <w:t xml:space="preserve">9010 Taiga </w:t>
-      </w:r>
-      <w:r>
-        <w:t xml:space="preserve">och </w:t>
-      </w:r>
-      <w:r>
-        <w:rPr>
-          <w:i/>
-        </w:rPr>
-        <w:t>9050 Näringsrik granskog</w:t>
-      </w:r>
-      <w:r>
-        <w:t xml:space="preserve"> (Nitare &amp; Skogsstyrelsen, 2019; SLU Artdatabanken, 2024).</w:t>
-      </w:r>
-    </w:p>
-    <w:p>
-      <w:r>
-        <w:rPr>
-          <w:b/>
-        </w:rPr>
-        <w:t>Rynkskinn (NT)</w:t>
-      </w:r>
-      <w:r>
-        <w:t xml:space="preserve"> är en vednedbrytare som växer på grova granlågor och ingår i en karaktäristisk association av vedsvampar knutna till urskogsartade barrskogar. Den har klassificerats som en “urskogsindikator” och är placerad i toppen av Skogsstyrelsens värdepyramid för bedömning av skog med höga naturvärden. Allt tyder på att rynkskinn är mycket känslig för skogliga ingrepp och lokalerna, som oftast har höga biologiska kvaliteter, bör lämnas till fri utveckling. Rynkskinn är typisk art för </w:t>
-      </w:r>
-      <w:r>
-        <w:rPr>
-          <w:i/>
-        </w:rPr>
-        <w:t xml:space="preserve">9010 Taiga, 9050 Näringsrik granskog </w:t>
-      </w:r>
-      <w:r>
-        <w:t>och</w:t>
-      </w:r>
-      <w:r>
-        <w:rPr>
-          <w:i/>
-        </w:rPr>
-        <w:t xml:space="preserve"> 9030 Landhöjningsskog</w:t>
-      </w:r>
-      <w:r>
-        <w:t xml:space="preserve"> (Nitare &amp; Skogsstyrelsen, 2019; SLU Artdatabanken, 2026).</w:t>
-      </w:r>
-    </w:p>
-    <w:p>
-      <w:r>
-        <w:rPr>
-          <w:b/>
-        </w:rPr>
-        <w:t>Rödbrun blekspik (NT)</w:t>
-      </w:r>
-      <w:r>
-        <w:t xml:space="preserve"> växer i norra Sverige på bark och ved av björk och gran i skogar med hög och jämn luftfuktighet. I södra Sverige växer den främst på ek i öppna åldriga lövskogar. I norra delen av sitt utbredningsområde hotas arten av slutavverkningar av gamla granskogar. I den södra delen av landet hotas den genom de åldriga lövskogarnas tillbakagång och särskilt ekhagarnas igenväxning och genom plantering av sådan mark med barrskog. Rödbrun blekspik är typisk art för </w:t>
-      </w:r>
-      <w:r>
-        <w:rPr>
-          <w:i/>
-        </w:rPr>
-        <w:t xml:space="preserve">9010 Taiga, 9020 Nordlig ädellövskog, 9070 Trädklädd betesmark, 9160 Näringsrik ekskog </w:t>
-      </w:r>
-      <w:r>
-        <w:t xml:space="preserve">och </w:t>
-      </w:r>
-      <w:r>
-        <w:rPr>
-          <w:i/>
-        </w:rPr>
-        <w:t>9180 Ädellövskog i branter</w:t>
-      </w:r>
-      <w:r>
-        <w:t xml:space="preserve"> och signalerar alltid höga naturvärden (SLU Artdatabanken, 2024; Nitare &amp; Skogsstyrelsen, 2019).</w:t>
-      </w:r>
-    </w:p>
-    <w:p>
-      <w:r>
-        <w:rPr>
-          <w:b/>
-        </w:rPr>
-        <w:t>Skrovellav (NT)</w:t>
-      </w:r>
-      <w:r>
-        <w:t xml:space="preserve"> växer på gamla lövträd och på klippor i gamla skogar med hög och jämn luftfuktighet. Slutavverkning av kontinuitetsskog utgör det största hotet och lavens fortsatta förekomst bör säkerställas genom att lokaler med äldre skog skyddas. I områden med mycket hög luftfuktighet kan man på bålen av skrovellav finna de sällsynta parasitsvamparna skrovellavsknapp (EN), </w:t>
-      </w:r>
-      <w:r>
-        <w:rPr>
-          <w:i/>
-        </w:rPr>
-        <w:t>Catillaria lobariicola</w:t>
-      </w:r>
-      <w:r>
-        <w:t xml:space="preserve"> (VU) och </w:t>
-      </w:r>
-      <w:r>
-        <w:rPr>
-          <w:i/>
-        </w:rPr>
-        <w:t>Merismatium lobariae</w:t>
-      </w:r>
-      <w:r>
-        <w:t xml:space="preserve"> (DD). Skrovellav är typisk art för </w:t>
-      </w:r>
-      <w:r>
-        <w:rPr>
-          <w:i/>
-        </w:rPr>
-        <w:t xml:space="preserve">9010 Taiga, 9020 Nordlig ädellövskog, 9040 Fjällbjörkskog, 9070 Trädklädd betesmark, 9160 Näringsrik ekskog, 9180 Ädellövskog i branter, 9190 Näringsfattig ekskog, 8210 Kalkbranter </w:t>
-      </w:r>
-      <w:r>
-        <w:t xml:space="preserve">och </w:t>
-      </w:r>
-      <w:r>
-        <w:rPr>
-          <w:i/>
-        </w:rPr>
-        <w:t>6530 Lövängar</w:t>
-      </w:r>
-      <w:r>
-        <w:t xml:space="preserve"> (SLU Artdatabanken, 2026; Nitare &amp; Skogsstyrelsen, 2019).</w:t>
-      </w:r>
-    </w:p>
-    <w:p>
-      <w:r>
-        <w:rPr>
-          <w:b/>
-        </w:rPr>
-        <w:t>Sotlav</w:t>
-      </w:r>
-      <w:r>
-        <w:t xml:space="preserve"> är överallt en mycket bra signalart och visar alltid på skogsmiljöer med höga naturvärden. Den indikerar långvarig förekomst av gamla eller döda träd. På lavens växtlokaler finns vanligen många andra ovanliga arter. Sotlav är typisk art för </w:t>
-      </w:r>
-      <w:r>
-        <w:rPr>
-          <w:i/>
-        </w:rPr>
-        <w:t xml:space="preserve">9010 Taiga </w:t>
-      </w:r>
-      <w:r>
-        <w:t>och</w:t>
-      </w:r>
-      <w:r>
-        <w:rPr>
-          <w:i/>
-        </w:rPr>
-        <w:t xml:space="preserve"> 9070 Trädklädd betesmark</w:t>
-      </w:r>
-      <w:r>
-        <w:t xml:space="preserve"> (Nitare &amp; Skogsstyrelsen, 2019; SLU Artdatabanken, 2025).</w:t>
-      </w:r>
-    </w:p>
-    <w:p>
-      <w:r>
-        <w:rPr>
-          <w:b/>
-        </w:rPr>
-        <w:t>Stjärntagging (NT)</w:t>
-      </w:r>
-      <w:r>
-        <w:t xml:space="preserve"> signalerar inom hela sitt utbredningsområde höga naturvärden. Svampen är uttorkningskänslig och beroende av ett oförändrat fuktigt mikroklimat. Den är även beroende av en ständig tillgång på död ved i olika nedbrytningsstadier, dock ej nödvändigtvis grova träd. Tidigare påverkan på miljön måste dock ha varit så skonsam att det naturliga skogsekosystemet till stora delar har bevarats. Minskningstakten för den svenska populationen bedöms vara nära gränsvärdet för Sårbar (VU). Stjärntagging är typisk art för </w:t>
-      </w:r>
-      <w:r>
-        <w:rPr>
-          <w:i/>
-        </w:rPr>
-        <w:t xml:space="preserve">9010 Taiga, 9050 Näringsrik granskog </w:t>
-      </w:r>
-      <w:r>
-        <w:t xml:space="preserve">och </w:t>
-      </w:r>
-      <w:r>
-        <w:rPr>
-          <w:i/>
-        </w:rPr>
-        <w:t>9030 Landhöjningsskog</w:t>
-      </w:r>
-      <w:r>
-        <w:t xml:space="preserve"> (SLU Artdatabanken, 2024; Nitare &amp; Skogsstyrelsen, 2019).</w:t>
-      </w:r>
-    </w:p>
-    <w:p>
-      <w:r>
-        <w:rPr>
-          <w:b/>
-        </w:rPr>
-        <w:t>Stuplav</w:t>
-      </w:r>
-      <w:r>
-        <w:t xml:space="preserve"> är en mycket bra signalart i hela sitt utbredningsområde och förekommer nästan enbart i skogsmiljöer med höga naturvärden. Den indikerar långvarig förekomst av gamla lövträd och miljöer med konstant hög luftfuktighet. I skogar med suboceaniskt klimat finns det en mycket sällsynt parasit, njurlavsknapp </w:t>
-      </w:r>
-      <w:r>
-        <w:rPr>
-          <w:i/>
-        </w:rPr>
-        <w:t>Pletocarpon nephromeum</w:t>
-      </w:r>
-      <w:r>
-        <w:t xml:space="preserve"> (EN), som växer på stuplav. Ytterligare tre sällsynta lavparasiter, </w:t>
-      </w:r>
-      <w:r>
-        <w:rPr>
-          <w:i/>
-        </w:rPr>
-        <w:t>Protounguicularia nephromatis</w:t>
-      </w:r>
-      <w:r>
-        <w:t xml:space="preserve"> (VU), </w:t>
-      </w:r>
-      <w:r>
-        <w:rPr>
-          <w:i/>
-        </w:rPr>
-        <w:t>Refractohilum galligenum</w:t>
-      </w:r>
-      <w:r>
-        <w:t xml:space="preserve"> (NT) och </w:t>
-      </w:r>
-      <w:r>
-        <w:rPr>
-          <w:i/>
-        </w:rPr>
-        <w:t>Roselliniella nephromatis</w:t>
-      </w:r>
-      <w:r>
-        <w:t xml:space="preserve"> (DD), kan också påträffas på stuplav. Stuplav är typisk art för </w:t>
-      </w:r>
-      <w:r>
-        <w:rPr>
-          <w:i/>
-        </w:rPr>
-        <w:t>9010 Taiga</w:t>
-      </w:r>
-      <w:r>
-        <w:t xml:space="preserve"> (SLU Artdatabanken, 2026; Nitare &amp; Skogsstyrelsen, 2019).</w:t>
-      </w:r>
-    </w:p>
-    <w:p>
-      <w:r>
-        <w:rPr>
-          <w:b/>
-        </w:rPr>
-        <w:t>Tajgaskinn (VU)</w:t>
-      </w:r>
-      <w:r>
-        <w:t xml:space="preserve"> är placerad högst upp i Skogsstyrelsens värdepyramid för bedömning av skog med höga naturvärden och har klassificerats som en ”urskogsindikator” som kräver närmast orörda skogsmiljöer med långvarig kontinuitet av grova granlågor i olika nedbrytningsstadier (Nitare &amp; Skogsstyrelsen, 2019).</w:t>
-      </w:r>
-    </w:p>
-    <w:p>
-      <w:r>
-        <w:rPr>
-          <w:b/>
-        </w:rPr>
-        <w:t xml:space="preserve">Trådticka </w:t>
-      </w:r>
-      <w:r>
-        <w:t xml:space="preserve">är knuten till grova granar i rikare ofta fuktiga miljöer. Den återfinns på både levande och döda träd samt stubbar och nyligen fallna träd. Karaktärsart för äldre fuktiga granskogsbiotoper, och i stor mängd är den en bra signalart för miljöer med andra rödlistade arter. Trådticka är typisk art för </w:t>
-      </w:r>
-      <w:r>
-        <w:rPr>
-          <w:i/>
-        </w:rPr>
-        <w:t xml:space="preserve">9010 Taiga </w:t>
-      </w:r>
-      <w:r>
-        <w:t xml:space="preserve">och </w:t>
-      </w:r>
-      <w:r>
-        <w:rPr>
-          <w:i/>
-        </w:rPr>
-        <w:t xml:space="preserve">9050 Näringsrik granskog </w:t>
-      </w:r>
-      <w:r>
-        <w:t>(SLU Artdatabanken, 2025).</w:t>
-      </w:r>
-    </w:p>
-    <w:p>
-      <w:r>
-        <w:rPr>
-          <w:b/>
-        </w:rPr>
-        <w:t>Ullticka (NT)</w:t>
-      </w:r>
-      <w:r>
-        <w:t xml:space="preserve"> är knuten till restbestånd av barrnaturskog och förekommer med ett tydligt optimum i orörda eller måttligt påverkade gamla granskogar där det föreligger viss kontinuitet av grov död ved. Ullticka är en bra signalart inom hela sitt utbredningsområde och i södra Sverige är den sällsynt och en god signalart för skyddsvärda granskogsmiljöer. Den hotas av avverkning och fragmentering av naturskog och äldre granskog med lång trädkontinuitet. På ullticka kan ibland ulltickeporing (VU) påträffas - det är en sällsynt ticka som nyligen delats upp i de tre olika arterna ulltickeporing </w:t>
-      </w:r>
-      <w:r>
-        <w:rPr>
-          <w:i/>
-        </w:rPr>
-        <w:t xml:space="preserve">Skeletocutis brevispora </w:t>
-      </w:r>
-      <w:r>
-        <w:t>(VU)</w:t>
-      </w:r>
-      <w:r>
-        <w:rPr>
-          <w:i/>
-        </w:rPr>
-        <w:t>, Skeletocutis delicata</w:t>
-      </w:r>
-      <w:r>
-        <w:t xml:space="preserve"> (VU)</w:t>
-      </w:r>
-      <w:r>
-        <w:rPr>
-          <w:i/>
-        </w:rPr>
-        <w:t xml:space="preserve"> och Skeletocutis exilis</w:t>
-      </w:r>
-      <w:r>
-        <w:t xml:space="preserve"> (NT). Ullticka är typisk art för </w:t>
-      </w:r>
-      <w:r>
-        <w:rPr>
-          <w:i/>
-        </w:rPr>
-        <w:t xml:space="preserve">9010 Taiga, 9050 Näringsrik granskog </w:t>
-      </w:r>
-      <w:r>
-        <w:t xml:space="preserve">och </w:t>
-      </w:r>
-      <w:r>
-        <w:rPr>
-          <w:i/>
-        </w:rPr>
-        <w:t>9030 Landhöjningsskog</w:t>
-      </w:r>
-      <w:r>
-        <w:t xml:space="preserve"> (SLU Artdatabanken, 2026; Nitare &amp; Skogsstyrelsen, 2019; Miettinen &amp; Niemelä, 2018).</w:t>
-      </w:r>
-    </w:p>
-    <w:p>
-      <w:r>
-        <w:rPr>
-          <w:b/>
-        </w:rPr>
-        <w:t>Vedskivlav (NT)</w:t>
-      </w:r>
-      <w:r>
-        <w:t xml:space="preserve"> växer på gammal, torr, exponerad, hård kärnved av framförallt tall i naturskogsartade bestånd. Avverkning av tallskog av naturskogskaraktär med spår av återkommande bränder är ett hot. Mängden lämplig ved att växa på för vedskivlav minskar, dels på grund av naturlig nedbrytning men framförallt på grund av att de förstörs i samband med slutavverkningar, gallringar och markberedning. Tall- och blandbarrskogar av naturskogskaraktär med spår av återkommande bränder bör skyddas. Vedskivlav är typisk art för </w:t>
-      </w:r>
-      <w:r>
-        <w:rPr>
-          <w:i/>
-        </w:rPr>
-        <w:t>9010 Taiga</w:t>
-      </w:r>
-      <w:r>
-        <w:t xml:space="preserve"> (SLU Artdatabanken, 2024).</w:t>
-      </w:r>
-    </w:p>
-    <w:p>
-      <w:r>
-        <w:rPr>
-          <w:b/>
-        </w:rPr>
-        <w:t xml:space="preserve">Vedticka </w:t>
-      </w:r>
-      <w:r>
-        <w:t xml:space="preserve">är en bra signalart söder om den naturliga norrlandsgränsen. Den är huvudsakligen knuten till äldre barrskogar där det föreligger långvarig kontinuitet av död barrved. Vedticka är typisk art för </w:t>
-      </w:r>
-      <w:r>
-        <w:rPr>
-          <w:i/>
-        </w:rPr>
-        <w:t xml:space="preserve">9010 Taiga </w:t>
-      </w:r>
-      <w:r>
-        <w:t>(Nitare &amp; Skogsstyrelsen, 2019; SLU Artdatabanken, 2025).</w:t>
-      </w:r>
-    </w:p>
-    <w:p>
-      <w:r>
-        <w:rPr>
-          <w:b/>
-        </w:rPr>
-        <w:t>Vitgrynig nållav (NT)</w:t>
-      </w:r>
-      <w:r>
-        <w:t xml:space="preserve"> växer nästan uteslutande på bark av gamla, senvuxna granar i skuggiga lägen med hög och jämn luftfuktighet. Den vanligaste naturtypen för arten är kontinuitetsskogar på frisk mark men den finns också i sumpgranskogar. På lång sikt utgör avverkningar av olikåldriga granskogar av naturskogskaraktär ett allvarligt hot mot arten och skogsbruksåtgärder på eller i närheten av växtplatserna bör undvikas. Naturskogsartade, fuktiga granskogar med förekomster av arten signalerar höga biologiska värden och bör bevaras (SLU Artdatabanken, 2024; Nitare &amp; Skogsstyrelsen, 2019).</w:t>
-      </w:r>
-    </w:p>
-    <w:p>
-      <w:r>
-        <w:rPr>
-          <w:b/>
-        </w:rPr>
-        <w:t>Vitskaftad svartspik (VU)</w:t>
-      </w:r>
-      <w:r>
-        <w:t xml:space="preserve"> förekommer främst i naturskog på gamla senvuxna granar och signalerar alltid höga naturvärden. Alla skogliga åtgärder som kan påverka markvatten och luftfuktighet på i närheten av lokaler utgör ett hot. Avverkning av naturskogar utgör ett allvarligt hot och alla skogsskötselåtgärder på eller i närheten av växtplatserna bör undvikas. Lämpligt stora reservat av naturskogstyp bör bevaras. Vitskaftad svartspik är typisk art för </w:t>
-      </w:r>
-      <w:r>
-        <w:rPr>
-          <w:i/>
-        </w:rPr>
-        <w:t>9010 Taiga</w:t>
-      </w:r>
-      <w:r>
-        <w:t xml:space="preserve"> (SLU Artdatabanken, 2026; Nitare &amp; Skogsstyrelsen, 2019).</w:t>
-      </w:r>
-    </w:p>
-    <w:p>
-      <w:r>
-        <w:rPr>
-          <w:b/>
-        </w:rPr>
-        <w:t xml:space="preserve">Ögonpyrola </w:t>
-      </w:r>
-      <w:r>
-        <w:t xml:space="preserve">är normalt en bra signalart som visar på områden med höga naturvärden och stabila förhållanden, särskilt inom näringsfattiga trakter. Växten är mycket känslig för markskador och försvinner snabbt efter slutavverkning. Den hotas också av skogsgödsling och markavvattning. Ögonpyrola är typisk art för </w:t>
-      </w:r>
-      <w:r>
-        <w:rPr>
-          <w:i/>
-        </w:rPr>
-        <w:t>9010 Taiga</w:t>
-      </w:r>
-      <w:r>
-        <w:t xml:space="preserve"> och</w:t>
-      </w:r>
-      <w:r>
-        <w:rPr>
-          <w:i/>
-        </w:rPr>
-        <w:t xml:space="preserve"> 9070 Trädklädd betesmark</w:t>
-      </w:r>
-      <w:r>
-        <w:t xml:space="preserve"> (Nitare &amp; Skogsstyrelsen, 2019; SLU Artdatabanken, 2024).</w:t>
+        <w:t>Avverkning av skog med höga naturvärden samt skada på fridlysta arter strider både mot FSC Controlled Wood-standarden och FSC:s policy for associerade organisationer.</w:t>
       </w:r>
     </w:p>
     <w:p>
@@ -1340,7 +1596,93 @@
         <w:pStyle w:val="Heading1"/>
       </w:pPr>
       <w:r>
-        <w:t>Certifiering</w:t>
+        <w:t>Ur PEFC-standarden gällande lagefterlevnad</w:t>
+      </w:r>
+    </w:p>
+    <w:p>
+      <w:r>
+        <w:t>PEFC-standarden förutsätter att tillämplig svensk lagstiftning följs. Det är utsedd tillsynsmyndighet som ansvarar för tillsyn av lagens efterlevnad. PEFC-standarden återger innehållet i vissa certifieringskritiska lag- och föreskriftskrav vilka ska ingå i granskning av PEFC-systemets efterlevnad.</w:t>
+      </w:r>
+    </w:p>
+    <w:p>
+      <w:pPr>
+        <w:pStyle w:val="ListBullet"/>
+      </w:pPr>
+      <w:r>
+        <w:rPr>
+          <w:b/>
+          <w:i/>
+        </w:rPr>
+        <w:t xml:space="preserve">Kommentar: </w:t>
+      </w:r>
+      <w:r>
+        <w:rPr>
+          <w:i/>
+        </w:rPr>
+        <w:t>I den avverkningsanmälda skogen har fridlysta arter sina livsmiljöer och växtplatser. Att skada de fridlysta arternas livsmiljöer, växtplatser eller ekologiska funktion är inte tillåtet enligt artskyddsförordningen</w:t>
+      </w:r>
+    </w:p>
+    <w:p>
+      <w:r>
+        <w:br w:type="page"/>
+      </w:r>
+    </w:p>
+    <w:p>
+      <w:pPr>
+        <w:pStyle w:val="Title"/>
+      </w:pPr>
+      <w:r>
+        <w:t>BILAGA 1 – Fridlysta arter</w:t>
+      </w:r>
+    </w:p>
+    <w:p>
+      <w:pPr>
+        <w:pStyle w:val="Heading1"/>
+      </w:pPr>
+      <w:r>
+        <w:t>Lavskrika – ekologi samt krav på livsmiljön</w:t>
+      </w:r>
+    </w:p>
+    <w:p>
+      <w:r>
+        <w:t>Lavskrika är rödlistad som nära hotad (NT), fridlyst enligt 4 § artskyddsförordningen (2007:845) och ingår i förteckningen över prioriterade arter i Skogsstyrelsens föreskrifter och allmänna råd (SKSFS 2011:7) bilaga 4. Lavskrikan är en mycket stationär fågel, som häckar i äldre, slutna och hänglavsrika barrskogar. Nyckelfaktorer är flerskiktad skog med rik undervegetation samt riklig förekomst av hänglavar (SLU Artdatabanken, 2026).</w:t>
+      </w:r>
+    </w:p>
+    <w:p>
+      <w:r>
+        <w:t xml:space="preserve">I Skogsstyrelsens vägledning för hänsyn till fåglar står bland annat att: </w:t>
+      </w:r>
+      <w:r>
+        <w:rPr>
+          <w:i/>
+        </w:rPr>
+        <w:t>“Reviren är livslånga med hemområden som varierar mellan 50 och 150 ha. Hemområdena har inga fasta gränser utan det handlar mera om de yttre gränserna för familjegruppernas rörelser. Lavskrikan undviker att förflytta sig över stora öppna områden och hemområdesstorleken är därför större i områden fragmenterade av hyggen och yngre skog än i områden med i sammanhängande äldre skog. Det finns studier som antyder att det inom ett revir bör finnas maximalt 15 % öppna ytor och ungskog. Inom ett revir av hög kvalitet finns det som regel ett eller flera kärnområden (1–20 ha) med relativt tät flerskiktad granskog.”</w:t>
+      </w:r>
+      <w:r>
+        <w:t xml:space="preserve"> Vidare att: </w:t>
+      </w:r>
+      <w:r>
+        <w:rPr>
+          <w:i/>
+        </w:rPr>
+        <w:t>“Arten missgynnas när flerskiktad skog omförs till enskiktade bestånd. Även skogsskötsel med återkommande röjning och hård gallring är starkt negativt. Lavskrikan har relativt stora hemområden och försvinner när den äldre skogen fragmenteras, särskilt allvarligt är när kärnområdena avverkas.”</w:t>
+      </w:r>
+      <w:r>
+        <w:t xml:space="preserve"> (Skogsstyrelsen 2016).</w:t>
+      </w:r>
+    </w:p>
+    <w:p>
+      <w:r>
+        <w:t xml:space="preserve">Populationen har minskat med 20 (10–30) % under de senaste 15 åren och minskningstakten bedöms vara nära gränsvärdet för sårbar (VU). Arten försvinner successivt framför allt vid dess utbredningsgränser och populationen har minskat kontinuerligt under 2000-talet. Lavskrika är typisk art för </w:t>
+      </w:r>
+      <w:r>
+        <w:rPr>
+          <w:i/>
+        </w:rPr>
+        <w:t>9010 Taiga</w:t>
+      </w:r>
+      <w:r>
+        <w:t xml:space="preserve"> (SLU Artdatabanken, 2026).</w:t>
       </w:r>
     </w:p>
     <w:p>
@@ -1348,137 +1690,63 @@
         <w:pStyle w:val="Heading2"/>
       </w:pPr>
       <w:r>
-        <w:t>Ur FSC-standarden</w:t>
+        <w:t>Referenser – lavskrika</w:t>
       </w:r>
     </w:p>
     <w:p>
       <w:r>
-        <w:rPr>
-          <w:b/>
-        </w:rPr>
-        <w:t xml:space="preserve">PRINCIP 1: LAGEFTERLEVNAD: </w:t>
-      </w:r>
-      <w:r>
-        <w:t>Certifikatsinnehavaren ska följa alla tillämpliga lagar, förordningar och nationellt ratificerade internationella avtal, konventioner och överenskommelser.</w:t>
+        <w:t xml:space="preserve">Skogsstyrelsen, 2016. </w:t>
+      </w:r>
+      <w:r>
+        <w:rPr>
+          <w:i/>
+        </w:rPr>
+        <w:t xml:space="preserve">Vägledning för hänsyn till fåglar – lavskrika. </w:t>
+      </w:r>
+      <w:r>
+        <w:t>https://www.skogsstyrelsen.se/globalassets/lag-och-tillsyn/artskydd/vagledningar-for-hansyn-till-faglar/lavskrika-vagledning-hansyn.pdf</w:t>
       </w:r>
     </w:p>
     <w:p>
       <w:r>
-        <w:rPr>
-          <w:b/>
-        </w:rPr>
-        <w:t xml:space="preserve">1.3.1 </w:t>
-      </w:r>
-      <w:r>
-        <w:t>Tillämpliga lagar och föreskrifter för brukandet av skogen följs.</w:t>
+        <w:t xml:space="preserve">SLU Artdatabanken, 2026. </w:t>
+      </w:r>
+      <w:r>
+        <w:rPr>
+          <w:i/>
+        </w:rPr>
+        <w:t xml:space="preserve">Artfaktablad. Naturvård – artfakta. </w:t>
+      </w:r>
+      <w:r>
+        <w:t>SLU Artdatabanken, Uppsala</w:t>
       </w:r>
     </w:p>
     <w:p>
       <w:pPr>
-        <w:pStyle w:val="ListBullet"/>
+        <w:pStyle w:val="Heading1"/>
       </w:pPr>
       <w:r>
-        <w:rPr>
-          <w:b/>
-          <w:i/>
-        </w:rPr>
-        <w:t xml:space="preserve">Kommentar: </w:t>
-      </w:r>
-      <w:r>
-        <w:t>I den avverkningsanmälda skogen har fridlysta arter sina livsmiljöer och växtplatser. Att skada de fridlysta arternas livsmiljöer, växtplatser eller ekologiska funktion är inte tillåtet enligt artskyddsförordningen.</w:t>
-      </w:r>
-      <w:r>
-        <w:rPr>
-          <w:i/>
-        </w:rPr>
-        <w:t xml:space="preserve"> EU:s medlemsländer och skogsbolag är skyldiga att agera i enlighet med EU:s fågeldirektiv där det uttryckligen står att direktivet gäller för fåglar samt för deras ägg, bon och </w:t>
-      </w:r>
-      <w:r>
-        <w:rPr>
-          <w:b/>
-          <w:i/>
-        </w:rPr>
-        <w:t xml:space="preserve">livsmiljöer </w:t>
-      </w:r>
-      <w:r>
-        <w:t>(artikel 1). Vidare att de åtgärder som vidtas inte får leda till en försämring av den nuvarande situationen beträffande bevarandet av de fågelarter som avses i artikel 1 (artikel 13).</w:t>
+        <w:t>Talltita – ekologi samt krav på livsmiljön</w:t>
       </w:r>
     </w:p>
     <w:p>
       <w:r>
-        <w:rPr>
-          <w:b/>
-        </w:rPr>
-        <w:t xml:space="preserve">6.4 </w:t>
-      </w:r>
-      <w:r>
-        <w:t>Certifikatsinnehavaren ska skydda sällsynta arter och hotade arter samt deras livsmiljöer inom skogsbruksenheten. Det ska ske genom avsättningar, andra skyddade områden och genom att skapa konnektivitet och/eller genom andra direkta åtgärder som gynnar dessa arters överlevnad och livskraft. Åtgärderna ska stå i förhållande till brukandets skala, intensitet och risk, samt till sällsynta och hotade arters bevarandestatus och ekologiska krav. Certifikatsinnehavaren ska beakta den geografiska spridningen och ekologiska krav hos sällsynta och hotade arter utanför skogsbruksenhetens gränser när beslut om åtgärder inom skogsbruksenheten ska fattas.</w:t>
+        <w:t>Talltita är rödlistad som NT, fridlyst och prioriterad art i Skogsvårdslagen. Den omfattas av EU:s fågeldirektiv. Arten har minskat kraftigt de senaste 30 åren och minskningstakten innevarande 10-årsperiod beräknas till 20 (10–30) % (SLU Artdatabanken, 2022).</w:t>
       </w:r>
     </w:p>
     <w:p>
       <w:r>
-        <w:rPr>
-          <w:b/>
-        </w:rPr>
-        <w:t xml:space="preserve">6.4.1 </w:t>
-      </w:r>
-      <w:r>
-        <w:t>Följande biotoper undantas från alla skogsbruksåtgärder, förutom åtgärder påkallade för att bevara eller främja biotopens naturliga eller hävdbetingade biologiska mångfald:</w:t>
+        <w:t>Talltita föredrar större sammanhängande barrskogar, och finns såväl i tallskog som granskog och i lövblandad barrskog. Skogens struktur är viktig och ska helst vara flerskiktad med riklig underväxt av mindre granar, björk och andra lövträd och buskar. Tillgång på murknande högstubbar är särskilt viktig, eftersom talltitan helst själv hackar ut sitt bohål (SLU Artdatabanken, 2022).</w:t>
       </w:r>
     </w:p>
     <w:p>
-      <w:pPr>
-        <w:ind w:left="357"/>
-      </w:pPr>
-      <w:r>
-        <w:t>b) nyckelbiotoper enligt Skogsstyrelsens definition och metod (1995)</w:t>
+      <w:r>
+        <w:t>Det finns flera studier som visar att talltita är känslig för gallring och inte överlever när dess livsmiljö kalavverkas (Eggers and Low, 2014; Griesser et al., 2007; Klein, 2020). Talltitans revir är förhållandevis stora, 10–20 hektar och arten missgynnas när skogen fragmenteras. Kalavverkning av större delar av reviret innebär att det överges (Artdatabanken, 2021).</w:t>
       </w:r>
     </w:p>
     <w:p>
-      <w:pPr>
-        <w:pStyle w:val="ListBullet"/>
-      </w:pPr>
-      <w:r>
-        <w:rPr>
-          <w:b/>
-          <w:i/>
-        </w:rPr>
-        <w:t xml:space="preserve">Kommentar: </w:t>
-      </w:r>
-      <w:r>
-        <w:rPr>
-          <w:i/>
-        </w:rPr>
-        <w:t>I det avverkningsanmälda skogsområdet har 38 rödlistade arter och signalarter påträffats. Detta ska jämföras med Skogsstyrelsens uppföljning 2017 av nyckelbiotoper som visade att man i genomsnitt hittar 20,6 olika rödlistade arter och signalarter i en nyckelbiotop (Wijk, S. 2017. Biologisk mångfald i nyckelbiotoper – Resultat från inventeringen “Uppföljning biologisk mångfald” 2009–2015. Rapport 4/2017 Skogsstyrelsen, Jönköping).</w:t>
-      </w:r>
-    </w:p>
-    <w:p>
-      <w:r>
-        <w:rPr>
-          <w:b/>
-        </w:rPr>
-        <w:t xml:space="preserve">6.4.3 </w:t>
-      </w:r>
-      <w:r>
-        <w:t>Bevarandeåtgärder genomförs för de kända förekomster av rödlistade arter som påverkas av skogsbruk.</w:t>
-      </w:r>
-    </w:p>
-    <w:p>
-      <w:pPr>
-        <w:pStyle w:val="ListBullet"/>
-      </w:pPr>
-      <w:r>
-        <w:rPr>
-          <w:b/>
-          <w:i/>
-        </w:rPr>
-        <w:t xml:space="preserve">Kommentar: </w:t>
-      </w:r>
-      <w:r>
-        <w:rPr>
-          <w:i/>
-        </w:rPr>
-        <w:t>I det avverkningsanmälda skogsområdet har 41 naturvårdsarter varav 26 rödlistade arter sina livsmiljöer och växtplatser.</w:t>
+      <w:r>
+        <w:t>Talltitan är synnerligen trogen sitt revir så länge paret lever och biotopen förblir intakt. Paret stannar i sitt revir året om. En förlust av ett revir har därför en stor inverkan på den lokala populationen och trakthyggesbruket anses vara orsak till den svenska populationens kraftiga minskning. Talltiteparets revirtrohet innebär att närhelst under året man observerar en adult talltita så ingår denna plats i reviret (Siffczyk et al., 2003; Ekman, 1979).</w:t>
       </w:r>
     </w:p>
     <w:p>
@@ -1486,18 +1754,161 @@
         <w:pStyle w:val="Heading2"/>
       </w:pPr>
       <w:r>
-        <w:t>Ur Chain of Custody Certification (FSC-STD-40-004 ver 3.0)</w:t>
+        <w:t>Referenser – talltita</w:t>
       </w:r>
     </w:p>
     <w:p>
       <w:r>
-        <w:rPr>
-          <w:b/>
-        </w:rPr>
-        <w:t xml:space="preserve">1.3 </w:t>
-      </w:r>
-      <w:r>
-        <w:t xml:space="preserve">The organization shall commit to the FSC values as defined in FSC-POL-01-004 Policy for the Association of Organizations with FSC. </w:t>
+        <w:t xml:space="preserve">Eggers, S., Low, M., 2014. </w:t>
+      </w:r>
+      <w:r>
+        <w:rPr>
+          <w:i/>
+        </w:rPr>
+        <w:t xml:space="preserve">Differential demographic responses of sympatric Parids to vegetation management in boreal forest. </w:t>
+      </w:r>
+      <w:r>
+        <w:t>For. Ecol. Manage. 319, 169–175.</w:t>
+      </w:r>
+    </w:p>
+    <w:p>
+      <w:r>
+        <w:t xml:space="preserve">Ekman, J., 1979. </w:t>
+      </w:r>
+      <w:r>
+        <w:rPr>
+          <w:i/>
+        </w:rPr>
+        <w:t xml:space="preserve">Coherence, composition and territories of winter social groups of the Willow Tit Parus montanus and the Crested Tit P. cristatus. </w:t>
+      </w:r>
+      <w:r>
+        <w:t>Ornis Scandinavica, 10, pp 56–68</w:t>
+      </w:r>
+    </w:p>
+    <w:p>
+      <w:r>
+        <w:t xml:space="preserve">Griesser, M., Nystrand, M., Eggers, S., Ekman, J., 2007. </w:t>
+      </w:r>
+      <w:r>
+        <w:rPr>
+          <w:i/>
+        </w:rPr>
+        <w:t xml:space="preserve">Impact of forestry practices on fitness correlates and population productivity in an open-nesting bird species. </w:t>
+      </w:r>
+      <w:r>
+        <w:t>Conserv. Biol. 21, 767–774. https://doi.org/10.1111/j.1523- 1739.2007.00675.x</w:t>
+      </w:r>
+    </w:p>
+    <w:p>
+      <w:r>
+        <w:t xml:space="preserve">Klein, J., 2020. </w:t>
+      </w:r>
+      <w:r>
+        <w:rPr>
+          <w:i/>
+        </w:rPr>
+        <w:t xml:space="preserve">The forgotten forest – On thinning, retention, and biodiversity in the boreal forest. </w:t>
+      </w:r>
+      <w:r>
+        <w:t>Doctoral Thesis No. 2020:50</w:t>
+      </w:r>
+    </w:p>
+    <w:p>
+      <w:r>
+        <w:t xml:space="preserve">Siffczyk, C., Brotons, L., Kangas, K., Orell, M., 2003. </w:t>
+      </w:r>
+      <w:r>
+        <w:rPr>
+          <w:i/>
+        </w:rPr>
+        <w:t xml:space="preserve">Home range size of willow tits. </w:t>
+      </w:r>
+      <w:r>
+        <w:t>Oecologica, 136, 635–642 (2003)</w:t>
+      </w:r>
+    </w:p>
+    <w:p>
+      <w:r>
+        <w:t xml:space="preserve">SLU Artdatabanken, 2021. </w:t>
+      </w:r>
+      <w:r>
+        <w:rPr>
+          <w:i/>
+        </w:rPr>
+        <w:t xml:space="preserve">Artfaktablad. Naturvård – artfakta. </w:t>
+      </w:r>
+      <w:r>
+        <w:t>SLU Artdatabanken, Uppsala</w:t>
+      </w:r>
+    </w:p>
+    <w:p>
+      <w:pPr>
+        <w:pStyle w:val="Heading1"/>
+      </w:pPr>
+      <w:r>
+        <w:t>Tretåig hackspett – ekologi samt krav på livsmiljön</w:t>
+      </w:r>
+    </w:p>
+    <w:p>
+      <w:r>
+        <w:t xml:space="preserve">Tretåig hackspett (NT) är fridlyst enligt §4 Artskyddsförordningen och finns med som prioriterad art i Skogsstyrelsen vägledning för skogsbruket (bilaga 4 till SVL). I vägledningen står bland annat att: </w:t>
+      </w:r>
+      <w:r>
+        <w:rPr>
+          <w:i/>
+        </w:rPr>
+        <w:t xml:space="preserve">“Tretåig hackspett har stora arealkrav och höga krav på sin livsmiljö. Omdaningen av naturskogar till kulturskogar medför en förlust av viktiga miljöer, något som förstärks av ökad fragmentering till följd av avverkningar.” </w:t>
+      </w:r>
+      <w:r>
+        <w:t xml:space="preserve">Vidare att: </w:t>
+      </w:r>
+      <w:r>
+        <w:rPr>
+          <w:i/>
+        </w:rPr>
+        <w:t>“Områden med dokumenterad permanent förekomst i naturskogsmiljöer har vanligen så stora naturvärden att skogsbruk är olämpligt”</w:t>
+      </w:r>
+      <w:r>
+        <w:t xml:space="preserve"> (SLU Artdatabanken, 2024; Skogsstyrelsen, 2016)</w:t>
+      </w:r>
+      <w:r>
+        <w:rPr>
+          <w:i/>
+        </w:rPr>
+        <w:t>.</w:t>
+      </w:r>
+    </w:p>
+    <w:p>
+      <w:r>
+        <w:t>Tretåig hackspett är beroende av större sammanhängande naturskogar med kontinuerlig tillgång och nybildning av död ved och fragmentering av livsmiljöerna utgör ett stort hot mot arten (se exempelvis Stachura-Skierczynska et al., 2009; Wesolowski et al., 2005; Butler et al., 2004; Pakkala et al., 2002; Amcoff et al., 1996; Virkkala, 1991). Det finns studier som visar att naturskogens självgallringsprocess som den tretåiga hackspetten är beroende av, inte kan ersättas med efterlämnad hänsyn i skogsbruket (Imbeau &amp; Desrochers, 2002).</w:t>
+      </w:r>
+    </w:p>
+    <w:p>
+      <w:r>
+        <w:t>Permanenta revir av tretåig hackspett karaktäriseras ofta av artens typiska ringformigt ordnade hackmärken på framför allt gamla granar. För att säkerställa att inte revir av tretåig hackspett drabbas av avverkningsplanerna bör en inventering göras i området både under häckningstid och under vintern, då arten utnyttjar betydligt större områden än under sommarens häckningsrevir. Storleken på häckningsreviret varierar med skogstypen, förekomsten av död ved och graden av fragmentering, men är i allmänhet i storleksordningen 25–100 hektar (SLU Artdatabanken, 2024; Skogsstyrelsen, 2016).</w:t>
+      </w:r>
+    </w:p>
+    <w:p>
+      <w:r>
+        <w:t xml:space="preserve">Förutom fridlysning enligt §4 Artskyddsförordningen är tretåig hackspett även förtecknad i EU:s fågeldirektiv bilaga 1. Den är typisk art för </w:t>
+      </w:r>
+      <w:r>
+        <w:rPr>
+          <w:i/>
+        </w:rPr>
+        <w:t xml:space="preserve">9010 Taiga, 9740 Skogsbevuxen myr, 9030 Landhöjningsskog </w:t>
+      </w:r>
+      <w:r>
+        <w:t xml:space="preserve">och </w:t>
+      </w:r>
+      <w:r>
+        <w:rPr>
+          <w:i/>
+        </w:rPr>
+        <w:t>9040 Fjällbjörkskog</w:t>
+      </w:r>
+      <w:r>
+        <w:t xml:space="preserve"> samt ingår i Natura 2000 och är förtecknad i Bernkonventionen bilaga II (strikt skyddade djurarter) (SLU Artdatabanken, 2024; Skogsstyrelsen, 2016).</w:t>
       </w:r>
     </w:p>
     <w:p>
@@ -1505,70 +1916,166 @@
         <w:pStyle w:val="Heading2"/>
       </w:pPr>
       <w:r>
-        <w:t>Ur FSC:s policy för associerade organisationer (FSC-POL-01-004)</w:t>
+        <w:t>Referenser – tretåig hackspett</w:t>
       </w:r>
     </w:p>
     <w:p>
       <w:r>
-        <w:t xml:space="preserve">Som “Chain of Custody”-certifierad organisation är skogsbolaget bunden av de fastställda reglerna i Del 1 Punkt 1 c) i Policy för organisationer associerade med FSC (FSC-POL-01-004 V2-0 EN + SVE version 2012-03-02): </w:t>
+        <w:t xml:space="preserve">Amcoff, M. &amp; Eriksson, P. 1996. </w:t>
+      </w:r>
+      <w:r>
+        <w:rPr>
+          <w:i/>
+        </w:rPr>
+        <w:t xml:space="preserve">Förekomst av tretåig hackspett Picoides tridactylus på bestånds- och landskapsnivå. </w:t>
+      </w:r>
+      <w:r>
+        <w:t>Ornis Svecica 6: 107–119.</w:t>
+      </w:r>
+    </w:p>
+    <w:p>
+      <w:r>
+        <w:t xml:space="preserve">Butler, R., Angelstam, P., Ekelund, P. &amp; Schlaeffer, R. 2004. </w:t>
+      </w:r>
+      <w:r>
+        <w:rPr>
+          <w:i/>
+        </w:rPr>
+        <w:t xml:space="preserve">Dead wood threshold values for the three-toed woodpecker presence in boreal and sub-Alpine forest. </w:t>
+      </w:r>
+      <w:r>
+        <w:t>Biological conservation 119(3): 305–318.</w:t>
+      </w:r>
+    </w:p>
+    <w:p>
+      <w:r>
+        <w:t xml:space="preserve">Imbeau, L. &amp; Desrochers, A. 2002. </w:t>
+      </w:r>
+      <w:r>
+        <w:rPr>
+          <w:i/>
+        </w:rPr>
+        <w:t xml:space="preserve">Foraging Ecology and Use of Drumming Trees by Three-Toed Woodpeckers. </w:t>
+      </w:r>
+      <w:r>
+        <w:t>The Journal of Wildlife Management. Vol. 66, No. 1 (Jan., 2002), pp. 222–231.</w:t>
+      </w:r>
+    </w:p>
+    <w:p>
+      <w:r>
+        <w:t xml:space="preserve">Pakkala, T., Hanski, I. &amp; Tomppo, E. 2002. </w:t>
+      </w:r>
+      <w:r>
+        <w:rPr>
+          <w:i/>
+        </w:rPr>
+        <w:t xml:space="preserve">Spatial ecology of the three-toed woodpecker in managed forest landscapes. </w:t>
+      </w:r>
+      <w:r>
+        <w:t>Silva Fennica 36(1): 279–288.</w:t>
+      </w:r>
+    </w:p>
+    <w:p>
+      <w:r>
+        <w:t xml:space="preserve">Skogsstyrelsen, 2016. </w:t>
+      </w:r>
+      <w:r>
+        <w:rPr>
+          <w:i/>
+        </w:rPr>
+        <w:t>Vägledning för hänsyn till fåglar – Tretåig hackspett.</w:t>
+      </w:r>
+    </w:p>
+    <w:p>
+      <w:r>
+        <w:t xml:space="preserve">SLU Artdatabanken, 2024. </w:t>
+      </w:r>
+      <w:r>
+        <w:rPr>
+          <w:i/>
+        </w:rPr>
+        <w:t xml:space="preserve">Artfaktablad. Naturvård – artfakta. </w:t>
+      </w:r>
+      <w:r>
+        <w:t>SLU Artdatabanken, Uppsala.</w:t>
+      </w:r>
+    </w:p>
+    <w:p>
+      <w:r>
+        <w:t xml:space="preserve">Stachura-Skierczynska, K., Tumiel, T. &amp; Skierczynski, M. 2009. </w:t>
+      </w:r>
+      <w:r>
+        <w:rPr>
+          <w:i/>
+        </w:rPr>
+        <w:t xml:space="preserve">Habitat prediction model for three-toed woodpecker and its implications for the conservation of biologically valuable forests. </w:t>
+      </w:r>
+      <w:r>
+        <w:t>Forest Ecology and Management 258(5): 697–703.</w:t>
+      </w:r>
+    </w:p>
+    <w:p>
+      <w:r>
+        <w:t xml:space="preserve">Virkkala, R. 1991. </w:t>
+      </w:r>
+      <w:r>
+        <w:rPr>
+          <w:i/>
+        </w:rPr>
+        <w:t xml:space="preserve">Population trends of forest birds in a Finnish Lapland landscape of large habitat blocks – Consequences of stochastic environmental variation or regional habitat alteration. </w:t>
+      </w:r>
+      <w:r>
+        <w:t>Biological conservation 56(2): 223–240.</w:t>
+      </w:r>
+    </w:p>
+    <w:p>
+      <w:r>
+        <w:t xml:space="preserve">Wesolowski, T., Czeszczewik, D. &amp; Rowinski, P. 2005. </w:t>
+      </w:r>
+      <w:r>
+        <w:rPr>
+          <w:i/>
+        </w:rPr>
+        <w:t xml:space="preserve">Effects of forest management on Three-toed Woodpecker Picoides tridactylus distribution in the Bialowieza Forest (NE Poland): conservation implications. </w:t>
+      </w:r>
+      <w:r>
+        <w:t>Acta Ornithologica 40(1): 53–60.</w:t>
       </w:r>
     </w:p>
     <w:p>
       <w:pPr>
-        <w:pStyle w:val="ListNumber"/>
+        <w:pStyle w:val="Heading1"/>
       </w:pPr>
       <w:r>
-        <w:t>De organisationer FSC kan acceptera association med får inte direkt eller indirekt ha några kopplingar till nedanstående, oacceptabla aktiviteter:</w:t>
+        <w:t>Järpe – ekologi samt krav på livsmiljön</w:t>
       </w:r>
     </w:p>
     <w:p>
-      <w:pPr>
-        <w:ind w:left="357"/>
-      </w:pPr>
-      <w:r>
-        <w:t>a) Olaglig skogsavverkning och handel med olagligt avverkat virke eller skogsprodukter</w:t>
+      <w:r>
+        <w:t>Järpe är fridlyst enligt 4§ artskyddsförordningen och upptagen i bilaga 1 och 2 EU:s fågeldirektiv. Den finns i sammanhängande grandominerad skog över hela Sverige men förekomsterna är betydligt glesare i Götaland än i övriga landet. Järpen har sina livsmiljöer i tät barrskog med inblandning av lövträd och en väl utvecklad flerskiktad struktur med bärris och yngre eller undertryckta, täta granar i ett lägre skikt, ofta utmed bäckar och åar inne i den skyddande granskogen (SLU Artdatabanken, 2026).</w:t>
       </w:r>
     </w:p>
     <w:p>
-      <w:pPr>
-        <w:ind w:left="357"/>
-      </w:pPr>
-      <w:r>
-        <w:t>...</w:t>
-      </w:r>
-    </w:p>
-    <w:p>
-      <w:pPr>
-        <w:ind w:left="357"/>
-      </w:pPr>
-      <w:r>
-        <w:t>c) Skogsbruk som förstör höga naturvärden</w:t>
-      </w:r>
-    </w:p>
-    <w:p>
-      <w:pPr>
-        <w:ind w:left="357"/>
-      </w:pPr>
-      <w:r>
-        <w:t>d) Betydande omvandling av skog till plantager eller annan, icke skoglig, markanvändning</w:t>
-      </w:r>
-    </w:p>
-    <w:p>
-      <w:pPr>
-        <w:pStyle w:val="ListBullet"/>
-      </w:pPr>
-      <w:r>
-        <w:rPr>
-          <w:b/>
+      <w:r>
+        <w:t xml:space="preserve">Arten behöver lämpliga skogsbestånd om sammanlagt minst 25 hektar. Den är mycket stationär inom sitt revir och när ett par etablerat sig stannar de så länge miljön är intakt. Den undviker öppen mark och förﬂyttar sig sällan över större öppna myrar eller åkermark, och är därför känslig för fragmentering. Järpen överlever inte om dess livsmiljö kalavverkas och är även känslig för röjning, gallring och avverkning där unga granar och lövträd inte sparas i tillräcklig omfattning.  Järpe är typisk art för </w:t>
+      </w:r>
+      <w:r>
+        <w:rPr>
           <w:i/>
         </w:rPr>
-        <w:t xml:space="preserve">Kommentar: </w:t>
+        <w:t>9010 Taiga, 9740 Skogsbevuxen myr</w:t>
+      </w:r>
+      <w:r>
+        <w:t xml:space="preserve"> och </w:t>
       </w:r>
       <w:r>
         <w:rPr>
           <w:i/>
         </w:rPr>
-        <w:t>Avverkning av skog med höga naturvärden samt skada på fridlysta arter strider både mot FSC Controlled Wood-standarden och FSC:s policy for associerade organisationer.</w:t>
+        <w:t>9080 Lövsumpskog</w:t>
+      </w:r>
+      <w:r>
+        <w:t xml:space="preserve"> (SLU Artdatabanken, 2026).</w:t>
       </w:r>
     </w:p>
     <w:p>
@@ -1576,62 +2083,21 @@
         <w:pStyle w:val="Heading2"/>
       </w:pPr>
       <w:r>
-        <w:t>Ur FSC Controlled Wood (FSC-STD-40-005)</w:t>
+        <w:t>Referenser – järpe</w:t>
       </w:r>
     </w:p>
     <w:p>
       <w:r>
-        <w:t>Virke som inte accepteras i FSC-märkta produkter (oacceptabelt ursprung) enligt FSC Controlled Wood (FSC-STD-40-005):</w:t>
-      </w:r>
-    </w:p>
-    <w:p>
-      <w:pPr>
-        <w:pStyle w:val="ListNumber"/>
-      </w:pPr>
-      <w:r>
-        <w:t>Illegalt avverkat virke.</w:t>
-      </w:r>
-    </w:p>
-    <w:p>
-      <w:pPr>
-        <w:pStyle w:val="ListNumber"/>
-      </w:pPr>
-      <w:r>
-        <w:t>...</w:t>
-      </w:r>
-    </w:p>
-    <w:p>
-      <w:pPr>
-        <w:pStyle w:val="ListNumber"/>
-      </w:pPr>
-      <w:r>
-        <w:t>Virke från avverkningar som hotar höga naturvärden.</w:t>
-      </w:r>
-    </w:p>
-    <w:p>
-      <w:pPr>
-        <w:pStyle w:val="ListNumber"/>
-      </w:pPr>
-      <w:r>
-        <w:t>Virke från skog som konverteras till plantager eller icke-skogligt bruk.</w:t>
-      </w:r>
-    </w:p>
-    <w:p>
-      <w:pPr>
-        <w:pStyle w:val="ListBullet"/>
-      </w:pPr>
-      <w:r>
-        <w:rPr>
-          <w:b/>
+        <w:t xml:space="preserve">SLU Artdatabanken, 2026. </w:t>
+      </w:r>
+      <w:r>
+        <w:rPr>
           <w:i/>
         </w:rPr>
-        <w:t xml:space="preserve">Kommentar: </w:t>
-      </w:r>
-      <w:r>
-        <w:rPr>
-          <w:i/>
-        </w:rPr>
-        <w:t>Avverkning av skog med höga naturvärden samt skada på fridlysta arter strider både mot FSC Controlled Wood-standarden och FSC:s policy for associerade organisationer.</w:t>
+        <w:t xml:space="preserve">Artfaktablad. Naturvård – artfakta. </w:t>
+      </w:r>
+      <w:r>
+        <w:t>SLU Artdatabanken, Uppsala</w:t>
       </w:r>
     </w:p>
     <w:p>
@@ -1639,79 +2105,35 @@
         <w:pStyle w:val="Heading1"/>
       </w:pPr>
       <w:r>
-        <w:t>Ur PEFC-standarden gällande lagefterlevnad</w:t>
+        <w:t>Spillkråka – ekologi samt krav på livsmiljön</w:t>
       </w:r>
     </w:p>
     <w:p>
       <w:r>
-        <w:t>PEFC-standarden förutsätter att tillämplig svensk lagstiftning följs. Det är utsedd tillsynsmyndighet som ansvarar för tillsyn av lagens efterlevnad. PEFC-standarden återger innehållet i vissa certifieringskritiska lag- och föreskriftskrav vilka ska ingå i granskning av PEFC-systemets efterlevnad.</w:t>
+        <w:t xml:space="preserve">Spillkråka (§4) ingår i bilaga 1 EU:s fågeldirektiv och är typisk art för </w:t>
+      </w:r>
+      <w:r>
+        <w:rPr>
+          <w:i/>
+        </w:rPr>
+        <w:t xml:space="preserve">9010 Taiga </w:t>
+      </w:r>
+      <w:r>
+        <w:t>och</w:t>
+      </w:r>
+      <w:r>
+        <w:rPr>
+          <w:i/>
+        </w:rPr>
+        <w:t xml:space="preserve"> 9740 Skogsbevuxen myr</w:t>
+      </w:r>
+      <w:r>
+        <w:t>. Den lever i både barr- och blandskog liksom i ren lövskog. De tätaste populationerna tenderar att finnas i äldre, variationsrik blandskog med gott om död ved och gamla träd. Varje par utnyttjar 400–1000 hektar skog beroende på skogens kvalitet. Skogsbruk med korta omloppstider och täta, homogena ungskogar utgör det största hotet (SLU Artdatabanken, 2026).</w:t>
       </w:r>
     </w:p>
     <w:p>
-      <w:pPr>
-        <w:pStyle w:val="ListBullet"/>
-      </w:pPr>
-      <w:r>
-        <w:rPr>
-          <w:b/>
-          <w:i/>
-        </w:rPr>
-        <w:t xml:space="preserve">Kommentar: </w:t>
-      </w:r>
-      <w:r>
-        <w:rPr>
-          <w:i/>
-        </w:rPr>
-        <w:t>I den avverkningsanmälda skogen har fridlysta arter sina livsmiljöer och växtplatser. Att skada de fridlysta arternas livsmiljöer, växtplatser eller ekologiska funktion är inte tillåtet enligt artskyddsförordningen</w:t>
-      </w:r>
-    </w:p>
-    <w:p>
-      <w:r>
-        <w:br w:type="page"/>
-      </w:r>
-    </w:p>
-    <w:p>
-      <w:pPr>
-        <w:pStyle w:val="Title"/>
-      </w:pPr>
-      <w:r>
-        <w:t>BILAGA 1 – Fridlysta arter</w:t>
-      </w:r>
-    </w:p>
-    <w:p>
-      <w:pPr>
-        <w:pStyle w:val="Heading1"/>
-      </w:pPr>
-      <w:r>
-        <w:t>Järpe – ekologi samt krav på livsmiljön</w:t>
-      </w:r>
-    </w:p>
-    <w:p>
-      <w:r>
-        <w:t>Järpe är fridlyst enligt 4§ artskyddsförordningen och upptagen i bilaga 1 och 2 EU:s fågeldirektiv. Den finns i sammanhängande grandominerad skog över hela Sverige men förekomsterna är betydligt glesare i Götaland än i övriga landet. Järpen har sina livsmiljöer i tät barrskog med inblandning av lövträd och en väl utvecklad flerskiktad struktur med bärris och yngre eller undertryckta, täta granar i ett lägre skikt, ofta utmed bäckar och åar inne i den skyddande granskogen (SLU Artdatabanken, 2026).</w:t>
-      </w:r>
-    </w:p>
-    <w:p>
-      <w:r>
-        <w:t xml:space="preserve">Arten behöver lämpliga skogsbestånd om sammanlagt minst 25 hektar. Den är mycket stationär inom sitt revir och när ett par etablerat sig stannar de så länge miljön är intakt. Den undviker öppen mark och förﬂyttar sig sällan över större öppna myrar eller åkermark, och är därför känslig för fragmentering. Järpen överlever inte om dess livsmiljö kalavverkas och är även känslig för röjning, gallring och avverkning där unga granar och lövträd inte sparas i tillräcklig omfattning.  Järpe är typisk art för </w:t>
-      </w:r>
-      <w:r>
-        <w:rPr>
-          <w:i/>
-        </w:rPr>
-        <w:t>9010 Taiga, 9740 Skogsbevuxen myr</w:t>
-      </w:r>
-      <w:r>
-        <w:t xml:space="preserve"> och </w:t>
-      </w:r>
-      <w:r>
-        <w:rPr>
-          <w:i/>
-        </w:rPr>
-        <w:t>9080 Lövsumpskog</w:t>
-      </w:r>
-      <w:r>
-        <w:t xml:space="preserve"> (SLU Artdatabanken, 2026).</w:t>
+      <w:r>
+        <w:t>Spillkråka är en nyckelart i skogliga miljöer vars övergivna bohål utnyttjas av flera andra hålhäckande fågelarter och fladdermöss, däribland pärluggla (EN, §4), knipa (§4), salskrake (§4) och skogsduva (§4). Hökuggla (VU, §4) och slaguggla (§4) häckar ofta i högstubbar som brutits av i höjd med ett gammalt spillkråkebo (Skogsstyrelsen, 2016).</w:t>
       </w:r>
     </w:p>
     <w:p>
@@ -1719,500 +2141,35 @@
         <w:pStyle w:val="Heading2"/>
       </w:pPr>
       <w:r>
-        <w:t>Referenser – järpe</w:t>
+        <w:t>Referenser – spillkråka</w:t>
       </w:r>
     </w:p>
     <w:p>
       <w:r>
-        <w:t xml:space="preserve">SLU Artdatabanken, 2026. </w:t>
+        <w:t xml:space="preserve">Skogsstyrelsen, 2016. </w:t>
       </w:r>
       <w:r>
         <w:rPr>
           <w:i/>
         </w:rPr>
-        <w:t xml:space="preserve">Artfaktablad. Naturvård – artfakta. </w:t>
-      </w:r>
-      <w:r>
-        <w:t>SLU Artdatabanken, Uppsala</w:t>
+        <w:t xml:space="preserve">Vägledning för hänsyn till spillkråka. </w:t>
+      </w:r>
+      <w:r>
+        <w:t>Vägledningar och kunskapsstöd artskydd – Skogsstyrelsen.</w:t>
       </w:r>
     </w:p>
     <w:p>
-      <w:pPr>
-        <w:pStyle w:val="Heading1"/>
-      </w:pPr>
-      <w:r>
-        <w:t>Lavskrika – ekologi samt krav på livsmiljön</w:t>
-      </w:r>
-    </w:p>
-    <w:p>
-      <w:r>
-        <w:t>Lavskrika är rödlistad som nära hotad (NT), fridlyst enligt 4 § artskyddsförordningen (2007:845) och ingår i förteckningen över prioriterade arter i Skogsstyrelsens föreskrifter och allmänna råd (SKSFS 2011:7) bilaga 4. Lavskrikan är en mycket stationär fågel, som häckar i äldre, slutna och hänglavsrika barrskogar. Nyckelfaktorer är flerskiktad skog med rik undervegetation samt riklig förekomst av hänglavar (SLU Artdatabanken, 2026).</w:t>
-      </w:r>
-    </w:p>
-    <w:p>
-      <w:r>
-        <w:t xml:space="preserve">I Skogsstyrelsens vägledning för hänsyn till fåglar står bland annat att: </w:t>
+      <w:r>
+        <w:t xml:space="preserve">SLU Artdatabanken, 2026. </w:t>
       </w:r>
       <w:r>
         <w:rPr>
           <w:i/>
         </w:rPr>
-        <w:t>“Reviren är livslånga med hemområden som varierar mellan 50 och 150 ha. Hemområdena har inga fasta gränser utan det handlar mera om de yttre gränserna för familjegruppernas rörelser. Lavskrikan undviker att förflytta sig över stora öppna områden och hemområdesstorleken är därför större i områden fragmenterade av hyggen och yngre skog än i områden med i sammanhängande äldre skog. Det finns studier som antyder att det inom ett revir bör finnas maximalt 15 % öppna ytor och ungskog. Inom ett revir av hög kvalitet finns det som regel ett eller flera kärnområden (1–20 ha) med relativt tät flerskiktad granskog.”</w:t>
-      </w:r>
-      <w:r>
-        <w:t xml:space="preserve"> Vidare att: </w:t>
-      </w:r>
-      <w:r>
-        <w:rPr>
-          <w:i/>
-        </w:rPr>
-        <w:t>“Arten missgynnas när flerskiktad skog omförs till enskiktade bestånd. Även skogsskötsel med återkommande röjning och hård gallring är starkt negativt. Lavskrikan har relativt stora hemområden och försvinner när den äldre skogen fragmenteras, särskilt allvarligt är när kärnområdena avverkas.”</w:t>
-      </w:r>
-      <w:r>
-        <w:t xml:space="preserve"> (Skogsstyrelsen 2016).</w:t>
-      </w:r>
-    </w:p>
-    <w:p>
-      <w:r>
-        <w:t xml:space="preserve">Populationen har minskat med 20 (10–30) % under de senaste 15 åren och minskningstakten bedöms vara nära gränsvärdet för sårbar (VU). Arten försvinner successivt framför allt vid dess utbredningsgränser och populationen har minskat kontinuerligt under 2000-talet. Lavskrika är typisk art för </w:t>
-      </w:r>
-      <w:r>
-        <w:rPr>
-          <w:i/>
-        </w:rPr>
-        <w:t>9010 Taiga</w:t>
-      </w:r>
-      <w:r>
-        <w:t xml:space="preserve"> (SLU Artdatabanken, 2026).</w:t>
-      </w:r>
-    </w:p>
-    <w:p>
-      <w:pPr>
-        <w:pStyle w:val="Heading2"/>
-      </w:pPr>
-      <w:r>
-        <w:t>Referenser – lavskrika</w:t>
-      </w:r>
-    </w:p>
-    <w:p>
-      <w:r>
-        <w:t xml:space="preserve">Skogsstyrelsen, 2016. </w:t>
-      </w:r>
-      <w:r>
-        <w:rPr>
-          <w:i/>
-        </w:rPr>
-        <w:t xml:space="preserve">Vägledning för hänsyn till fåglar – lavskrika. </w:t>
-      </w:r>
-      <w:r>
-        <w:t>https://www.skogsstyrelsen.se/globalassets/lag-och-tillsyn/artskydd/vagledningar-for-hansyn-till-faglar/lavskrika-vagledning-hansyn.pdf</w:t>
-      </w:r>
-    </w:p>
-    <w:p>
-      <w:r>
-        <w:t xml:space="preserve">SLU Artdatabanken, 2026. </w:t>
-      </w:r>
-      <w:r>
-        <w:rPr>
-          <w:i/>
-        </w:rPr>
         <w:t xml:space="preserve">Artfaktablad. Naturvård – artfakta. </w:t>
       </w:r>
       <w:r>
-        <w:t>SLU Artdatabanken, Uppsala</w:t>
-      </w:r>
-    </w:p>
-    <w:p>
-      <w:pPr>
-        <w:pStyle w:val="Heading1"/>
-      </w:pPr>
-      <w:r>
-        <w:t>Spillkråka – ekologi samt krav på livsmiljön</w:t>
-      </w:r>
-    </w:p>
-    <w:p>
-      <w:r>
-        <w:t xml:space="preserve">Spillkråka (§4) ingår i bilaga 1 EU:s fågeldirektiv och är typisk art för </w:t>
-      </w:r>
-      <w:r>
-        <w:rPr>
-          <w:i/>
-        </w:rPr>
-        <w:t xml:space="preserve">9010 Taiga </w:t>
-      </w:r>
-      <w:r>
-        <w:t>och</w:t>
-      </w:r>
-      <w:r>
-        <w:rPr>
-          <w:i/>
-        </w:rPr>
-        <w:t xml:space="preserve"> 9740 Skogsbevuxen myr</w:t>
-      </w:r>
-      <w:r>
-        <w:t>. Den lever i både barr- och blandskog liksom i ren lövskog. De tätaste populationerna tenderar att finnas i äldre, variationsrik blandskog med gott om död ved och gamla träd. Varje par utnyttjar 400–1000 hektar skog beroende på skogens kvalitet. Skogsbruk med korta omloppstider och täta, homogena ungskogar utgör det största hotet (SLU Artdatabanken, 2026).</w:t>
-      </w:r>
-    </w:p>
-    <w:p>
-      <w:r>
-        <w:t>Spillkråka är en nyckelart i skogliga miljöer vars övergivna bohål utnyttjas av flera andra hålhäckande fågelarter och fladdermöss, däribland pärluggla (EN, §4), knipa (§4), salskrake (§4) och skogsduva (§4). Hökuggla (VU, §4) och slaguggla (§4) häckar ofta i högstubbar som brutits av i höjd med ett gammalt spillkråkebo (Skogsstyrelsen, 2016).</w:t>
-      </w:r>
-    </w:p>
-    <w:p>
-      <w:pPr>
-        <w:pStyle w:val="Heading2"/>
-      </w:pPr>
-      <w:r>
-        <w:t>Referenser – spillkråka</w:t>
-      </w:r>
-    </w:p>
-    <w:p>
-      <w:r>
-        <w:t xml:space="preserve">Skogsstyrelsen, 2016. </w:t>
-      </w:r>
-      <w:r>
-        <w:rPr>
-          <w:i/>
-        </w:rPr>
-        <w:t xml:space="preserve">Vägledning för hänsyn till spillkråka. </w:t>
-      </w:r>
-      <w:r>
-        <w:t>Vägledningar och kunskapsstöd artskydd – Skogsstyrelsen.</w:t>
-      </w:r>
-    </w:p>
-    <w:p>
-      <w:r>
-        <w:t xml:space="preserve">SLU Artdatabanken, 2026. </w:t>
-      </w:r>
-      <w:r>
-        <w:rPr>
-          <w:i/>
-        </w:rPr>
-        <w:t xml:space="preserve">Artfaktablad. Naturvård – artfakta. </w:t>
-      </w:r>
-      <w:r>
         <w:t>SLU Artdatabanken, Uppsala.</w:t>
-      </w:r>
-    </w:p>
-    <w:p>
-      <w:pPr>
-        <w:pStyle w:val="Heading1"/>
-      </w:pPr>
-      <w:r>
-        <w:t>Talltita – ekologi samt krav på livsmiljön</w:t>
-      </w:r>
-    </w:p>
-    <w:p>
-      <w:r>
-        <w:t>Talltita är rödlistad som NT, fridlyst och prioriterad art i Skogsvårdslagen. Den omfattas av EU:s fågeldirektiv. Arten har minskat kraftigt de senaste 30 åren och minskningstakten innevarande 10-årsperiod beräknas till 20 (10–30) % (SLU Artdatabanken, 2022).</w:t>
-      </w:r>
-    </w:p>
-    <w:p>
-      <w:r>
-        <w:t>Talltita föredrar större sammanhängande barrskogar, och finns såväl i tallskog som granskog och i lövblandad barrskog. Skogens struktur är viktig och ska helst vara flerskiktad med riklig underväxt av mindre granar, björk och andra lövträd och buskar. Tillgång på murknande högstubbar är särskilt viktig, eftersom talltitan helst själv hackar ut sitt bohål (SLU Artdatabanken, 2022).</w:t>
-      </w:r>
-    </w:p>
-    <w:p>
-      <w:r>
-        <w:t>Det finns flera studier som visar att talltita är känslig för gallring och inte överlever när dess livsmiljö kalavverkas (Eggers and Low, 2014; Griesser et al., 2007; Klein, 2020). Talltitans revir är förhållandevis stora, 10–20 hektar och arten missgynnas när skogen fragmenteras. Kalavverkning av större delar av reviret innebär att det överges (Artdatabanken, 2021).</w:t>
-      </w:r>
-    </w:p>
-    <w:p>
-      <w:r>
-        <w:t>Talltitan är synnerligen trogen sitt revir så länge paret lever och biotopen förblir intakt. Paret stannar i sitt revir året om. En förlust av ett revir har därför en stor inverkan på den lokala populationen och trakthyggesbruket anses vara orsak till den svenska populationens kraftiga minskning. Talltiteparets revirtrohet innebär att närhelst under året man observerar en adult talltita så ingår denna plats i reviret (Siffczyk et al., 2003; Ekman, 1979).</w:t>
-      </w:r>
-    </w:p>
-    <w:p>
-      <w:pPr>
-        <w:pStyle w:val="Heading2"/>
-      </w:pPr>
-      <w:r>
-        <w:t>Referenser – talltita</w:t>
-      </w:r>
-    </w:p>
-    <w:p>
-      <w:r>
-        <w:t xml:space="preserve">Eggers, S., Low, M., 2014. </w:t>
-      </w:r>
-      <w:r>
-        <w:rPr>
-          <w:i/>
-        </w:rPr>
-        <w:t xml:space="preserve">Differential demographic responses of sympatric Parids to vegetation management in boreal forest. </w:t>
-      </w:r>
-      <w:r>
-        <w:t>For. Ecol. Manage. 319, 169–175.</w:t>
-      </w:r>
-    </w:p>
-    <w:p>
-      <w:r>
-        <w:t xml:space="preserve">Ekman, J., 1979. </w:t>
-      </w:r>
-      <w:r>
-        <w:rPr>
-          <w:i/>
-        </w:rPr>
-        <w:t xml:space="preserve">Coherence, composition and territories of winter social groups of the Willow Tit Parus montanus and the Crested Tit P. cristatus. </w:t>
-      </w:r>
-      <w:r>
-        <w:t>Ornis Scandinavica, 10, pp 56–68</w:t>
-      </w:r>
-    </w:p>
-    <w:p>
-      <w:r>
-        <w:t xml:space="preserve">Griesser, M., Nystrand, M., Eggers, S., Ekman, J., 2007. </w:t>
-      </w:r>
-      <w:r>
-        <w:rPr>
-          <w:i/>
-        </w:rPr>
-        <w:t xml:space="preserve">Impact of forestry practices on fitness correlates and population productivity in an open-nesting bird species. </w:t>
-      </w:r>
-      <w:r>
-        <w:t>Conserv. Biol. 21, 767–774. https://doi.org/10.1111/j.1523- 1739.2007.00675.x</w:t>
-      </w:r>
-    </w:p>
-    <w:p>
-      <w:r>
-        <w:t xml:space="preserve">Klein, J., 2020. </w:t>
-      </w:r>
-      <w:r>
-        <w:rPr>
-          <w:i/>
-        </w:rPr>
-        <w:t xml:space="preserve">The forgotten forest – On thinning, retention, and biodiversity in the boreal forest. </w:t>
-      </w:r>
-      <w:r>
-        <w:t>Doctoral Thesis No. 2020:50</w:t>
-      </w:r>
-    </w:p>
-    <w:p>
-      <w:r>
-        <w:t xml:space="preserve">Siffczyk, C., Brotons, L., Kangas, K., Orell, M., 2003. </w:t>
-      </w:r>
-      <w:r>
-        <w:rPr>
-          <w:i/>
-        </w:rPr>
-        <w:t xml:space="preserve">Home range size of willow tits. </w:t>
-      </w:r>
-      <w:r>
-        <w:t>Oecologica, 136, 635–642 (2003)</w:t>
-      </w:r>
-    </w:p>
-    <w:p>
-      <w:r>
-        <w:t xml:space="preserve">SLU Artdatabanken, 2021. </w:t>
-      </w:r>
-      <w:r>
-        <w:rPr>
-          <w:i/>
-        </w:rPr>
-        <w:t xml:space="preserve">Artfaktablad. Naturvård – artfakta. </w:t>
-      </w:r>
-      <w:r>
-        <w:t>SLU Artdatabanken, Uppsala</w:t>
-      </w:r>
-    </w:p>
-    <w:p>
-      <w:pPr>
-        <w:pStyle w:val="Heading1"/>
-      </w:pPr>
-      <w:r>
-        <w:t>Tretåig hackspett – ekologi samt krav på livsmiljön</w:t>
-      </w:r>
-    </w:p>
-    <w:p>
-      <w:r>
-        <w:t xml:space="preserve">Tretåig hackspett (NT) är fridlyst enligt §4 Artskyddsförordningen och finns med som prioriterad art i Skogsstyrelsen vägledning för skogsbruket (bilaga 4 till SVL). I vägledningen står bland annat att: </w:t>
-      </w:r>
-      <w:r>
-        <w:rPr>
-          <w:i/>
-        </w:rPr>
-        <w:t xml:space="preserve">“Tretåig hackspett har stora arealkrav och höga krav på sin livsmiljö. Omdaningen av naturskogar till kulturskogar medför en förlust av viktiga miljöer, något som förstärks av ökad fragmentering till följd av avverkningar.” </w:t>
-      </w:r>
-      <w:r>
-        <w:t xml:space="preserve">Vidare att: </w:t>
-      </w:r>
-      <w:r>
-        <w:rPr>
-          <w:i/>
-        </w:rPr>
-        <w:t>“Områden med dokumenterad permanent förekomst i naturskogsmiljöer har vanligen så stora naturvärden att skogsbruk är olämpligt”</w:t>
-      </w:r>
-      <w:r>
-        <w:t xml:space="preserve"> (SLU Artdatabanken, 2024; Skogsstyrelsen, 2016)</w:t>
-      </w:r>
-      <w:r>
-        <w:rPr>
-          <w:i/>
-        </w:rPr>
-        <w:t>.</w:t>
-      </w:r>
-    </w:p>
-    <w:p>
-      <w:r>
-        <w:t>Tretåig hackspett är beroende av större sammanhängande naturskogar med kontinuerlig tillgång och nybildning av död ved och fragmentering av livsmiljöerna utgör ett stort hot mot arten (se exempelvis Stachura-Skierczynska et al., 2009; Wesolowski et al., 2005; Butler et al., 2004; Pakkala et al., 2002; Amcoff et al., 1996; Virkkala, 1991). Det finns studier som visar att naturskogens självgallringsprocess som den tretåiga hackspetten är beroende av, inte kan ersättas med efterlämnad hänsyn i skogsbruket (Imbeau &amp; Desrochers, 2002).</w:t>
-      </w:r>
-    </w:p>
-    <w:p>
-      <w:r>
-        <w:t>Permanenta revir av tretåig hackspett karaktäriseras ofta av artens typiska ringformigt ordnade hackmärken på framför allt gamla granar. För att säkerställa att inte revir av tretåig hackspett drabbas av avverkningsplanerna bör en inventering göras i området både under häckningstid och under vintern, då arten utnyttjar betydligt större områden än under sommarens häckningsrevir. Storleken på häckningsreviret varierar med skogstypen, förekomsten av död ved och graden av fragmentering, men är i allmänhet i storleksordningen 25–100 hektar (SLU Artdatabanken, 2024; Skogsstyrelsen, 2016).</w:t>
-      </w:r>
-    </w:p>
-    <w:p>
-      <w:r>
-        <w:t xml:space="preserve">Förutom fridlysning enligt §4 Artskyddsförordningen är tretåig hackspett även förtecknad i EU:s fågeldirektiv bilaga 1. Den är typisk art för </w:t>
-      </w:r>
-      <w:r>
-        <w:rPr>
-          <w:i/>
-        </w:rPr>
-        <w:t xml:space="preserve">9010 Taiga, 9740 Skogsbevuxen myr, 9030 Landhöjningsskog </w:t>
-      </w:r>
-      <w:r>
-        <w:t xml:space="preserve">och </w:t>
-      </w:r>
-      <w:r>
-        <w:rPr>
-          <w:i/>
-        </w:rPr>
-        <w:t>9040 Fjällbjörkskog</w:t>
-      </w:r>
-      <w:r>
-        <w:t xml:space="preserve"> samt ingår i Natura 2000 och är förtecknad i Bernkonventionen bilaga II (strikt skyddade djurarter) (SLU Artdatabanken, 2024; Skogsstyrelsen, 2016).</w:t>
-      </w:r>
-    </w:p>
-    <w:p>
-      <w:pPr>
-        <w:pStyle w:val="Heading2"/>
-      </w:pPr>
-      <w:r>
-        <w:t>Referenser – tretåig hackspett</w:t>
-      </w:r>
-    </w:p>
-    <w:p>
-      <w:r>
-        <w:t xml:space="preserve">Amcoff, M. &amp; Eriksson, P. 1996. </w:t>
-      </w:r>
-      <w:r>
-        <w:rPr>
-          <w:i/>
-        </w:rPr>
-        <w:t xml:space="preserve">Förekomst av tretåig hackspett Picoides tridactylus på bestånds- och landskapsnivå. </w:t>
-      </w:r>
-      <w:r>
-        <w:t>Ornis Svecica 6: 107–119.</w:t>
-      </w:r>
-    </w:p>
-    <w:p>
-      <w:r>
-        <w:t xml:space="preserve">Butler, R., Angelstam, P., Ekelund, P. &amp; Schlaeffer, R. 2004. </w:t>
-      </w:r>
-      <w:r>
-        <w:rPr>
-          <w:i/>
-        </w:rPr>
-        <w:t xml:space="preserve">Dead wood threshold values for the three-toed woodpecker presence in boreal and sub-Alpine forest. </w:t>
-      </w:r>
-      <w:r>
-        <w:t>Biological conservation 119(3): 305–318.</w:t>
-      </w:r>
-    </w:p>
-    <w:p>
-      <w:r>
-        <w:t xml:space="preserve">Imbeau, L. &amp; Desrochers, A. 2002. </w:t>
-      </w:r>
-      <w:r>
-        <w:rPr>
-          <w:i/>
-        </w:rPr>
-        <w:t xml:space="preserve">Foraging Ecology and Use of Drumming Trees by Three-Toed Woodpeckers. </w:t>
-      </w:r>
-      <w:r>
-        <w:t>The Journal of Wildlife Management. Vol. 66, No. 1 (Jan., 2002), pp. 222–231.</w:t>
-      </w:r>
-    </w:p>
-    <w:p>
-      <w:r>
-        <w:t xml:space="preserve">Pakkala, T., Hanski, I. &amp; Tomppo, E. 2002. </w:t>
-      </w:r>
-      <w:r>
-        <w:rPr>
-          <w:i/>
-        </w:rPr>
-        <w:t xml:space="preserve">Spatial ecology of the three-toed woodpecker in managed forest landscapes. </w:t>
-      </w:r>
-      <w:r>
-        <w:t>Silva Fennica 36(1): 279–288.</w:t>
-      </w:r>
-    </w:p>
-    <w:p>
-      <w:r>
-        <w:t xml:space="preserve">Skogsstyrelsen, 2016. </w:t>
-      </w:r>
-      <w:r>
-        <w:rPr>
-          <w:i/>
-        </w:rPr>
-        <w:t>Vägledning för hänsyn till fåglar – Tretåig hackspett.</w:t>
-      </w:r>
-    </w:p>
-    <w:p>
-      <w:r>
-        <w:t xml:space="preserve">SLU Artdatabanken, 2024. </w:t>
-      </w:r>
-      <w:r>
-        <w:rPr>
-          <w:i/>
-        </w:rPr>
-        <w:t xml:space="preserve">Artfaktablad. Naturvård – artfakta. </w:t>
-      </w:r>
-      <w:r>
-        <w:t>SLU Artdatabanken, Uppsala.</w:t>
-      </w:r>
-    </w:p>
-    <w:p>
-      <w:r>
-        <w:t xml:space="preserve">Stachura-Skierczynska, K., Tumiel, T. &amp; Skierczynski, M. 2009. </w:t>
-      </w:r>
-      <w:r>
-        <w:rPr>
-          <w:i/>
-        </w:rPr>
-        <w:t xml:space="preserve">Habitat prediction model for three-toed woodpecker and its implications for the conservation of biologically valuable forests. </w:t>
-      </w:r>
-      <w:r>
-        <w:t>Forest Ecology and Management 258(5): 697–703.</w:t>
-      </w:r>
-    </w:p>
-    <w:p>
-      <w:r>
-        <w:t xml:space="preserve">Virkkala, R. 1991. </w:t>
-      </w:r>
-      <w:r>
-        <w:rPr>
-          <w:i/>
-        </w:rPr>
-        <w:t xml:space="preserve">Population trends of forest birds in a Finnish Lapland landscape of large habitat blocks – Consequences of stochastic environmental variation or regional habitat alteration. </w:t>
-      </w:r>
-      <w:r>
-        <w:t>Biological conservation 56(2): 223–240.</w:t>
-      </w:r>
-    </w:p>
-    <w:p>
-      <w:r>
-        <w:t xml:space="preserve">Wesolowski, T., Czeszczewik, D. &amp; Rowinski, P. 2005. </w:t>
-      </w:r>
-      <w:r>
-        <w:rPr>
-          <w:i/>
-        </w:rPr>
-        <w:t xml:space="preserve">Effects of forest management on Three-toed Woodpecker Picoides tridactylus distribution in the Bialowieza Forest (NE Poland): conservation implications. </w:t>
-      </w:r>
-      <w:r>
-        <w:t>Acta Ornithologica 40(1): 53–60.</w:t>
       </w:r>
     </w:p>
     <w:sectPr>
@@ -2343,7 +2300,7 @@
     <w:r>
       <w:tab/>
       <w:tab/>
-      <w:t>2026-06-20</w:t>
+      <w:t>2026-06-21</w:t>
       <w:br/>
       <w:br/>
     </w:r>

--- a/klagomål/A 14896-2026 FSC-klagomål.docx
+++ b/klagomål/A 14896-2026 FSC-klagomål.docx
@@ -2300,7 +2300,7 @@
     <w:r>
       <w:tab/>
       <w:tab/>
-      <w:t>2026-06-21</w:t>
+      <w:t>2026-06-22</w:t>
       <w:br/>
       <w:br/>
     </w:r>

--- a/klagomål/A 14896-2026 FSC-klagomål.docx
+++ b/klagomål/A 14896-2026 FSC-klagomål.docx
@@ -2300,7 +2300,7 @@
     <w:r>
       <w:tab/>
       <w:tab/>
-      <w:t>2026-06-22</w:t>
+      <w:t>2026-06-23</w:t>
       <w:br/>
       <w:br/>
     </w:r>

--- a/klagomål/A 14896-2026 FSC-klagomål.docx
+++ b/klagomål/A 14896-2026 FSC-klagomål.docx
@@ -2300,7 +2300,7 @@
     <w:r>
       <w:tab/>
       <w:tab/>
-      <w:t>2026-06-23</w:t>
+      <w:t>2026-06-24</w:t>
       <w:br/>
       <w:br/>
     </w:r>

--- a/klagomål/A 14896-2026 FSC-klagomål.docx
+++ b/klagomål/A 14896-2026 FSC-klagomål.docx
@@ -2300,7 +2300,7 @@
     <w:r>
       <w:tab/>
       <w:tab/>
-      <w:t>2026-06-24</w:t>
+      <w:t>2026-06-25</w:t>
       <w:br/>
       <w:br/>
     </w:r>

--- a/klagomål/A 14896-2026 FSC-klagomål.docx
+++ b/klagomål/A 14896-2026 FSC-klagomål.docx
@@ -2300,7 +2300,7 @@
     <w:r>
       <w:tab/>
       <w:tab/>
-      <w:t>2026-06-25</w:t>
+      <w:t>2026-06-26</w:t>
       <w:br/>
       <w:br/>
     </w:r>

--- a/klagomål/A 14896-2026 FSC-klagomål.docx
+++ b/klagomål/A 14896-2026 FSC-klagomål.docx
@@ -2300,7 +2300,7 @@
     <w:r>
       <w:tab/>
       <w:tab/>
-      <w:t>2026-06-26</w:t>
+      <w:t>2026-06-27</w:t>
       <w:br/>
       <w:br/>
     </w:r>

--- a/klagomål/A 14896-2026 FSC-klagomål.docx
+++ b/klagomål/A 14896-2026 FSC-klagomål.docx
@@ -2300,7 +2300,7 @@
     <w:r>
       <w:tab/>
       <w:tab/>
-      <w:t>2026-06-27</w:t>
+      <w:t>2026-06-28</w:t>
       <w:br/>
       <w:br/>
     </w:r>

--- a/klagomål/A 14896-2026 FSC-klagomål.docx
+++ b/klagomål/A 14896-2026 FSC-klagomål.docx
@@ -2300,7 +2300,7 @@
     <w:r>
       <w:tab/>
       <w:tab/>
-      <w:t>2026-06-28</w:t>
+      <w:t>2026-06-29</w:t>
       <w:br/>
       <w:br/>
     </w:r>

--- a/klagomål/A 14896-2026 FSC-klagomål.docx
+++ b/klagomål/A 14896-2026 FSC-klagomål.docx
@@ -2300,7 +2300,7 @@
     <w:r>
       <w:tab/>
       <w:tab/>
-      <w:t>2026-06-29</w:t>
+      <w:t>2026-06-30</w:t>
       <w:br/>
       <w:br/>
     </w:r>

--- a/klagomål/A 14896-2026 FSC-klagomål.docx
+++ b/klagomål/A 14896-2026 FSC-klagomål.docx
@@ -2300,7 +2300,7 @@
     <w:r>
       <w:tab/>
       <w:tab/>
-      <w:t>2026-06-30</w:t>
+      <w:t>2026-07-01</w:t>
       <w:br/>
       <w:br/>
     </w:r>

--- a/klagomål/A 14896-2026 FSC-klagomål.docx
+++ b/klagomål/A 14896-2026 FSC-klagomål.docx
@@ -2300,7 +2300,7 @@
     <w:r>
       <w:tab/>
       <w:tab/>
-      <w:t>2026-07-13</w:t>
+      <w:t>2026-07-14</w:t>
       <w:br/>
       <w:br/>
     </w:r>

--- a/klagomål/A 14896-2026 FSC-klagomål.docx
+++ b/klagomål/A 14896-2026 FSC-klagomål.docx
@@ -2300,7 +2300,7 @@
     <w:r>
       <w:tab/>
       <w:tab/>
-      <w:t>2026-07-14</w:t>
+      <w:t>2026-07-15</w:t>
       <w:br/>
       <w:br/>
     </w:r>

--- a/klagomål/A 14896-2026 FSC-klagomål.docx
+++ b/klagomål/A 14896-2026 FSC-klagomål.docx
@@ -2300,7 +2300,7 @@
     <w:r>
       <w:tab/>
       <w:tab/>
-      <w:t>2026-07-15</w:t>
+      <w:t>2026-07-16</w:t>
       <w:br/>
       <w:br/>
     </w:r>

--- a/klagomål/A 14896-2026 FSC-klagomål.docx
+++ b/klagomål/A 14896-2026 FSC-klagomål.docx
@@ -2300,7 +2300,7 @@
     <w:r>
       <w:tab/>
       <w:tab/>
-      <w:t>2026-07-16</w:t>
+      <w:t>2026-07-17</w:t>
       <w:br/>
       <w:br/>
     </w:r>

--- a/klagomål/A 14896-2026 FSC-klagomål.docx
+++ b/klagomål/A 14896-2026 FSC-klagomål.docx
@@ -2300,7 +2300,7 @@
     <w:r>
       <w:tab/>
       <w:tab/>
-      <w:t>2026-07-17</w:t>
+      <w:t>2026-07-18</w:t>
       <w:br/>
       <w:br/>
     </w:r>

--- a/klagomål/A 14896-2026 FSC-klagomål.docx
+++ b/klagomål/A 14896-2026 FSC-klagomål.docx
@@ -178,7 +178,7 @@
       <w:r>
         <w:drawing>
           <wp:inline xmlns:a="http://schemas.openxmlformats.org/drawingml/2006/main" xmlns:pic="http://schemas.openxmlformats.org/drawingml/2006/picture">
-            <wp:extent cx="5486400" cy="5500527"/>
+            <wp:extent cx="5486400" cy="5505824"/>
             <wp:docPr id="1" name="Picture 1"/>
             <wp:cNvGraphicFramePr>
               <a:graphicFrameLocks noChangeAspect="1"/>
@@ -199,7 +199,7 @@
                   <pic:spPr>
                     <a:xfrm>
                       <a:off x="0" y="0"/>
-                      <a:ext cx="5486400" cy="5500527"/>
+                      <a:ext cx="5486400" cy="5505824"/>
                     </a:xfrm>
                     <a:prstGeom prst="rect"/>
                   </pic:spPr>
@@ -2300,7 +2300,7 @@
     <w:r>
       <w:tab/>
       <w:tab/>
-      <w:t>2026-07-18</w:t>
+      <w:t>2026-07-19</w:t>
       <w:br/>
       <w:br/>
     </w:r>

--- a/klagomål/A 14896-2026 FSC-klagomål.docx
+++ b/klagomål/A 14896-2026 FSC-klagomål.docx
@@ -2300,7 +2300,7 @@
     <w:r>
       <w:tab/>
       <w:tab/>
-      <w:t>2026-07-19</w:t>
+      <w:t>2026-07-20</w:t>
       <w:br/>
       <w:br/>
     </w:r>

--- a/klagomål/A 14896-2026 FSC-klagomål.docx
+++ b/klagomål/A 14896-2026 FSC-klagomål.docx
@@ -2300,7 +2300,7 @@
     <w:r>
       <w:tab/>
       <w:tab/>
-      <w:t>2026-07-20</w:t>
+      <w:t>2026-07-21</w:t>
       <w:br/>
       <w:br/>
     </w:r>

--- a/klagomål/A 14896-2026 FSC-klagomål.docx
+++ b/klagomål/A 14896-2026 FSC-klagomål.docx
@@ -2300,7 +2300,7 @@
     <w:r>
       <w:tab/>
       <w:tab/>
-      <w:t>2026-07-21</w:t>
+      <w:t>2026-07-22</w:t>
       <w:br/>
       <w:br/>
     </w:r>

--- a/klagomål/A 14896-2026 FSC-klagomål.docx
+++ b/klagomål/A 14896-2026 FSC-klagomål.docx
@@ -2300,7 +2300,7 @@
     <w:r>
       <w:tab/>
       <w:tab/>
-      <w:t>2026-07-22</w:t>
+      <w:t>2026-07-23</w:t>
       <w:br/>
       <w:br/>
     </w:r>

--- a/klagomål/A 14896-2026 FSC-klagomål.docx
+++ b/klagomål/A 14896-2026 FSC-klagomål.docx
@@ -2300,7 +2300,7 @@
     <w:r>
       <w:tab/>
       <w:tab/>
-      <w:t>2026-07-23</w:t>
+      <w:t>2026-07-24</w:t>
       <w:br/>
       <w:br/>
     </w:r>

--- a/klagomål/A 14896-2026 FSC-klagomål.docx
+++ b/klagomål/A 14896-2026 FSC-klagomål.docx
@@ -216,7 +216,7 @@
         <w:spacing w:after="240"/>
       </w:pPr>
       <w:r>
-        <w:t>Figur 1. Fyndplatser för naturvårdsarter i och inom 23 meter från avverkningsanmälan. Markörer utan svart kant är placerade på fyndplatsen. Markörer med svart kant är placerade vid sidan av fyndplatsen har ett svart streck som visar fyndplatsens exakta position. Kartans mittpunktskoordinat är N 7229554, E 539050 i SWEREF 99 TM.</w:t>
+        <w:t>Figur 1. Fyndplatser för naturvårdsarter i och inom 23 meter från avverkningsanmälan. Markörer utan svart kant är placerade på fyndplatsen. Markörer med svart kant är placerade vid sidan av fyndplatsen och har ett svart streck som visar fyndplatsens exakta position. Kartans mittpunktskoordinat är N 7229554, E 539050 i SWEREF 99 TM.</w:t>
       </w:r>
     </w:p>
     <w:p>
@@ -2300,7 +2300,7 @@
     <w:r>
       <w:tab/>
       <w:tab/>
-      <w:t>2026-08-14</w:t>
+      <w:t>2026-08-15</w:t>
       <w:br/>
       <w:br/>
     </w:r>

--- a/klagomål/A 14896-2026 FSC-klagomål.docx
+++ b/klagomål/A 14896-2026 FSC-klagomål.docx
@@ -2300,7 +2300,7 @@
     <w:r>
       <w:tab/>
       <w:tab/>
-      <w:t>2026-08-15</w:t>
+      <w:t>2026-08-16</w:t>
       <w:br/>
       <w:br/>
     </w:r>

--- a/klagomål/A 14896-2026 FSC-klagomål.docx
+++ b/klagomål/A 14896-2026 FSC-klagomål.docx
@@ -2300,7 +2300,7 @@
     <w:r>
       <w:tab/>
       <w:tab/>
-      <w:t>2026-08-16</w:t>
+      <w:t>2026-08-17</w:t>
       <w:br/>
       <w:br/>
     </w:r>

--- a/klagomål/A 14896-2026 FSC-klagomål.docx
+++ b/klagomål/A 14896-2026 FSC-klagomål.docx
@@ -2300,7 +2300,7 @@
     <w:r>
       <w:tab/>
       <w:tab/>
-      <w:t>2026-08-17</w:t>
+      <w:t>2026-08-18</w:t>
       <w:br/>
       <w:br/>
     </w:r>

--- a/klagomål/A 14896-2026 FSC-klagomål.docx
+++ b/klagomål/A 14896-2026 FSC-klagomål.docx
@@ -2300,7 +2300,7 @@
     <w:r>
       <w:tab/>
       <w:tab/>
-      <w:t>2026-08-18</w:t>
+      <w:t>2026-08-19</w:t>
       <w:br/>
       <w:br/>
     </w:r>

--- a/klagomål/A 14896-2026 FSC-klagomål.docx
+++ b/klagomål/A 14896-2026 FSC-klagomål.docx
@@ -2300,7 +2300,7 @@
     <w:r>
       <w:tab/>
       <w:tab/>
-      <w:t>2026-08-19</w:t>
+      <w:t>2026-08-20</w:t>
       <w:br/>
       <w:br/>
     </w:r>

--- a/klagomål/A 14896-2026 FSC-klagomål.docx
+++ b/klagomål/A 14896-2026 FSC-klagomål.docx
@@ -2300,7 +2300,7 @@
     <w:r>
       <w:tab/>
       <w:tab/>
-      <w:t>2026-08-20</w:t>
+      <w:t>2026-08-21</w:t>
       <w:br/>
       <w:br/>
     </w:r>

--- a/klagomål/A 14896-2026 FSC-klagomål.docx
+++ b/klagomål/A 14896-2026 FSC-klagomål.docx
@@ -2300,7 +2300,7 @@
     <w:r>
       <w:tab/>
       <w:tab/>
-      <w:t>2026-08-21</w:t>
+      <w:t>2026-08-22</w:t>
       <w:br/>
       <w:br/>
     </w:r>

--- a/klagomål/A 14896-2026 FSC-klagomål.docx
+++ b/klagomål/A 14896-2026 FSC-klagomål.docx
@@ -2300,7 +2300,7 @@
     <w:r>
       <w:tab/>
       <w:tab/>
-      <w:t>2026-08-22</w:t>
+      <w:t>2026-08-23</w:t>
       <w:br/>
       <w:br/>
     </w:r>

--- a/klagomål/A 14896-2026 FSC-klagomål.docx
+++ b/klagomål/A 14896-2026 FSC-klagomål.docx
@@ -2300,7 +2300,7 @@
     <w:r>
       <w:tab/>
       <w:tab/>
-      <w:t>2026-08-23</w:t>
+      <w:t>2026-08-24</w:t>
       <w:br/>
       <w:br/>
     </w:r>

--- a/klagomål/A 14896-2026 FSC-klagomål.docx
+++ b/klagomål/A 14896-2026 FSC-klagomål.docx
@@ -2300,7 +2300,7 @@
     <w:r>
       <w:tab/>
       <w:tab/>
-      <w:t>2026-08-24</w:t>
+      <w:t>2026-08-25</w:t>
       <w:br/>
       <w:br/>
     </w:r>

--- a/klagomål/A 14896-2026 FSC-klagomål.docx
+++ b/klagomål/A 14896-2026 FSC-klagomål.docx
@@ -2300,7 +2300,7 @@
     <w:r>
       <w:tab/>
       <w:tab/>
-      <w:t>2026-08-25</w:t>
+      <w:t>2026-08-26</w:t>
       <w:br/>
       <w:br/>
     </w:r>

--- a/klagomål/A 14896-2026 FSC-klagomål.docx
+++ b/klagomål/A 14896-2026 FSC-klagomål.docx
@@ -2300,7 +2300,7 @@
     <w:r>
       <w:tab/>
       <w:tab/>
-      <w:t>2026-08-26</w:t>
+      <w:t>2026-08-27</w:t>
       <w:br/>
       <w:br/>
     </w:r>

--- a/klagomål/A 14896-2026 FSC-klagomål.docx
+++ b/klagomål/A 14896-2026 FSC-klagomål.docx
@@ -2300,7 +2300,7 @@
     <w:r>
       <w:tab/>
       <w:tab/>
-      <w:t>2026-08-27</w:t>
+      <w:t>2026-08-28</w:t>
       <w:br/>
       <w:br/>
     </w:r>

--- a/klagomål/A 14896-2026 FSC-klagomål.docx
+++ b/klagomål/A 14896-2026 FSC-klagomål.docx
@@ -2300,7 +2300,7 @@
     <w:r>
       <w:tab/>
       <w:tab/>
-      <w:t>2026-08-28</w:t>
+      <w:t>2026-08-29</w:t>
       <w:br/>
       <w:br/>
     </w:r>

--- a/klagomål/A 14896-2026 FSC-klagomål.docx
+++ b/klagomål/A 14896-2026 FSC-klagomål.docx
@@ -2300,7 +2300,7 @@
     <w:r>
       <w:tab/>
       <w:tab/>
-      <w:t>2026-08-29</w:t>
+      <w:t>2026-08-31</w:t>
       <w:br/>
       <w:br/>
     </w:r>

--- a/klagomål/A 14896-2026 FSC-klagomål.docx
+++ b/klagomål/A 14896-2026 FSC-klagomål.docx
@@ -2300,7 +2300,7 @@
     <w:r>
       <w:tab/>
       <w:tab/>
-      <w:t>2026-08-31</w:t>
+      <w:t>2026-09-01</w:t>
       <w:br/>
       <w:br/>
     </w:r>

--- a/klagomål/A 14896-2026 FSC-klagomål.docx
+++ b/klagomål/A 14896-2026 FSC-klagomål.docx
@@ -2300,7 +2300,7 @@
     <w:r>
       <w:tab/>
       <w:tab/>
-      <w:t>2026-09-01</w:t>
+      <w:t>2026-09-02</w:t>
       <w:br/>
       <w:br/>
     </w:r>

--- a/klagomål/A 14896-2026 FSC-klagomål.docx
+++ b/klagomål/A 14896-2026 FSC-klagomål.docx
@@ -2300,7 +2300,7 @@
     <w:r>
       <w:tab/>
       <w:tab/>
-      <w:t>2026-09-02</w:t>
+      <w:t>2026-09-03</w:t>
       <w:br/>
       <w:br/>
     </w:r>

--- a/klagomål/A 14896-2026 FSC-klagomål.docx
+++ b/klagomål/A 14896-2026 FSC-klagomål.docx
@@ -2300,7 +2300,7 @@
     <w:r>
       <w:tab/>
       <w:tab/>
-      <w:t>2026-09-03</w:t>
+      <w:t>2026-09-04</w:t>
       <w:br/>
       <w:br/>
     </w:r>

--- a/klagomål/A 14896-2026 FSC-klagomål.docx
+++ b/klagomål/A 14896-2026 FSC-klagomål.docx
@@ -2300,7 +2300,7 @@
     <w:r>
       <w:tab/>
       <w:tab/>
-      <w:t>2026-09-04</w:t>
+      <w:t>2026-09-05</w:t>
       <w:br/>
       <w:br/>
     </w:r>
